--- a/docs/notes/Week11_Step1_ContinuousEnv_逐行精讲.docx
+++ b/docs/notes/Week11_Step1_ContinuousEnv_逐行精讲.docx
@@ -2,7 +2,6 @@
 <file path=word/document.xml><?xml version="1.0" encoding="utf-8"?>
 <w:document xmlns:wpc="http://schemas.microsoft.com/office/word/2010/wordprocessingCanvas" xmlns:mo="http://schemas.microsoft.com/office/mac/office/2008/main" xmlns:mc="http://schemas.openxmlformats.org/markup-compatibility/2006" xmlns:mv="urn:schemas-microsoft-com:mac:vml" xmlns:o="urn:schemas-microsoft-com:office:office" xmlns:r="http://schemas.openxmlformats.org/officeDocument/2006/relationships" xmlns:m="http://schemas.openxmlformats.org/officeDocument/2006/math" xmlns:v="urn:schemas-microsoft-com:vml" xmlns:wp14="http://schemas.microsoft.com/office/word/2010/wordprocessingDrawing" xmlns:wp="http://schemas.openxmlformats.org/drawingml/2006/wordprocessingDrawing" xmlns:w10="urn:schemas-microsoft-com:office:word" xmlns:w="http://schemas.openxmlformats.org/wordprocessingml/2006/main" xmlns:w14="http://schemas.microsoft.com/office/word/2010/wordml" xmlns:wpg="http://schemas.microsoft.com/office/word/2010/wordprocessingGroup" xmlns:wpi="http://schemas.microsoft.com/office/word/2010/wordprocessingInk" xmlns:wne="http://schemas.microsoft.com/office/word/2006/wordml" xmlns:wps="http://schemas.microsoft.com/office/word/2010/wordprocessingShape" mc:Ignorable="w14 wp14">
   <w:body>
-    <w:p/>
     <w:p/>
     <w:p/>
     <w:p/>
@@ -16,7 +15,7 @@
           <w:color w:val="1F3A5F"/>
           <w:sz w:val="48"/>
         </w:rPr>
-        <w:t>Step 1: Continuous Action Environment</w:t>
+        <w:t>Step 1: 连续动作环境</w:t>
         <w:br/>
       </w:r>
       <w:r>
@@ -24,7 +23,7 @@
           <w:color w:val="666666"/>
           <w:sz w:val="26"/>
         </w:rPr>
-        <w:t>week11_continuous_env.py - EMS Simplified + Why DQN Fails</w:t>
+        <w:t>week11_continuous_env.py — EMS 简化版 + DQN 为什么不行</w:t>
       </w:r>
     </w:p>
     <w:p>
@@ -36,7 +35,7 @@
           <w:color w:val="999999"/>
           <w:sz w:val="20"/>
         </w:rPr>
-        <w:t>Generated: 2026-07-29</w:t>
+        <w:t>生成日期：2026-07-29</w:t>
       </w:r>
     </w:p>
     <w:p>
@@ -52,7 +51,7 @@
         <w:rPr>
           <w:color w:val="1F3A5F"/>
         </w:rPr>
-        <w:t>File Overview</w:t>
+        <w:t>文件概览</w:t>
       </w:r>
     </w:p>
     <w:p>
@@ -65,7 +64,38 @@
           <w:b w:val="0"/>
           <w:sz w:val="22"/>
         </w:rPr>
-        <w:t>Creates a continuous-action EMS environment (2D state, 1D continuous action) and demonstrates why DQN cannot handle continuous actions.</w:t>
+        <w:t>这个文件做了两件事：第一，创建了一个连续动作的 EMS 简化环境（状态 2 维、动作 1 维连续），第二，演示了 DQN 为什么处理不了连续动作。这是从 Week 10 的离散 GridWorld 跨越到连续动作 RL 的第一步。</w:t>
+      </w:r>
+    </w:p>
+    <w:p>
+      <w:pPr>
+        <w:spacing w:after="60"/>
+      </w:pPr>
+      <w:r>
+        <w:rPr>
+          <w:rFonts w:ascii="Microsoft YaHei" w:hAnsi="Microsoft YaHei"/>
+          <w:b w:val="0"/>
+          <w:sz w:val="22"/>
+        </w:rPr>
+        <w:t>核心对比：</w:t>
+      </w:r>
+    </w:p>
+    <w:p>
+      <w:pPr>
+        <w:pStyle w:val="ListBullet"/>
+        <w:ind w:left="850"/>
+      </w:pPr>
+      <w:r>
+        <w:t>GridWorld（Week 10）：离散状态 16 个、离散动作 4 个 → DQN 可以用</w:t>
+      </w:r>
+    </w:p>
+    <w:p>
+      <w:pPr>
+        <w:pStyle w:val="ListBullet"/>
+        <w:ind w:left="850"/>
+      </w:pPr>
+      <w:r>
+        <w:t>EMS 环境（Week 11）：连续状态 [SOC, P_load]、连续动作 P_fc ∈ [0,1] → DQN 不行</w:t>
       </w:r>
     </w:p>
     <w:tbl>
@@ -91,7 +121,7 @@
                 <w:b/>
                 <w:sz w:val="20"/>
               </w:rPr>
-              <w:t>Section</w:t>
+              <w:t>部分</w:t>
             </w:r>
           </w:p>
         </w:tc>
@@ -106,7 +136,7 @@
                 <w:b/>
                 <w:sz w:val="20"/>
               </w:rPr>
-              <w:t>Lines</w:t>
+              <w:t>行号</w:t>
             </w:r>
           </w:p>
         </w:tc>
@@ -121,7 +151,7 @@
                 <w:b/>
                 <w:sz w:val="20"/>
               </w:rPr>
-              <w:t>Content</w:t>
+              <w:t>内容</w:t>
             </w:r>
           </w:p>
         </w:tc>
@@ -137,7 +167,7 @@
                 <w:rFonts w:ascii="Microsoft YaHei" w:hAnsi="Microsoft YaHei"/>
                 <w:sz w:val="20"/>
               </w:rPr>
-              <w:t>EMSEnv class</w:t>
+              <w:t>EMSEnv 环境类</w:t>
             </w:r>
           </w:p>
         </w:tc>
@@ -165,7 +195,7 @@
                 <w:rFonts w:ascii="Microsoft YaHei" w:hAnsi="Microsoft YaHei"/>
                 <w:sz w:val="20"/>
               </w:rPr>
-              <w:t>Continuous state + continuous action + reward</w:t>
+              <w:t>定义连续状态 + 连续动作 + 奖励函数</w:t>
             </w:r>
           </w:p>
         </w:tc>
@@ -181,7 +211,7 @@
                 <w:rFonts w:ascii="Microsoft YaHei" w:hAnsi="Microsoft YaHei"/>
                 <w:sz w:val="20"/>
               </w:rPr>
-              <w:t>DQN failure demo</w:t>
+              <w:t>DQN_Continuous 网络</w:t>
             </w:r>
           </w:p>
         </w:tc>
@@ -195,7 +225,7 @@
                 <w:rFonts w:ascii="Microsoft YaHei" w:hAnsi="Microsoft YaHei"/>
                 <w:sz w:val="20"/>
               </w:rPr>
-              <w:t>115-203</w:t>
+              <w:t>115-133</w:t>
             </w:r>
           </w:p>
         </w:tc>
@@ -209,7 +239,7 @@
                 <w:rFonts w:ascii="Microsoft YaHei" w:hAnsi="Microsoft YaHei"/>
                 <w:sz w:val="20"/>
               </w:rPr>
-              <w:t>Shows why DQN fails on continuous actions</w:t>
+              <w:t>假 DQN——输出层只有 1 个神经元，不是 4 个 Q 值</w:t>
             </w:r>
           </w:p>
         </w:tc>
@@ -225,7 +255,51 @@
                 <w:rFonts w:ascii="Microsoft YaHei" w:hAnsi="Microsoft YaHei"/>
                 <w:sz w:val="20"/>
               </w:rPr>
-              <w:t>Environment test</w:t>
+              <w:t>demo_dqn_failure 演示</w:t>
+            </w:r>
+          </w:p>
+        </w:tc>
+        <w:tc>
+          <w:tcPr>
+            <w:tcW w:type="dxa" w:w="2880"/>
+          </w:tcPr>
+          <w:p>
+            <w:r>
+              <w:rPr>
+                <w:rFonts w:ascii="Microsoft YaHei" w:hAnsi="Microsoft YaHei"/>
+                <w:sz w:val="20"/>
+              </w:rPr>
+              <w:t>136-203</w:t>
+            </w:r>
+          </w:p>
+        </w:tc>
+        <w:tc>
+          <w:tcPr>
+            <w:tcW w:type="dxa" w:w="2880"/>
+          </w:tcPr>
+          <w:p>
+            <w:r>
+              <w:rPr>
+                <w:rFonts w:ascii="Microsoft YaHei" w:hAnsi="Microsoft YaHei"/>
+                <w:sz w:val="20"/>
+              </w:rPr>
+              <w:t>展示 DQN 为什么数学上无法处理连续动作</w:t>
+            </w:r>
+          </w:p>
+        </w:tc>
+      </w:tr>
+      <w:tr>
+        <w:tc>
+          <w:tcPr>
+            <w:tcW w:type="dxa" w:w="2880"/>
+          </w:tcPr>
+          <w:p>
+            <w:r>
+              <w:rPr>
+                <w:rFonts w:ascii="Microsoft YaHei" w:hAnsi="Microsoft YaHei"/>
+                <w:sz w:val="20"/>
+              </w:rPr>
+              <w:t>test_env 环境测试</w:t>
             </w:r>
           </w:p>
         </w:tc>
@@ -253,7 +327,7 @@
                 <w:rFonts w:ascii="Microsoft YaHei" w:hAnsi="Microsoft YaHei"/>
                 <w:sz w:val="20"/>
               </w:rPr>
-              <w:t>Random policy test</w:t>
+              <w:t>随机策略跑一局看看环境是否正常</w:t>
             </w:r>
           </w:p>
         </w:tc>
@@ -269,7 +343,7 @@
                 <w:rFonts w:ascii="Microsoft YaHei" w:hAnsi="Microsoft YaHei"/>
                 <w:sz w:val="20"/>
               </w:rPr>
-              <w:t>Main</w:t>
+              <w:t>主程序</w:t>
             </w:r>
           </w:p>
         </w:tc>
@@ -297,7 +371,7 @@
                 <w:rFonts w:ascii="Microsoft YaHei" w:hAnsi="Microsoft YaHei"/>
                 <w:sz w:val="20"/>
               </w:rPr>
-              <w:t>Run test + demo</w:t>
+              <w:t>调用 test_env 和 demo_dqn_failure</w:t>
             </w:r>
           </w:p>
         </w:tc>
@@ -316,19 +390,19 @@
         <w:rPr>
           <w:color w:val="1F3A5F"/>
         </w:rPr>
-        <w:t>EMSEnv Class (Lines 26-111)</w:t>
+        <w:t>EMSEnv 环境类 —— 逐行解释（26-111 行）</w:t>
       </w:r>
     </w:p>
     <w:p>
       <w:pPr>
-        <w:spacing w:before="80" w:after="20"/>
+        <w:spacing w:before="120" w:after="40"/>
       </w:pPr>
       <w:r>
         <w:rPr>
           <w:color w:val="999999"/>
           <w:sz w:val="16"/>
         </w:rPr>
-        <w:t xml:space="preserve">L26  </w:t>
+        <w:t xml:space="preserve">  L26  </w:t>
       </w:r>
       <w:r>
         <w:rPr>
@@ -342,28 +416,27 @@
     </w:p>
     <w:p>
       <w:pPr>
-        <w:spacing w:after="60"/>
-        <w:ind w:left="567"/>
+        <w:spacing w:before="0" w:after="120"/>
+        <w:ind w:left="454"/>
       </w:pPr>
       <w:r>
         <w:rPr>
           <w:rFonts w:ascii="Microsoft YaHei" w:hAnsi="Microsoft YaHei"/>
-          <w:b w:val="0"/>
-          <w:sz w:val="20"/>
+          <w:sz w:val="21"/>
         </w:rPr>
-        <w:t>Defines the simplified EMS environment. Key difference from GridWorld: states are continuous (not discrete grids), actions are continuous (not 4 directions).</w:t>
+        <w:t>定义 EMS 简化环境类。和 GridWorld 最关键的区别有两点：第一，状态是连续向量 [SOC, P_load]（不是离散格子编号 0-15），第二，动作是连续值 P_fc ∈ [0,1]（不是 4 个方向键 ↑↓←→）。这两个区别决定了 DQN 用不了。</w:t>
       </w:r>
     </w:p>
     <w:p>
       <w:pPr>
-        <w:spacing w:before="80" w:after="20"/>
+        <w:spacing w:before="120" w:after="40"/>
       </w:pPr>
       <w:r>
         <w:rPr>
           <w:color w:val="999999"/>
           <w:sz w:val="16"/>
         </w:rPr>
-        <w:t xml:space="preserve">L35  </w:t>
+        <w:t xml:space="preserve">  L35  </w:t>
       </w:r>
       <w:r>
         <w:rPr>
@@ -377,28 +450,27 @@
     </w:p>
     <w:p>
       <w:pPr>
-        <w:spacing w:after="60"/>
-        <w:ind w:left="567"/>
+        <w:spacing w:before="0" w:after="120"/>
+        <w:ind w:left="454"/>
       </w:pPr>
       <w:r>
         <w:rPr>
           <w:rFonts w:ascii="Microsoft YaHei" w:hAnsi="Microsoft YaHei"/>
-          <w:b w:val="0"/>
-          <w:sz w:val="20"/>
+          <w:sz w:val="21"/>
         </w:rPr>
-        <w:t>Init env params. SOC range 0.2-0.9, state_dim=2, action_dim=1.</w:t>
+        <w:t>初始化环境参数。设定 SOC 范围 0.2-0.9（锂电池安全范围），状态维度 2，动作维度 1。电池容量设了 50 kWh，每步时长 1 分钟。最后调用 self.reset() 初始化状态。</w:t>
       </w:r>
     </w:p>
     <w:p>
       <w:pPr>
-        <w:spacing w:before="80" w:after="20"/>
+        <w:spacing w:before="120" w:after="40"/>
       </w:pPr>
       <w:r>
         <w:rPr>
           <w:color w:val="999999"/>
           <w:sz w:val="16"/>
         </w:rPr>
-        <w:t xml:space="preserve">L39  </w:t>
+        <w:t xml:space="preserve">  L39  </w:t>
       </w:r>
       <w:r>
         <w:rPr>
@@ -412,28 +484,27 @@
     </w:p>
     <w:p>
       <w:pPr>
-        <w:spacing w:after="60"/>
-        <w:ind w:left="567"/>
+        <w:spacing w:before="0" w:after="120"/>
+        <w:ind w:left="454"/>
       </w:pPr>
       <w:r>
         <w:rPr>
           <w:rFonts w:ascii="Microsoft YaHei" w:hAnsi="Microsoft YaHei"/>
-          <w:b w:val="0"/>
-          <w:sz w:val="20"/>
+          <w:sz w:val="21"/>
         </w:rPr>
-        <w:t>State = [SOC, P_load], 2D continuous vector. Compare to GridWorld's 16 discrete states.</w:t>
+        <w:t>状态维度 = 2。状态向量是 [SOC, P_load] 两个连续值。对比 GridWorld 的状态是 16 个离散格子编号，用 one-hot 编码后是 16 维。这里直接用 2 维连续值输入网络——这就是"连续状态"的含义。</w:t>
       </w:r>
     </w:p>
     <w:p>
       <w:pPr>
-        <w:spacing w:before="80" w:after="20"/>
+        <w:spacing w:before="120" w:after="40"/>
       </w:pPr>
       <w:r>
         <w:rPr>
           <w:color w:val="999999"/>
           <w:sz w:val="16"/>
         </w:rPr>
-        <w:t xml:space="preserve">L40  </w:t>
+        <w:t xml:space="preserve">  L40  </w:t>
       </w:r>
       <w:r>
         <w:rPr>
@@ -447,28 +518,27 @@
     </w:p>
     <w:p>
       <w:pPr>
-        <w:spacing w:after="60"/>
-        <w:ind w:left="567"/>
+        <w:spacing w:before="0" w:after="120"/>
+        <w:ind w:left="454"/>
       </w:pPr>
       <w:r>
         <w:rPr>
           <w:rFonts w:ascii="Microsoft YaHei" w:hAnsi="Microsoft YaHei"/>
-          <w:b w:val="0"/>
-          <w:sz w:val="20"/>
+          <w:sz w:val="21"/>
         </w:rPr>
-        <w:t>Action = P_fc, 1D continuous value (normalized [0,1]). Compare to GridWorld's 4 discrete actions.</w:t>
+        <w:t>动作维度 = 1。动作是 P_fc（燃料电池功率），归一化到 [0,1] 范围。对比 GridWorld 的动作是 4 个离散值（上 0、下 1、左 2、右 3）。这里动作是一个连续区间中的任意值——这就是"连续动作"的含义。</w:t>
       </w:r>
     </w:p>
     <w:p>
       <w:pPr>
-        <w:spacing w:before="80" w:after="20"/>
+        <w:spacing w:before="120" w:after="40"/>
       </w:pPr>
       <w:r>
         <w:rPr>
           <w:color w:val="999999"/>
           <w:sz w:val="16"/>
         </w:rPr>
-        <w:t xml:space="preserve">L49  </w:t>
+        <w:t xml:space="preserve">  L49  </w:t>
       </w:r>
       <w:r>
         <w:rPr>
@@ -482,28 +552,27 @@
     </w:p>
     <w:p>
       <w:pPr>
-        <w:spacing w:after="60"/>
-        <w:ind w:left="567"/>
+        <w:spacing w:before="0" w:after="120"/>
+        <w:ind w:left="454"/>
       </w:pPr>
       <w:r>
         <w:rPr>
           <w:rFonts w:ascii="Microsoft YaHei" w:hAnsi="Microsoft YaHei"/>
-          <w:b w:val="0"/>
-          <w:sz w:val="20"/>
+          <w:sz w:val="21"/>
         </w:rPr>
-        <w:t>Reset env. SOC=0.6, P_load=0.5 kW. Returns initial state.</w:t>
+        <w:t>重置环境到初始状态。SOC 设为 0.6（60%，锂电池最优工作点附近），P_load 设为 0.5 kW。max_steps = 200（一局最多 200 步，防止无限循环）。返回 np.float32 数组。</w:t>
       </w:r>
     </w:p>
     <w:p>
       <w:pPr>
-        <w:spacing w:before="80" w:after="20"/>
+        <w:spacing w:before="120" w:after="40"/>
       </w:pPr>
       <w:r>
         <w:rPr>
           <w:color w:val="999999"/>
           <w:sz w:val="16"/>
         </w:rPr>
-        <w:t xml:space="preserve">L57  </w:t>
+        <w:t xml:space="preserve">  L57  </w:t>
       </w:r>
       <w:r>
         <w:rPr>
@@ -517,28 +586,27 @@
     </w:p>
     <w:p>
       <w:pPr>
-        <w:spacing w:after="60"/>
-        <w:ind w:left="567"/>
+        <w:spacing w:before="0" w:after="120"/>
+        <w:ind w:left="454"/>
       </w:pPr>
       <w:r>
         <w:rPr>
           <w:rFonts w:ascii="Microsoft YaHei" w:hAnsi="Microsoft YaHei"/>
-          <w:b w:val="0"/>
-          <w:sz w:val="20"/>
+          <w:sz w:val="21"/>
         </w:rPr>
-        <w:t>Returns current state [SOC, P_load] as numpy float32 array.</w:t>
+        <w:t>返回当前状态 [SOC, P_load]，numpy float32 数组。这个格式直接喂给 PyTorch 网络。和 GridWorld 的 state_to_onehot 不同——那里要把整数编号转成 16 维 one-hot 向量，这里直接用 2 维连续向量。</w:t>
       </w:r>
     </w:p>
     <w:p>
       <w:pPr>
-        <w:spacing w:before="80" w:after="20"/>
+        <w:spacing w:before="120" w:after="40"/>
       </w:pPr>
       <w:r>
         <w:rPr>
           <w:color w:val="999999"/>
           <w:sz w:val="16"/>
         </w:rPr>
-        <w:t xml:space="preserve">L61  </w:t>
+        <w:t xml:space="preserve">  L61  </w:t>
       </w:r>
       <w:r>
         <w:rPr>
@@ -552,28 +620,27 @@
     </w:p>
     <w:p>
       <w:pPr>
-        <w:spacing w:after="60"/>
-        <w:ind w:left="567"/>
+        <w:spacing w:before="0" w:after="120"/>
+        <w:ind w:left="454"/>
       </w:pPr>
       <w:r>
         <w:rPr>
           <w:rFonts w:ascii="Microsoft YaHei" w:hAnsi="Microsoft YaHei"/>
-          <w:b w:val="0"/>
-          <w:sz w:val="20"/>
+          <w:sz w:val="21"/>
         </w:rPr>
-        <w:t>Core: execute action. Action is normalized [0,1] P_fc.</w:t>
+        <w:t>环境的核心：执行动作。输入 action 是归一化 [0,1] 的 P_fc 值。输出 (next_state, reward, done, info)。和 GridWorld 的 step 接口完全一样，只是状态和动作都从离散变成了连续。</w:t>
       </w:r>
     </w:p>
     <w:p>
       <w:pPr>
-        <w:spacing w:before="80" w:after="20"/>
+        <w:spacing w:before="120" w:after="40"/>
       </w:pPr>
       <w:r>
         <w:rPr>
           <w:color w:val="999999"/>
           <w:sz w:val="16"/>
         </w:rPr>
-        <w:t xml:space="preserve">L68  </w:t>
+        <w:t xml:space="preserve">  L68  </w:t>
       </w:r>
       <w:r>
         <w:rPr>
@@ -587,28 +654,27 @@
     </w:p>
     <w:p>
       <w:pPr>
-        <w:spacing w:after="60"/>
-        <w:ind w:left="567"/>
+        <w:spacing w:before="0" w:after="120"/>
+        <w:ind w:left="454"/>
       </w:pPr>
       <w:r>
         <w:rPr>
           <w:rFonts w:ascii="Microsoft YaHei" w:hAnsi="Microsoft YaHei"/>
-          <w:b w:val="0"/>
-          <w:sz w:val="20"/>
+          <w:sz w:val="21"/>
         </w:rPr>
-        <w:t>Denormalize: map [0,1] to [0,30] kW. E.g., action=0.5 -&gt; P_fc=15kW.</w:t>
+        <w:t>反归一化。网络输出的动作是 [0,1] 之间的归一化值，这里乘以 30 映射到 [0,30] kW（实际燃料电池的功率范围）。比如 action=0.5 → P_fc=15kW，action=1.0 → P_fc=30kW。np.clip 防止动作越界。</w:t>
       </w:r>
     </w:p>
     <w:p>
       <w:pPr>
-        <w:spacing w:before="80" w:after="20"/>
+        <w:spacing w:before="120" w:after="40"/>
       </w:pPr>
       <w:r>
         <w:rPr>
           <w:color w:val="999999"/>
           <w:sz w:val="16"/>
         </w:rPr>
-        <w:t xml:space="preserve">L71  </w:t>
+        <w:t xml:space="preserve">  L71  </w:t>
       </w:r>
       <w:r>
         <w:rPr>
@@ -617,33 +683,32 @@
           <w:color w:val="1F3A5F"/>
           <w:sz w:val="20"/>
         </w:rPr>
-        <w:t>self.p_load = 0.3 + 0.4 * (0.5 + 0.5 * np.sin(...))</w:t>
+        <w:t>self.p_load = 0.3 + 0.4 * (0.5 + 0.5 * np.sin(self.steps * 0.1))</w:t>
       </w:r>
     </w:p>
     <w:p>
       <w:pPr>
-        <w:spacing w:after="60"/>
-        <w:ind w:left="567"/>
+        <w:spacing w:before="0" w:after="120"/>
+        <w:ind w:left="454"/>
       </w:pPr>
       <w:r>
         <w:rPr>
           <w:rFonts w:ascii="Microsoft YaHei" w:hAnsi="Microsoft YaHei"/>
-          <w:b w:val="0"/>
-          <w:sz w:val="20"/>
+          <w:sz w:val="21"/>
         </w:rPr>
-        <w:t>Simulate load variation using sine wave, range ~0.3-0.7.</w:t>
+        <w:t>生成负载功率（模拟实际工况）。用正弦波让负载在 0.3-0.7 kW 之间波动——模拟实际船舶/车辆运行中负载的变化。这是和 GridWorld 不同的地方：GridWorld 的奖励和转换是固定的概率，而这里的负载是随时间变化的连续值。</w:t>
       </w:r>
     </w:p>
     <w:p>
       <w:pPr>
-        <w:spacing w:before="80" w:after="20"/>
+        <w:spacing w:before="120" w:after="40"/>
       </w:pPr>
       <w:r>
         <w:rPr>
           <w:color w:val="999999"/>
           <w:sz w:val="16"/>
         </w:rPr>
-        <w:t xml:space="preserve">L77  </w:t>
+        <w:t xml:space="preserve">  L77  </w:t>
       </w:r>
       <w:r>
         <w:rPr>
@@ -657,28 +722,27 @@
     </w:p>
     <w:p>
       <w:pPr>
-        <w:spacing w:after="60"/>
-        <w:ind w:left="567"/>
+        <w:spacing w:before="0" w:after="120"/>
+        <w:ind w:left="454"/>
       </w:pPr>
       <w:r>
         <w:rPr>
           <w:rFonts w:ascii="Microsoft YaHei" w:hAnsi="Microsoft YaHei"/>
-          <w:b w:val="0"/>
-          <w:sz w:val="20"/>
+          <w:sz w:val="21"/>
         </w:rPr>
-        <w:t>SOC change = net power / capacity. P_fc &gt; P_load -&gt; charging, SOC up.</w:t>
+        <w:t>计算 SOC 变化量。公式很简单：SOC 变化 = 净功率 / 电池容量。P_fc &gt; P_load（发电大于用电）→ SOC 上升（充电）。P_fc &lt; P_load（发电小于用电）→ SOC 下降（放电）。这个变化量累加到当前 SOC 上。</w:t>
       </w:r>
     </w:p>
     <w:p>
       <w:pPr>
-        <w:spacing w:before="80" w:after="20"/>
+        <w:spacing w:before="120" w:after="40"/>
       </w:pPr>
       <w:r>
         <w:rPr>
           <w:color w:val="999999"/>
           <w:sz w:val="16"/>
         </w:rPr>
-        <w:t xml:space="preserve">L82  </w:t>
+        <w:t xml:space="preserve">  L82  </w:t>
       </w:r>
       <w:r>
         <w:rPr>
@@ -692,28 +756,27 @@
     </w:p>
     <w:p>
       <w:pPr>
-        <w:spacing w:after="60"/>
-        <w:ind w:left="567"/>
+        <w:spacing w:before="0" w:after="120"/>
+        <w:ind w:left="454"/>
       </w:pPr>
       <w:r>
         <w:rPr>
           <w:rFonts w:ascii="Microsoft YaHei" w:hAnsi="Microsoft YaHei"/>
-          <w:b w:val="0"/>
-          <w:sz w:val="20"/>
+          <w:sz w:val="21"/>
         </w:rPr>
-        <w:t>Fuel cost. Higher P_fc = more fuel = more negative reward.</w:t>
+        <w:t>燃料成本（负奖励）。P_fc 越大，消耗的氢气越多，负奖励越大。这是优化的主要目标——最小化燃料消耗。在 EMS 问题中，这对应着"经济性"指标。</w:t>
       </w:r>
     </w:p>
     <w:p>
       <w:pPr>
-        <w:spacing w:before="80" w:after="20"/>
+        <w:spacing w:before="120" w:after="40"/>
       </w:pPr>
       <w:r>
         <w:rPr>
           <w:color w:val="999999"/>
           <w:sz w:val="16"/>
         </w:rPr>
-        <w:t xml:space="preserve">L85  </w:t>
+        <w:t xml:space="preserve">  L85  </w:t>
       </w:r>
       <w:r>
         <w:rPr>
@@ -727,28 +790,27 @@
     </w:p>
     <w:p>
       <w:pPr>
-        <w:spacing w:after="60"/>
-        <w:ind w:left="567"/>
+        <w:spacing w:before="0" w:after="120"/>
+        <w:ind w:left="454"/>
       </w:pPr>
       <w:r>
         <w:rPr>
           <w:rFonts w:ascii="Microsoft YaHei" w:hAnsi="Microsoft YaHei"/>
-          <w:b w:val="0"/>
-          <w:sz w:val="20"/>
+          <w:sz w:val="21"/>
         </w:rPr>
-        <w:t>SOC penalty. Deviation from 0.6 is penalized.</w:t>
+        <w:t>SOC 偏离惩罚。SOC 偏离 0.6（目标值）越远，惩罚越大。这个惩罚项的目的是让智能体学会维持 SOC，避免电池过充或过放。在 EMS 中，这对应着"安全性"指标。</w:t>
       </w:r>
     </w:p>
     <w:p>
       <w:pPr>
-        <w:spacing w:before="80" w:after="20"/>
+        <w:spacing w:before="120" w:after="40"/>
       </w:pPr>
       <w:r>
         <w:rPr>
           <w:color w:val="999999"/>
           <w:sz w:val="16"/>
         </w:rPr>
-        <w:t xml:space="preserve">L89  </w:t>
+        <w:t xml:space="preserve">  L89  </w:t>
       </w:r>
       <w:r>
         <w:rPr>
@@ -762,16 +824,49 @@
     </w:p>
     <w:p>
       <w:pPr>
-        <w:spacing w:after="60"/>
-        <w:ind w:left="567"/>
+        <w:spacing w:before="0" w:after="120"/>
+        <w:ind w:left="454"/>
       </w:pPr>
       <w:r>
         <w:rPr>
           <w:rFonts w:ascii="Microsoft YaHei" w:hAnsi="Microsoft YaHei"/>
-          <w:b w:val="0"/>
+          <w:sz w:val="21"/>
+        </w:rPr>
+        <w:t>SOC 越界惩罚。如果 SOC 超出了 [0.2, 0.9] 的安全范围，额外罚 -1.0。这是"硬约束"——在实际系统中，SOC 出界会触发保护机制或者损坏电池。</w:t>
+      </w:r>
+    </w:p>
+    <w:p>
+      <w:pPr>
+        <w:spacing w:before="120" w:after="40"/>
+      </w:pPr>
+      <w:r>
+        <w:rPr>
+          <w:color w:val="999999"/>
+          <w:sz w:val="16"/>
+        </w:rPr>
+        <w:t xml:space="preserve">  L96  </w:t>
+      </w:r>
+      <w:r>
+        <w:rPr>
+          <w:rFonts w:ascii="Consolas" w:hAnsi="Consolas"/>
+          <w:b/>
+          <w:color w:val="1F3A5F"/>
           <w:sz w:val="20"/>
         </w:rPr>
-        <w:t>Bound penalty. SOC outside [0.2, 0.9] gets -1.0.</w:t>
+        <w:t>done = (self.steps &gt;= self.max_steps or ...)</w:t>
+      </w:r>
+    </w:p>
+    <w:p>
+      <w:pPr>
+        <w:spacing w:before="0" w:after="120"/>
+        <w:ind w:left="454"/>
+      </w:pPr>
+      <w:r>
+        <w:rPr>
+          <w:rFonts w:ascii="Microsoft YaHei" w:hAnsi="Microsoft YaHei"/>
+          <w:sz w:val="21"/>
+        </w:rPr>
+        <w:t>结束条件：超过最大步数（200），或者 SOC 越界（低于 0.2 或高于 0.9）。在 GridWorld 中是走到终点或陷阱结束。这里是通过控制步数和 SOC 范围来结束。</w:t>
       </w:r>
     </w:p>
     <w:p>
@@ -787,7 +882,7 @@
         <w:rPr>
           <w:color w:val="1F3A5F"/>
         </w:rPr>
-        <w:t>DQN Failure Demo (Lines 115-203)</w:t>
+        <w:t>DQN 为什么不行 —— 逐行解释（115-203 行）</w:t>
       </w:r>
     </w:p>
     <w:p>
@@ -800,19 +895,30 @@
           <w:b/>
           <w:sz w:val="24"/>
         </w:rPr>
-        <w:t>This is the key section showing why DQN fundamentally cannot handle continuous actions.</w:t>
+        <w:t>这个部分的核心目的：让你亲眼看到 DQN 在处理连续动作时的数学困境。DQN 不行不是调参问题，是数学结构决定的。</w:t>
       </w:r>
     </w:p>
     <w:p>
       <w:pPr>
-        <w:spacing w:before="80" w:after="20"/>
+        <w:pStyle w:val="Heading2"/>
+      </w:pPr>
+      <w:r>
+        <w:rPr>
+          <w:color w:val="1F3A5F"/>
+        </w:rPr>
+        <w:t>DQN_Continuous 网络（115-133 行）</w:t>
+      </w:r>
+    </w:p>
+    <w:p>
+      <w:pPr>
+        <w:spacing w:before="120" w:after="40"/>
       </w:pPr>
       <w:r>
         <w:rPr>
           <w:color w:val="999999"/>
           <w:sz w:val="16"/>
         </w:rPr>
-        <w:t xml:space="preserve">L115  </w:t>
+        <w:t xml:space="preserve">  L115  </w:t>
       </w:r>
       <w:r>
         <w:rPr>
@@ -826,28 +932,27 @@
     </w:p>
     <w:p>
       <w:pPr>
-        <w:spacing w:after="60"/>
-        <w:ind w:left="567"/>
+        <w:spacing w:before="0" w:after="120"/>
+        <w:ind w:left="454"/>
       </w:pPr>
       <w:r>
         <w:rPr>
           <w:rFonts w:ascii="Microsoft YaHei" w:hAnsi="Microsoft YaHei"/>
-          <w:b w:val="0"/>
-          <w:sz w:val="20"/>
+          <w:sz w:val="21"/>
         </w:rPr>
-        <w:t>Fake DQN - output layer has only 1 neuron (not 4). It directly outputs action values instead of Q values. This is supervised learning, not RL.</w:t>
+        <w:t>定义一个"假 DQN"网络。为什么说假？因为标准 DQN 的输出层有 N 个神经元（N = 离散动作数），每个对应一个动作的 Q 值。但这个网络输出层只有 1 个神经元，直接输出一个连续值——这本质上是个回归网络，不是 DQN。</w:t>
       </w:r>
     </w:p>
     <w:p>
       <w:pPr>
-        <w:spacing w:before="80" w:after="20"/>
+        <w:spacing w:before="120" w:after="40"/>
       </w:pPr>
       <w:r>
         <w:rPr>
           <w:color w:val="999999"/>
           <w:sz w:val="16"/>
         </w:rPr>
-        <w:t xml:space="preserve">L126  </w:t>
+        <w:t xml:space="preserve">  L126  </w:t>
       </w:r>
       <w:r>
         <w:rPr>
@@ -861,28 +966,38 @@
     </w:p>
     <w:p>
       <w:pPr>
-        <w:spacing w:after="60"/>
-        <w:ind w:left="567"/>
+        <w:spacing w:before="0" w:after="120"/>
+        <w:ind w:left="454"/>
       </w:pPr>
       <w:r>
         <w:rPr>
           <w:rFonts w:ascii="Microsoft YaHei" w:hAnsi="Microsoft YaHei"/>
-          <w:b w:val="0"/>
-          <w:sz w:val="20"/>
+          <w:sz w:val="21"/>
         </w:rPr>
-        <w:t>Network: 2D input -&gt; 64 hidden -&gt; 1D output. Standard DQN outputs Q-values for each action; this forcibly outputs a single continuous value.</w:t>
+        <w:t>网络结构很简单：2 维输入（状态 [SOC, P_load]）→ 64 维隐藏层 → ReLU → 1 维输出。这个输出被当做"动作"直接使用，而不是 Q 值。注意：这和标准 DQN 有本质区别。标准 DQN 的输出是"每个动作的 Q 值"，需要 argmax 选动作。这里直接输出动作值，绕过了 argmax——但也绕过了 Q-learning 的核心机制。</w:t>
       </w:r>
     </w:p>
     <w:p>
       <w:pPr>
-        <w:spacing w:before="80" w:after="20"/>
+        <w:pStyle w:val="Heading2"/>
+      </w:pPr>
+      <w:r>
+        <w:rPr>
+          <w:color w:val="1F3A5F"/>
+        </w:rPr>
+        <w:t>demo_dqn_failure 演示（136-203 行）</w:t>
+      </w:r>
+    </w:p>
+    <w:p>
+      <w:pPr>
+        <w:spacing w:before="120" w:after="40"/>
       </w:pPr>
       <w:r>
         <w:rPr>
           <w:color w:val="999999"/>
           <w:sz w:val="16"/>
         </w:rPr>
-        <w:t xml:space="preserve">L136  </w:t>
+        <w:t xml:space="preserve">  L136  </w:t>
       </w:r>
       <w:r>
         <w:rPr>
@@ -896,28 +1011,27 @@
     </w:p>
     <w:p>
       <w:pPr>
-        <w:spacing w:after="60"/>
-        <w:ind w:left="567"/>
+        <w:spacing w:before="0" w:after="120"/>
+        <w:ind w:left="454"/>
       </w:pPr>
       <w:r>
         <w:rPr>
           <w:rFonts w:ascii="Microsoft YaHei" w:hAnsi="Microsoft YaHei"/>
-          <w:b w:val="0"/>
-          <w:sz w:val="20"/>
+          <w:sz w:val="21"/>
         </w:rPr>
-        <w:t>Main demo function. Shows two fundamental problems.</w:t>
+        <w:t>演示 DQN 为什么不行。核心论点：DQN 的问题不是参数没调好，而是数学结构根本上就无法处理连续动作。</w:t>
       </w:r>
     </w:p>
     <w:p>
       <w:pPr>
-        <w:spacing w:before="80" w:after="20"/>
+        <w:spacing w:before="120" w:after="40"/>
       </w:pPr>
       <w:r>
         <w:rPr>
           <w:color w:val="999999"/>
           <w:sz w:val="16"/>
         </w:rPr>
-        <w:t xml:space="preserve">L157  </w:t>
+        <w:t xml:space="preserve">  L157  </w:t>
       </w:r>
       <w:r>
         <w:rPr>
@@ -926,33 +1040,32 @@
           <w:color w:val="1F3A5F"/>
           <w:sz w:val="20"/>
         </w:rPr>
-        <w:t>print('Problem 1: Cannot argmax')</w:t>
+        <w:t>print("问题 1: 没法 argmax")</w:t>
       </w:r>
     </w:p>
     <w:p>
       <w:pPr>
-        <w:spacing w:after="60"/>
-        <w:ind w:left="567"/>
+        <w:spacing w:before="0" w:after="120"/>
+        <w:ind w:left="454"/>
       </w:pPr>
       <w:r>
         <w:rPr>
           <w:rFonts w:ascii="Microsoft YaHei" w:hAnsi="Microsoft YaHei"/>
-          <w:b w:val="0"/>
-          <w:sz w:val="20"/>
+          <w:sz w:val="21"/>
         </w:rPr>
-        <w:t>Problem 1: DQN selects actions by argmax over all actions. Continuous actions have infinite possibilities - cannot enumerate.</w:t>
+        <w:t>DQN 选动作的核心步骤是 a = argmax Q(s,a)，也就是遍历所有动作，找到 Q 值最大的那个。在 GridWorld 的 4 个离散动作上这很容易。但连续动作有无限多个可能取值（比如 P_fc 可以是 0 kW、0.1 kW、0.01 kW、3.14159 kW……），你没法枚举所有可能性来求 argmax。这就叫"数学结构决定"——不管你怎么调参，argmax 都要求遍历，连续空间没法遍历。</w:t>
       </w:r>
     </w:p>
     <w:p>
       <w:pPr>
-        <w:spacing w:before="80" w:after="20"/>
+        <w:spacing w:before="120" w:after="40"/>
       </w:pPr>
       <w:r>
         <w:rPr>
           <w:color w:val="999999"/>
           <w:sz w:val="16"/>
         </w:rPr>
-        <w:t xml:space="preserve">L163  </w:t>
+        <w:t xml:space="preserve">  L163  </w:t>
       </w:r>
       <w:r>
         <w:rPr>
@@ -961,33 +1074,32 @@
           <w:color w:val="1F3A5F"/>
           <w:sz w:val="20"/>
         </w:rPr>
-        <w:t>print('Problem 2: Update formula also breaks')</w:t>
+        <w:t>print("问题 2: 即使强行输出一个动作值，更新公式也不对")</w:t>
       </w:r>
     </w:p>
     <w:p>
       <w:pPr>
-        <w:spacing w:after="60"/>
-        <w:ind w:left="567"/>
+        <w:spacing w:before="0" w:after="120"/>
+        <w:ind w:left="454"/>
       </w:pPr>
       <w:r>
         <w:rPr>
           <w:rFonts w:ascii="Microsoft YaHei" w:hAnsi="Microsoft YaHei"/>
-          <w:b w:val="0"/>
-          <w:sz w:val="20"/>
+          <w:sz w:val="21"/>
         </w:rPr>
-        <w:t>Problem 2: Q-learning formula target = r + gamma * max Q(s', a') requires max over a' - impossible for continuous actions.</w:t>
+        <w:t>Q-learning 的更新公式是 target = r + γ·max Q(s', a')。max Q(s', a') 需要计算"下个状态的最优 Q 值"，这又需要遍历所有可能的 a'——连续空间里没法算。有人会说"那我把 max 改成其他操作不行吗？"——改了就不叫 Q-learning 了，公式也不收敛了。</w:t>
       </w:r>
     </w:p>
     <w:p>
       <w:pPr>
-        <w:spacing w:before="80" w:after="20"/>
+        <w:spacing w:before="120" w:after="40"/>
       </w:pPr>
       <w:r>
         <w:rPr>
           <w:color w:val="999999"/>
           <w:sz w:val="16"/>
         </w:rPr>
-        <w:t xml:space="preserve">L181  </w:t>
+        <w:t xml:space="preserve">  L181  </w:t>
       </w:r>
       <w:r>
         <w:rPr>
@@ -1001,28 +1113,27 @@
     </w:p>
     <w:p>
       <w:pPr>
-        <w:spacing w:after="60"/>
-        <w:ind w:left="567"/>
+        <w:spacing w:before="0" w:after="120"/>
+        <w:ind w:left="454"/>
       </w:pPr>
       <w:r>
         <w:rPr>
           <w:rFonts w:ascii="Microsoft YaHei" w:hAnsi="Microsoft YaHei"/>
-          <w:b w:val="0"/>
-          <w:sz w:val="20"/>
+          <w:sz w:val="21"/>
         </w:rPr>
-        <w:t>Forcibly outputs an action value directly. sigmoid ensures [0,1] range. But this is not RL - no Q-value concept.</w:t>
+        <w:t>这里强行让网络直接输出动作值。sigmoid 保证输出范围在 [0,1] 之间。但注意：这本质上是监督学习（输入状态 → 输出动作），没有 Q 值的概念，没有贝尔曼公式，不是强化学习。这就像"把方向盘当油门踩——虽然都是踩踏板，但完全不是一回事。"</w:t>
       </w:r>
     </w:p>
     <w:p>
       <w:pPr>
-        <w:spacing w:before="80" w:after="20"/>
+        <w:spacing w:before="120" w:after="40"/>
       </w:pPr>
       <w:r>
         <w:rPr>
           <w:color w:val="999999"/>
           <w:sz w:val="16"/>
         </w:rPr>
-        <w:t xml:space="preserve">L199  </w:t>
+        <w:t xml:space="preserve">  L199  </w:t>
       </w:r>
       <w:r>
         <w:rPr>
@@ -1031,33 +1142,32 @@
           <w:color w:val="1F3A5F"/>
           <w:sz w:val="20"/>
         </w:rPr>
-        <w:t>print('DQN cannot handle continuous actions.')</w:t>
+        <w:t>print("DQN 从数学结构上就无法处理连续动作。")</w:t>
       </w:r>
     </w:p>
     <w:p>
       <w:pPr>
-        <w:spacing w:after="60"/>
-        <w:ind w:left="567"/>
+        <w:spacing w:before="0" w:after="120"/>
+        <w:ind w:left="454"/>
       </w:pPr>
       <w:r>
         <w:rPr>
           <w:rFonts w:ascii="Microsoft YaHei" w:hAnsi="Microsoft YaHei"/>
-          <w:b w:val="0"/>
-          <w:sz w:val="20"/>
+          <w:sz w:val="21"/>
         </w:rPr>
-        <w:t>Core conclusion. This is a mathematical limitation (argmax requires enumeration), not a tuning problem.</w:t>
+        <w:t>整段演示的核心结论。DQN 的两个核心操作——argmax（选动作）和 max（算 target）——都要求遍历动作空间。连续空间有无穷多个点，没法遍历。这不是换个网络结构、调大 hidden layer、加更多训练就能解决的。</w:t>
       </w:r>
     </w:p>
     <w:p>
       <w:pPr>
-        <w:spacing w:before="80" w:after="20"/>
+        <w:spacing w:before="120" w:after="40"/>
       </w:pPr>
       <w:r>
         <w:rPr>
           <w:color w:val="999999"/>
           <w:sz w:val="16"/>
         </w:rPr>
-        <w:t xml:space="preserve">L202  </w:t>
+        <w:t xml:space="preserve">  L202  </w:t>
       </w:r>
       <w:r>
         <w:rPr>
@@ -1066,21 +1176,20 @@
           <w:color w:val="1F3A5F"/>
           <w:sz w:val="20"/>
         </w:rPr>
-        <w:t>print('Must switch to Policy Gradient methods.')</w:t>
+        <w:t>print("要处理连续动作，必须换方法——策略梯度。")</w:t>
       </w:r>
     </w:p>
     <w:p>
       <w:pPr>
-        <w:spacing w:after="60"/>
-        <w:ind w:left="567"/>
+        <w:spacing w:before="0" w:after="120"/>
+        <w:ind w:left="454"/>
       </w:pPr>
       <w:r>
         <w:rPr>
           <w:rFonts w:ascii="Microsoft YaHei" w:hAnsi="Microsoft YaHei"/>
-          <w:b w:val="0"/>
-          <w:sz w:val="20"/>
+          <w:sz w:val="21"/>
         </w:rPr>
-        <w:t>Leads to next sections: REINFORCE, Actor-Critic, PPO.</w:t>
+        <w:t>引出下一步：REINFORCE。策略梯度方法不通过 Q 值来选动作，而是直接输出动作分布（均值和标准差），从分布中采样得到动作。这就绕开了 argmax 的限制——不需要枚举所有动作。</w:t>
       </w:r>
     </w:p>
     <w:sectPr>
@@ -1457,7 +1566,7 @@
     <w:qFormat/>
     <w:rsid w:val="00FC693F"/>
     <w:pPr>
-      <w:spacing w:line="324" w:lineRule="auto"/>
+      <w:spacing w:line="324" w:lineRule="auto" w:after="40"/>
     </w:pPr>
     <w:rPr>
       <w:rFonts w:ascii="Microsoft YaHei" w:hAnsi="Microsoft YaHei" w:eastAsia="Microsoft YaHei"/>

--- a/docs/notes/Week11_Step1_ContinuousEnv_逐行精讲.docx
+++ b/docs/notes/Week11_Step1_ContinuousEnv_逐行精讲.docx
@@ -23,7 +23,7 @@
           <w:color w:val="666666"/>
           <w:sz w:val="26"/>
         </w:rPr>
-        <w:t>week11_continuous_env.py — EMS 简化版 + DQN 为什么不行</w:t>
+        <w:t>week11_continuous_env.py — 从 GridWorld 到 EMS 连续控制的第一步</w:t>
       </w:r>
     </w:p>
     <w:p>
@@ -35,7 +35,7 @@
           <w:color w:val="999999"/>
           <w:sz w:val="20"/>
         </w:rPr>
-        <w:t>生成日期：2026-07-29</w:t>
+        <w:t>生成日期：2026-07-31</w:t>
       </w:r>
     </w:p>
     <w:p>
@@ -51,7 +51,7 @@
         <w:rPr>
           <w:color w:val="1F3A5F"/>
         </w:rPr>
-        <w:t>文件概览</w:t>
+        <w:t>一、文件概览</w:t>
       </w:r>
     </w:p>
     <w:p>
@@ -64,9 +64,400 @@
           <w:b w:val="0"/>
           <w:sz w:val="22"/>
         </w:rPr>
-        <w:t>这个文件做了两件事：第一，创建了一个连续动作的 EMS 简化环境（状态 2 维、动作 1 维连续），第二，演示了 DQN 为什么处理不了连续动作。这是从 Week 10 的离散 GridWorld 跨越到连续动作 RL 的第一步。</w:t>
-      </w:r>
-    </w:p>
+        <w:t>这个文件是 Week 11 的第一课，目标只有一个：**造出一个"连续动作"的强化学习环境，并亲眼验证 DQN 为什么搞不定它**。上一周（Week 10）的 GridWorld 环境里，状态是 16 个格子编号、动作是 4 个方向键，都是离散的；本文件把两者都换成连续值，这是从"离散 RL 入门"跨入"连续控制 RL"的分水岭。</w:t>
+      </w:r>
+    </w:p>
+    <w:p>
+      <w:pPr>
+        <w:spacing w:before="120" w:after="120"/>
+        <w:ind w:left="283" w:right="283"/>
+      </w:pPr>
+      <w:r>
+        <w:rPr>
+          <w:rFonts w:ascii="Microsoft YaHei" w:hAnsi="Microsoft YaHei"/>
+          <w:b/>
+          <w:color w:val="E67E22"/>
+          <w:sz w:val="22"/>
+        </w:rPr>
+        <w:t>💡 一句话记忆：本文件 = ① 一个连续动作的 EMS 简化环境（EMSEnv）+ ② 一个证明 DQN 用不了的演示（demo_dqn_failure）。</w:t>
+      </w:r>
+    </w:p>
+    <w:p>
+      <w:pPr>
+        <w:pStyle w:val="Heading2"/>
+      </w:pPr>
+      <w:r>
+        <w:rPr>
+          <w:color w:val="1F3A5F"/>
+        </w:rPr>
+        <w:t>1.1 与 Week10 GridWorld 的对比</w:t>
+      </w:r>
+    </w:p>
+    <w:tbl>
+      <w:tblPr>
+        <w:tblStyle w:val="TableGrid"/>
+        <w:tblW w:type="auto" w:w="0"/>
+        <w:tblLook w:firstColumn="1" w:firstRow="1" w:lastColumn="0" w:lastRow="0" w:noHBand="0" w:noVBand="1" w:val="04A0"/>
+      </w:tblPr>
+      <w:tblGrid>
+        <w:gridCol w:w="2160"/>
+        <w:gridCol w:w="2160"/>
+        <w:gridCol w:w="2160"/>
+        <w:gridCol w:w="2160"/>
+      </w:tblGrid>
+      <w:tr>
+        <w:tc>
+          <w:tcPr>
+            <w:tcW w:type="dxa" w:w="2160"/>
+          </w:tcPr>
+          <w:p>
+            <w:r>
+              <w:rPr>
+                <w:rFonts w:ascii="Microsoft YaHei" w:hAnsi="Microsoft YaHei"/>
+                <w:b/>
+                <w:sz w:val="19"/>
+              </w:rPr>
+              <w:t>维度</w:t>
+            </w:r>
+          </w:p>
+        </w:tc>
+        <w:tc>
+          <w:tcPr>
+            <w:tcW w:type="dxa" w:w="2160"/>
+          </w:tcPr>
+          <w:p>
+            <w:r>
+              <w:rPr>
+                <w:rFonts w:ascii="Microsoft YaHei" w:hAnsi="Microsoft YaHei"/>
+                <w:b/>
+                <w:sz w:val="19"/>
+              </w:rPr>
+              <w:t>Week10 GridWorld</w:t>
+            </w:r>
+          </w:p>
+        </w:tc>
+        <w:tc>
+          <w:tcPr>
+            <w:tcW w:type="dxa" w:w="2160"/>
+          </w:tcPr>
+          <w:p>
+            <w:r>
+              <w:rPr>
+                <w:rFonts w:ascii="Microsoft YaHei" w:hAnsi="Microsoft YaHei"/>
+                <w:b/>
+                <w:sz w:val="19"/>
+              </w:rPr>
+              <w:t>本文件 EMSEnv</w:t>
+            </w:r>
+          </w:p>
+        </w:tc>
+        <w:tc>
+          <w:tcPr>
+            <w:tcW w:type="dxa" w:w="2160"/>
+          </w:tcPr>
+          <w:p>
+            <w:r>
+              <w:rPr>
+                <w:rFonts w:ascii="Microsoft YaHei" w:hAnsi="Microsoft YaHei"/>
+                <w:b/>
+                <w:sz w:val="19"/>
+              </w:rPr>
+              <w:t>关键差异</w:t>
+            </w:r>
+          </w:p>
+        </w:tc>
+      </w:tr>
+      <w:tr>
+        <w:tc>
+          <w:tcPr>
+            <w:tcW w:type="dxa" w:w="2160"/>
+          </w:tcPr>
+          <w:p>
+            <w:r>
+              <w:rPr>
+                <w:rFonts w:ascii="Microsoft YaHei" w:hAnsi="Microsoft YaHei"/>
+                <w:sz w:val="19"/>
+              </w:rPr>
+              <w:t>状态</w:t>
+            </w:r>
+          </w:p>
+        </w:tc>
+        <w:tc>
+          <w:tcPr>
+            <w:tcW w:type="dxa" w:w="2160"/>
+          </w:tcPr>
+          <w:p>
+            <w:r>
+              <w:rPr>
+                <w:rFonts w:ascii="Microsoft YaHei" w:hAnsi="Microsoft YaHei"/>
+                <w:sz w:val="19"/>
+              </w:rPr>
+              <w:t>16 个离散格子编号 0-15</w:t>
+            </w:r>
+          </w:p>
+        </w:tc>
+        <w:tc>
+          <w:tcPr>
+            <w:tcW w:type="dxa" w:w="2160"/>
+          </w:tcPr>
+          <w:p>
+            <w:r>
+              <w:rPr>
+                <w:rFonts w:ascii="Microsoft YaHei" w:hAnsi="Microsoft YaHei"/>
+                <w:sz w:val="19"/>
+              </w:rPr>
+              <w:t>[SOC, P_load] 2 维连续值</w:t>
+            </w:r>
+          </w:p>
+        </w:tc>
+        <w:tc>
+          <w:tcPr>
+            <w:tcW w:type="dxa" w:w="2160"/>
+          </w:tcPr>
+          <w:p>
+            <w:r>
+              <w:rPr>
+                <w:rFonts w:ascii="Microsoft YaHei" w:hAnsi="Microsoft YaHei"/>
+                <w:sz w:val="19"/>
+              </w:rPr>
+              <w:t>离散→连续，用 2 个浮点数直接描述</w:t>
+            </w:r>
+          </w:p>
+        </w:tc>
+      </w:tr>
+      <w:tr>
+        <w:tc>
+          <w:tcPr>
+            <w:tcW w:type="dxa" w:w="2160"/>
+          </w:tcPr>
+          <w:p>
+            <w:r>
+              <w:rPr>
+                <w:rFonts w:ascii="Microsoft YaHei" w:hAnsi="Microsoft YaHei"/>
+                <w:sz w:val="19"/>
+              </w:rPr>
+              <w:t>动作</w:t>
+            </w:r>
+          </w:p>
+        </w:tc>
+        <w:tc>
+          <w:tcPr>
+            <w:tcW w:type="dxa" w:w="2160"/>
+          </w:tcPr>
+          <w:p>
+            <w:r>
+              <w:rPr>
+                <w:rFonts w:ascii="Microsoft YaHei" w:hAnsi="Microsoft YaHei"/>
+                <w:sz w:val="19"/>
+              </w:rPr>
+              <w:t>4 个方向（上/下/左/右）</w:t>
+            </w:r>
+          </w:p>
+        </w:tc>
+        <w:tc>
+          <w:tcPr>
+            <w:tcW w:type="dxa" w:w="2160"/>
+          </w:tcPr>
+          <w:p>
+            <w:r>
+              <w:rPr>
+                <w:rFonts w:ascii="Microsoft YaHei" w:hAnsi="Microsoft YaHei"/>
+                <w:sz w:val="19"/>
+              </w:rPr>
+              <w:t>P_fc ∈ [0,1] 归一化连续值</w:t>
+            </w:r>
+          </w:p>
+        </w:tc>
+        <w:tc>
+          <w:tcPr>
+            <w:tcW w:type="dxa" w:w="2160"/>
+          </w:tcPr>
+          <w:p>
+            <w:r>
+              <w:rPr>
+                <w:rFonts w:ascii="Microsoft YaHei" w:hAnsi="Microsoft YaHei"/>
+                <w:sz w:val="19"/>
+              </w:rPr>
+              <w:t>从"4 选 1"变成"区间内任取值"</w:t>
+            </w:r>
+          </w:p>
+        </w:tc>
+      </w:tr>
+      <w:tr>
+        <w:tc>
+          <w:tcPr>
+            <w:tcW w:type="dxa" w:w="2160"/>
+          </w:tcPr>
+          <w:p>
+            <w:r>
+              <w:rPr>
+                <w:rFonts w:ascii="Microsoft YaHei" w:hAnsi="Microsoft YaHei"/>
+                <w:sz w:val="19"/>
+              </w:rPr>
+              <w:t>奖励</w:t>
+            </w:r>
+          </w:p>
+        </w:tc>
+        <w:tc>
+          <w:tcPr>
+            <w:tcW w:type="dxa" w:w="2160"/>
+          </w:tcPr>
+          <w:p>
+            <w:r>
+              <w:rPr>
+                <w:rFonts w:ascii="Microsoft YaHei" w:hAnsi="Microsoft YaHei"/>
+                <w:sz w:val="19"/>
+              </w:rPr>
+              <w:t>走到终点 +1 / 陷阱 -1</w:t>
+            </w:r>
+          </w:p>
+        </w:tc>
+        <w:tc>
+          <w:tcPr>
+            <w:tcW w:type="dxa" w:w="2160"/>
+          </w:tcPr>
+          <w:p>
+            <w:r>
+              <w:rPr>
+                <w:rFonts w:ascii="Microsoft YaHei" w:hAnsi="Microsoft YaHei"/>
+                <w:sz w:val="19"/>
+              </w:rPr>
+              <w:t>三项连续奖励（燃料成本+SOC 惩罚+越界惩罚）</w:t>
+            </w:r>
+          </w:p>
+        </w:tc>
+        <w:tc>
+          <w:tcPr>
+            <w:tcW w:type="dxa" w:w="2160"/>
+          </w:tcPr>
+          <w:p>
+            <w:r>
+              <w:rPr>
+                <w:rFonts w:ascii="Microsoft YaHei" w:hAnsi="Microsoft YaHei"/>
+                <w:sz w:val="19"/>
+              </w:rPr>
+              <w:t>从离散奖励变成连续数值</w:t>
+            </w:r>
+          </w:p>
+        </w:tc>
+      </w:tr>
+      <w:tr>
+        <w:tc>
+          <w:tcPr>
+            <w:tcW w:type="dxa" w:w="2160"/>
+          </w:tcPr>
+          <w:p>
+            <w:r>
+              <w:rPr>
+                <w:rFonts w:ascii="Microsoft YaHei" w:hAnsi="Microsoft YaHei"/>
+                <w:sz w:val="19"/>
+              </w:rPr>
+              <w:t>终止</w:t>
+            </w:r>
+          </w:p>
+        </w:tc>
+        <w:tc>
+          <w:tcPr>
+            <w:tcW w:type="dxa" w:w="2160"/>
+          </w:tcPr>
+          <w:p>
+            <w:r>
+              <w:rPr>
+                <w:rFonts w:ascii="Microsoft YaHei" w:hAnsi="Microsoft YaHei"/>
+                <w:sz w:val="19"/>
+              </w:rPr>
+              <w:t>到达终点或陷阱</w:t>
+            </w:r>
+          </w:p>
+        </w:tc>
+        <w:tc>
+          <w:tcPr>
+            <w:tcW w:type="dxa" w:w="2160"/>
+          </w:tcPr>
+          <w:p>
+            <w:r>
+              <w:rPr>
+                <w:rFonts w:ascii="Microsoft YaHei" w:hAnsi="Microsoft YaHei"/>
+                <w:sz w:val="19"/>
+              </w:rPr>
+              <w:t>步数超限或 SOC 越界</w:t>
+            </w:r>
+          </w:p>
+        </w:tc>
+        <w:tc>
+          <w:tcPr>
+            <w:tcW w:type="dxa" w:w="2160"/>
+          </w:tcPr>
+          <w:p>
+            <w:r>
+              <w:rPr>
+                <w:rFonts w:ascii="Microsoft YaHei" w:hAnsi="Microsoft YaHei"/>
+                <w:sz w:val="19"/>
+              </w:rPr>
+              <w:t>物理约束（电池安全）驱动终止</w:t>
+            </w:r>
+          </w:p>
+        </w:tc>
+      </w:tr>
+      <w:tr>
+        <w:tc>
+          <w:tcPr>
+            <w:tcW w:type="dxa" w:w="2160"/>
+          </w:tcPr>
+          <w:p>
+            <w:r>
+              <w:rPr>
+                <w:rFonts w:ascii="Microsoft YaHei" w:hAnsi="Microsoft YaHei"/>
+                <w:sz w:val="19"/>
+              </w:rPr>
+              <w:t>能否用 DQN</w:t>
+            </w:r>
+          </w:p>
+        </w:tc>
+        <w:tc>
+          <w:tcPr>
+            <w:tcW w:type="dxa" w:w="2160"/>
+          </w:tcPr>
+          <w:p>
+            <w:r>
+              <w:rPr>
+                <w:rFonts w:ascii="Microsoft YaHei" w:hAnsi="Microsoft YaHei"/>
+                <w:sz w:val="19"/>
+              </w:rPr>
+              <w:t>可以（4 个 Q 值 argmax）</w:t>
+            </w:r>
+          </w:p>
+        </w:tc>
+        <w:tc>
+          <w:tcPr>
+            <w:tcW w:type="dxa" w:w="2160"/>
+          </w:tcPr>
+          <w:p>
+            <w:r>
+              <w:rPr>
+                <w:rFonts w:ascii="Microsoft YaHei" w:hAnsi="Microsoft YaHei"/>
+                <w:sz w:val="19"/>
+              </w:rPr>
+              <w:t>不行（见 5 章演示）</w:t>
+            </w:r>
+          </w:p>
+        </w:tc>
+        <w:tc>
+          <w:tcPr>
+            <w:tcW w:type="dxa" w:w="2160"/>
+          </w:tcPr>
+          <w:p>
+            <w:r>
+              <w:rPr>
+                <w:rFonts w:ascii="Microsoft YaHei" w:hAnsi="Microsoft YaHei"/>
+                <w:sz w:val="19"/>
+              </w:rPr>
+              <w:t>DQN 的 argmax 需要离散动作</w:t>
+            </w:r>
+          </w:p>
+        </w:tc>
+      </w:tr>
+    </w:tbl>
     <w:p>
       <w:pPr>
         <w:spacing w:after="60"/>
@@ -74,28 +465,21 @@
       <w:r>
         <w:rPr>
           <w:rFonts w:ascii="Microsoft YaHei" w:hAnsi="Microsoft YaHei"/>
-          <w:b w:val="0"/>
+          <w:b/>
           <w:sz w:val="22"/>
         </w:rPr>
-        <w:t>核心对比：</w:t>
-      </w:r>
-    </w:p>
-    <w:p>
-      <w:pPr>
-        <w:pStyle w:val="ListBullet"/>
-        <w:ind w:left="850"/>
-      </w:pPr>
-      <w:r>
-        <w:t>GridWorld（Week 10）：离散状态 16 个、离散动作 4 个 → DQN 可以用</w:t>
-      </w:r>
-    </w:p>
-    <w:p>
-      <w:pPr>
-        <w:pStyle w:val="ListBullet"/>
-        <w:ind w:left="850"/>
-      </w:pPr>
-      <w:r>
-        <w:t>EMS 环境（Week 11）：连续状态 [SOC, P_load]、连续动作 P_fc ∈ [0,1] → DQN 不行</w:t>
+        <w:t>注意：虽然环境变成了"连续"，但 RL 的基本接口没变——依然是 reset() 返回初始状态、step(action) 返回 (下一个状态, 奖励, 是否结束, 附加信息)。你调用的方式跟 GridWorld 一模一样，变的只是里面的"值"。</w:t>
+      </w:r>
+    </w:p>
+    <w:p>
+      <w:pPr>
+        <w:pStyle w:val="Heading2"/>
+      </w:pPr>
+      <w:r>
+        <w:rPr>
+          <w:color w:val="1F3A5F"/>
+        </w:rPr>
+        <w:t>1.2 与真实 EMS（能量管理系统）的对应关系</w:t>
       </w:r>
     </w:p>
     <w:tbl>
@@ -119,9 +503,9 @@
               <w:rPr>
                 <w:rFonts w:ascii="Microsoft YaHei" w:hAnsi="Microsoft YaHei"/>
                 <w:b/>
-                <w:sz w:val="20"/>
+                <w:sz w:val="19"/>
               </w:rPr>
-              <w:t>部分</w:t>
+              <w:t>代码里的元素</w:t>
             </w:r>
           </w:p>
         </w:tc>
@@ -134,9 +518,9 @@
               <w:rPr>
                 <w:rFonts w:ascii="Microsoft YaHei" w:hAnsi="Microsoft YaHei"/>
                 <w:b/>
-                <w:sz w:val="20"/>
+                <w:sz w:val="19"/>
               </w:rPr>
-              <w:t>行号</w:t>
+              <w:t>物理含义</w:t>
             </w:r>
           </w:p>
         </w:tc>
@@ -149,9 +533,9 @@
               <w:rPr>
                 <w:rFonts w:ascii="Microsoft YaHei" w:hAnsi="Microsoft YaHei"/>
                 <w:b/>
-                <w:sz w:val="20"/>
+                <w:sz w:val="19"/>
               </w:rPr>
-              <w:t>内容</w:t>
+              <w:t>真实系统对应</w:t>
             </w:r>
           </w:p>
         </w:tc>
@@ -165,9 +549,9 @@
             <w:r>
               <w:rPr>
                 <w:rFonts w:ascii="Microsoft YaHei" w:hAnsi="Microsoft YaHei"/>
-                <w:sz w:val="20"/>
+                <w:sz w:val="19"/>
               </w:rPr>
-              <w:t>EMSEnv 环境类</w:t>
+              <w:t>SOC（State of Charge）</w:t>
             </w:r>
           </w:p>
         </w:tc>
@@ -179,9 +563,9 @@
             <w:r>
               <w:rPr>
                 <w:rFonts w:ascii="Microsoft YaHei" w:hAnsi="Microsoft YaHei"/>
-                <w:sz w:val="20"/>
+                <w:sz w:val="19"/>
               </w:rPr>
-              <w:t>26-111</w:t>
+              <w:t>电池剩余电量比例 0~1</w:t>
             </w:r>
           </w:p>
         </w:tc>
@@ -193,9 +577,9 @@
             <w:r>
               <w:rPr>
                 <w:rFonts w:ascii="Microsoft YaHei" w:hAnsi="Microsoft YaHei"/>
-                <w:sz w:val="20"/>
+                <w:sz w:val="19"/>
               </w:rPr>
-              <w:t>定义连续状态 + 连续动作 + 奖励函数</w:t>
+              <w:t>锂电池荷电状态，如 0.6 = 60%</w:t>
             </w:r>
           </w:p>
         </w:tc>
@@ -209,9 +593,9 @@
             <w:r>
               <w:rPr>
                 <w:rFonts w:ascii="Microsoft YaHei" w:hAnsi="Microsoft YaHei"/>
-                <w:sz w:val="20"/>
+                <w:sz w:val="19"/>
               </w:rPr>
-              <w:t>DQN_Continuous 网络</w:t>
+              <w:t>P_load（负载功率）</w:t>
             </w:r>
           </w:p>
         </w:tc>
@@ -223,9 +607,9 @@
             <w:r>
               <w:rPr>
                 <w:rFonts w:ascii="Microsoft YaHei" w:hAnsi="Microsoft YaHei"/>
-                <w:sz w:val="20"/>
+                <w:sz w:val="19"/>
               </w:rPr>
-              <w:t>115-133</w:t>
+              <w:t>当前用电设备的总功率</w:t>
             </w:r>
           </w:p>
         </w:tc>
@@ -237,9 +621,9 @@
             <w:r>
               <w:rPr>
                 <w:rFonts w:ascii="Microsoft YaHei" w:hAnsi="Microsoft YaHei"/>
-                <w:sz w:val="20"/>
+                <w:sz w:val="19"/>
               </w:rPr>
-              <w:t>假 DQN——输出层只有 1 个神经元，不是 4 个 Q 值</w:t>
+              <w:t>船舶/车辆的推进+辅助用电负荷</w:t>
             </w:r>
           </w:p>
         </w:tc>
@@ -253,9 +637,9 @@
             <w:r>
               <w:rPr>
                 <w:rFonts w:ascii="Microsoft YaHei" w:hAnsi="Microsoft YaHei"/>
-                <w:sz w:val="20"/>
+                <w:sz w:val="19"/>
               </w:rPr>
-              <w:t>demo_dqn_failure 演示</w:t>
+              <w:t>P_fc（燃料电池功率）</w:t>
             </w:r>
           </w:p>
         </w:tc>
@@ -267,9 +651,9 @@
             <w:r>
               <w:rPr>
                 <w:rFonts w:ascii="Microsoft YaHei" w:hAnsi="Microsoft YaHei"/>
-                <w:sz w:val="20"/>
+                <w:sz w:val="19"/>
               </w:rPr>
-              <w:t>136-203</w:t>
+              <w:t>燃料电池输出的功率，0~30kW</w:t>
             </w:r>
           </w:p>
         </w:tc>
@@ -281,9 +665,9 @@
             <w:r>
               <w:rPr>
                 <w:rFonts w:ascii="Microsoft YaHei" w:hAnsi="Microsoft YaHei"/>
-                <w:sz w:val="20"/>
+                <w:sz w:val="19"/>
               </w:rPr>
-              <w:t>展示 DQN 为什么数学上无法处理连续动作</w:t>
+              <w:t>发动机/燃料电池的出力</w:t>
             </w:r>
           </w:p>
         </w:tc>
@@ -297,9 +681,9 @@
             <w:r>
               <w:rPr>
                 <w:rFonts w:ascii="Microsoft YaHei" w:hAnsi="Microsoft YaHei"/>
-                <w:sz w:val="20"/>
+                <w:sz w:val="19"/>
               </w:rPr>
-              <w:t>test_env 环境测试</w:t>
+              <w:t>battery_capacity = 50 kWh</w:t>
             </w:r>
           </w:p>
         </w:tc>
@@ -311,9 +695,9 @@
             <w:r>
               <w:rPr>
                 <w:rFonts w:ascii="Microsoft YaHei" w:hAnsi="Microsoft YaHei"/>
-                <w:sz w:val="20"/>
+                <w:sz w:val="19"/>
               </w:rPr>
-              <w:t>207-235</w:t>
+              <w:t>电池总容量</w:t>
             </w:r>
           </w:p>
         </w:tc>
@@ -325,9 +709,9 @@
             <w:r>
               <w:rPr>
                 <w:rFonts w:ascii="Microsoft YaHei" w:hAnsi="Microsoft YaHei"/>
-                <w:sz w:val="20"/>
+                <w:sz w:val="19"/>
               </w:rPr>
-              <w:t>随机策略跑一局看看环境是否正常</w:t>
+              <w:t>电池包的额定能量（度）</w:t>
             </w:r>
           </w:p>
         </w:tc>
@@ -341,9 +725,9 @@
             <w:r>
               <w:rPr>
                 <w:rFonts w:ascii="Microsoft YaHei" w:hAnsi="Microsoft YaHei"/>
-                <w:sz w:val="20"/>
+                <w:sz w:val="19"/>
               </w:rPr>
-              <w:t>主程序</w:t>
+              <w:t>reward</w:t>
             </w:r>
           </w:p>
         </w:tc>
@@ -355,9 +739,9 @@
             <w:r>
               <w:rPr>
                 <w:rFonts w:ascii="Microsoft YaHei" w:hAnsi="Microsoft YaHei"/>
-                <w:sz w:val="20"/>
+                <w:sz w:val="19"/>
               </w:rPr>
-              <w:t>238-247</w:t>
+              <w:t>每步的即时得分</w:t>
             </w:r>
           </w:p>
         </w:tc>
@@ -369,15 +753,28 @@
             <w:r>
               <w:rPr>
                 <w:rFonts w:ascii="Microsoft YaHei" w:hAnsi="Microsoft YaHei"/>
-                <w:sz w:val="20"/>
+                <w:sz w:val="19"/>
               </w:rPr>
-              <w:t>调用 test_env 和 demo_dqn_failure</w:t>
+              <w:t>优化目标（经济性+安全性）</w:t>
             </w:r>
           </w:p>
         </w:tc>
       </w:tr>
     </w:tbl>
     <w:p>
+      <w:pPr>
+        <w:spacing w:after="60"/>
+      </w:pPr>
+      <w:r>
+        <w:rPr>
+          <w:rFonts w:ascii="Microsoft YaHei" w:hAnsi="Microsoft YaHei"/>
+          <w:b w:val="0"/>
+          <w:sz w:val="22"/>
+        </w:rPr>
+        <w:t>物理关系：P_fc 是"发电"，P_load 是"用电"。发电 &gt; 用电 → 多余电能给电池充电（SOC 上升）；发电 &lt; 用电 → 电池放电补缺（SOC 下降）。我们要让燃料电池既别烧太多燃料（经济），又别让电池过充过放（安全）。</w:t>
+      </w:r>
+    </w:p>
+    <w:p>
       <w:r>
         <w:br w:type="page"/>
       </w:r>
@@ -390,7 +787,517 @@
         <w:rPr>
           <w:color w:val="1F3A5F"/>
         </w:rPr>
-        <w:t>EMSEnv 环境类 —— 逐行解释（26-111 行）</w:t>
+        <w:t>二、代码结构地图</w:t>
+      </w:r>
+    </w:p>
+    <w:tbl>
+      <w:tblPr>
+        <w:tblStyle w:val="TableGrid"/>
+        <w:tblW w:type="auto" w:w="0"/>
+        <w:tblLook w:firstColumn="1" w:firstRow="1" w:lastColumn="0" w:lastRow="0" w:noHBand="0" w:noVBand="1" w:val="04A0"/>
+      </w:tblPr>
+      <w:tblGrid>
+        <w:gridCol w:w="2160"/>
+        <w:gridCol w:w="2160"/>
+        <w:gridCol w:w="2160"/>
+        <w:gridCol w:w="2160"/>
+      </w:tblGrid>
+      <w:tr>
+        <w:tc>
+          <w:tcPr>
+            <w:tcW w:type="dxa" w:w="2160"/>
+          </w:tcPr>
+          <w:p>
+            <w:r>
+              <w:rPr>
+                <w:rFonts w:ascii="Microsoft YaHei" w:hAnsi="Microsoft YaHei"/>
+                <w:b/>
+                <w:sz w:val="19"/>
+              </w:rPr>
+              <w:t>部分</w:t>
+            </w:r>
+          </w:p>
+        </w:tc>
+        <w:tc>
+          <w:tcPr>
+            <w:tcW w:type="dxa" w:w="2160"/>
+          </w:tcPr>
+          <w:p>
+            <w:r>
+              <w:rPr>
+                <w:rFonts w:ascii="Microsoft YaHei" w:hAnsi="Microsoft YaHei"/>
+                <w:b/>
+                <w:sz w:val="19"/>
+              </w:rPr>
+              <w:t>行号</w:t>
+            </w:r>
+          </w:p>
+        </w:tc>
+        <w:tc>
+          <w:tcPr>
+            <w:tcW w:type="dxa" w:w="2160"/>
+          </w:tcPr>
+          <w:p>
+            <w:r>
+              <w:rPr>
+                <w:rFonts w:ascii="Microsoft YaHei" w:hAnsi="Microsoft YaHei"/>
+                <w:b/>
+                <w:sz w:val="19"/>
+              </w:rPr>
+              <w:t>内容</w:t>
+            </w:r>
+          </w:p>
+        </w:tc>
+        <w:tc>
+          <w:tcPr>
+            <w:tcW w:type="dxa" w:w="2160"/>
+          </w:tcPr>
+          <w:p>
+            <w:r>
+              <w:rPr>
+                <w:rFonts w:ascii="Microsoft YaHei" w:hAnsi="Microsoft YaHei"/>
+                <w:b/>
+                <w:sz w:val="19"/>
+              </w:rPr>
+              <w:t>作用</w:t>
+            </w:r>
+          </w:p>
+        </w:tc>
+      </w:tr>
+      <w:tr>
+        <w:tc>
+          <w:tcPr>
+            <w:tcW w:type="dxa" w:w="2160"/>
+          </w:tcPr>
+          <w:p>
+            <w:r>
+              <w:rPr>
+                <w:rFonts w:ascii="Microsoft YaHei" w:hAnsi="Microsoft YaHei"/>
+                <w:sz w:val="19"/>
+              </w:rPr>
+              <w:t>文件头注释</w:t>
+            </w:r>
+          </w:p>
+        </w:tc>
+        <w:tc>
+          <w:tcPr>
+            <w:tcW w:type="dxa" w:w="2160"/>
+          </w:tcPr>
+          <w:p>
+            <w:r>
+              <w:rPr>
+                <w:rFonts w:ascii="Microsoft YaHei" w:hAnsi="Microsoft YaHei"/>
+                <w:sz w:val="19"/>
+              </w:rPr>
+              <w:t>1-14</w:t>
+            </w:r>
+          </w:p>
+        </w:tc>
+        <w:tc>
+          <w:tcPr>
+            <w:tcW w:type="dxa" w:w="2160"/>
+          </w:tcPr>
+          <w:p>
+            <w:r>
+              <w:rPr>
+                <w:rFonts w:ascii="Microsoft YaHei" w:hAnsi="Microsoft YaHei"/>
+                <w:sz w:val="19"/>
+              </w:rPr>
+              <w:t>说明状态/动作/奖励的定义</w:t>
+            </w:r>
+          </w:p>
+        </w:tc>
+        <w:tc>
+          <w:tcPr>
+            <w:tcW w:type="dxa" w:w="2160"/>
+          </w:tcPr>
+          <w:p>
+            <w:r>
+              <w:rPr>
+                <w:rFonts w:ascii="Microsoft YaHei" w:hAnsi="Microsoft YaHei"/>
+                <w:sz w:val="19"/>
+              </w:rPr>
+              <w:t>定位这个文件在 Week11 里的角色</w:t>
+            </w:r>
+          </w:p>
+        </w:tc>
+      </w:tr>
+      <w:tr>
+        <w:tc>
+          <w:tcPr>
+            <w:tcW w:type="dxa" w:w="2160"/>
+          </w:tcPr>
+          <w:p>
+            <w:r>
+              <w:rPr>
+                <w:rFonts w:ascii="Microsoft YaHei" w:hAnsi="Microsoft YaHei"/>
+                <w:sz w:val="19"/>
+              </w:rPr>
+              <w:t>import 语句</w:t>
+            </w:r>
+          </w:p>
+        </w:tc>
+        <w:tc>
+          <w:tcPr>
+            <w:tcW w:type="dxa" w:w="2160"/>
+          </w:tcPr>
+          <w:p>
+            <w:r>
+              <w:rPr>
+                <w:rFonts w:ascii="Microsoft YaHei" w:hAnsi="Microsoft YaHei"/>
+                <w:sz w:val="19"/>
+              </w:rPr>
+              <w:t>15-23</w:t>
+            </w:r>
+          </w:p>
+        </w:tc>
+        <w:tc>
+          <w:tcPr>
+            <w:tcW w:type="dxa" w:w="2160"/>
+          </w:tcPr>
+          <w:p>
+            <w:r>
+              <w:rPr>
+                <w:rFonts w:ascii="Microsoft YaHei" w:hAnsi="Microsoft YaHei"/>
+                <w:sz w:val="19"/>
+              </w:rPr>
+              <w:t>导入 random/argparse/numpy/torch 等</w:t>
+            </w:r>
+          </w:p>
+        </w:tc>
+        <w:tc>
+          <w:tcPr>
+            <w:tcW w:type="dxa" w:w="2160"/>
+          </w:tcPr>
+          <w:p>
+            <w:r>
+              <w:rPr>
+                <w:rFonts w:ascii="Microsoft YaHei" w:hAnsi="Microsoft YaHei"/>
+                <w:sz w:val="19"/>
+              </w:rPr>
+              <w:t>准备工具库 + week11_common</w:t>
+            </w:r>
+          </w:p>
+        </w:tc>
+      </w:tr>
+      <w:tr>
+        <w:tc>
+          <w:tcPr>
+            <w:tcW w:type="dxa" w:w="2160"/>
+          </w:tcPr>
+          <w:p>
+            <w:r>
+              <w:rPr>
+                <w:rFonts w:ascii="Microsoft YaHei" w:hAnsi="Microsoft YaHei"/>
+                <w:sz w:val="19"/>
+              </w:rPr>
+              <w:t>EMSEnv 类</w:t>
+            </w:r>
+          </w:p>
+        </w:tc>
+        <w:tc>
+          <w:tcPr>
+            <w:tcW w:type="dxa" w:w="2160"/>
+          </w:tcPr>
+          <w:p>
+            <w:r>
+              <w:rPr>
+                <w:rFonts w:ascii="Microsoft YaHei" w:hAnsi="Microsoft YaHei"/>
+                <w:sz w:val="19"/>
+              </w:rPr>
+              <w:t>26-111</w:t>
+            </w:r>
+          </w:p>
+        </w:tc>
+        <w:tc>
+          <w:tcPr>
+            <w:tcW w:type="dxa" w:w="2160"/>
+          </w:tcPr>
+          <w:p>
+            <w:r>
+              <w:rPr>
+                <w:rFonts w:ascii="Microsoft YaHei" w:hAnsi="Microsoft YaHei"/>
+                <w:sz w:val="19"/>
+              </w:rPr>
+              <w:t>连续动作 EMS 环境</w:t>
+            </w:r>
+          </w:p>
+        </w:tc>
+        <w:tc>
+          <w:tcPr>
+            <w:tcW w:type="dxa" w:w="2160"/>
+          </w:tcPr>
+          <w:p>
+            <w:r>
+              <w:rPr>
+                <w:rFonts w:ascii="Microsoft YaHei" w:hAnsi="Microsoft YaHei"/>
+                <w:sz w:val="19"/>
+              </w:rPr>
+              <w:t>本文件主角①：环境</w:t>
+            </w:r>
+          </w:p>
+        </w:tc>
+      </w:tr>
+      <w:tr>
+        <w:tc>
+          <w:tcPr>
+            <w:tcW w:type="dxa" w:w="2160"/>
+          </w:tcPr>
+          <w:p>
+            <w:r>
+              <w:rPr>
+                <w:rFonts w:ascii="Microsoft YaHei" w:hAnsi="Microsoft YaHei"/>
+                <w:sz w:val="19"/>
+              </w:rPr>
+              <w:t>DQN_Continuous 类</w:t>
+            </w:r>
+          </w:p>
+        </w:tc>
+        <w:tc>
+          <w:tcPr>
+            <w:tcW w:type="dxa" w:w="2160"/>
+          </w:tcPr>
+          <w:p>
+            <w:r>
+              <w:rPr>
+                <w:rFonts w:ascii="Microsoft YaHei" w:hAnsi="Microsoft YaHei"/>
+                <w:sz w:val="19"/>
+              </w:rPr>
+              <w:t>115-133</w:t>
+            </w:r>
+          </w:p>
+        </w:tc>
+        <w:tc>
+          <w:tcPr>
+            <w:tcW w:type="dxa" w:w="2160"/>
+          </w:tcPr>
+          <w:p>
+            <w:r>
+              <w:rPr>
+                <w:rFonts w:ascii="Microsoft YaHei" w:hAnsi="Microsoft YaHei"/>
+                <w:sz w:val="19"/>
+              </w:rPr>
+              <w:t>强行套用 DQN 的网络</w:t>
+            </w:r>
+          </w:p>
+        </w:tc>
+        <w:tc>
+          <w:tcPr>
+            <w:tcW w:type="dxa" w:w="2160"/>
+          </w:tcPr>
+          <w:p>
+            <w:r>
+              <w:rPr>
+                <w:rFonts w:ascii="Microsoft YaHei" w:hAnsi="Microsoft YaHei"/>
+                <w:sz w:val="19"/>
+              </w:rPr>
+              <w:t>演示用的"假 DQN"</w:t>
+            </w:r>
+          </w:p>
+        </w:tc>
+      </w:tr>
+      <w:tr>
+        <w:tc>
+          <w:tcPr>
+            <w:tcW w:type="dxa" w:w="2160"/>
+          </w:tcPr>
+          <w:p>
+            <w:r>
+              <w:rPr>
+                <w:rFonts w:ascii="Microsoft YaHei" w:hAnsi="Microsoft YaHei"/>
+                <w:sz w:val="19"/>
+              </w:rPr>
+              <w:t>demo_dqn_failure()</w:t>
+            </w:r>
+          </w:p>
+        </w:tc>
+        <w:tc>
+          <w:tcPr>
+            <w:tcW w:type="dxa" w:w="2160"/>
+          </w:tcPr>
+          <w:p>
+            <w:r>
+              <w:rPr>
+                <w:rFonts w:ascii="Microsoft YaHei" w:hAnsi="Microsoft YaHei"/>
+                <w:sz w:val="19"/>
+              </w:rPr>
+              <w:t>136-203</w:t>
+            </w:r>
+          </w:p>
+        </w:tc>
+        <w:tc>
+          <w:tcPr>
+            <w:tcW w:type="dxa" w:w="2160"/>
+          </w:tcPr>
+          <w:p>
+            <w:r>
+              <w:rPr>
+                <w:rFonts w:ascii="Microsoft YaHei" w:hAnsi="Microsoft YaHei"/>
+                <w:sz w:val="19"/>
+              </w:rPr>
+              <w:t>证明 DQN 数学上不可用</w:t>
+            </w:r>
+          </w:p>
+        </w:tc>
+        <w:tc>
+          <w:tcPr>
+            <w:tcW w:type="dxa" w:w="2160"/>
+          </w:tcPr>
+          <w:p>
+            <w:r>
+              <w:rPr>
+                <w:rFonts w:ascii="Microsoft YaHei" w:hAnsi="Microsoft YaHei"/>
+                <w:sz w:val="19"/>
+              </w:rPr>
+              <w:t>本文件主角②：论证</w:t>
+            </w:r>
+          </w:p>
+        </w:tc>
+      </w:tr>
+      <w:tr>
+        <w:tc>
+          <w:tcPr>
+            <w:tcW w:type="dxa" w:w="2160"/>
+          </w:tcPr>
+          <w:p>
+            <w:r>
+              <w:rPr>
+                <w:rFonts w:ascii="Microsoft YaHei" w:hAnsi="Microsoft YaHei"/>
+                <w:sz w:val="19"/>
+              </w:rPr>
+              <w:t>test_env()</w:t>
+            </w:r>
+          </w:p>
+        </w:tc>
+        <w:tc>
+          <w:tcPr>
+            <w:tcW w:type="dxa" w:w="2160"/>
+          </w:tcPr>
+          <w:p>
+            <w:r>
+              <w:rPr>
+                <w:rFonts w:ascii="Microsoft YaHei" w:hAnsi="Microsoft YaHei"/>
+                <w:sz w:val="19"/>
+              </w:rPr>
+              <w:t>207-235</w:t>
+            </w:r>
+          </w:p>
+        </w:tc>
+        <w:tc>
+          <w:tcPr>
+            <w:tcW w:type="dxa" w:w="2160"/>
+          </w:tcPr>
+          <w:p>
+            <w:r>
+              <w:rPr>
+                <w:rFonts w:ascii="Microsoft YaHei" w:hAnsi="Microsoft YaHei"/>
+                <w:sz w:val="19"/>
+              </w:rPr>
+              <w:t>随机策略跑 10 步测环境</w:t>
+            </w:r>
+          </w:p>
+        </w:tc>
+        <w:tc>
+          <w:tcPr>
+            <w:tcW w:type="dxa" w:w="2160"/>
+          </w:tcPr>
+          <w:p>
+            <w:r>
+              <w:rPr>
+                <w:rFonts w:ascii="Microsoft YaHei" w:hAnsi="Microsoft YaHei"/>
+                <w:sz w:val="19"/>
+              </w:rPr>
+              <w:t>冒烟测试：确认环境不报错</w:t>
+            </w:r>
+          </w:p>
+        </w:tc>
+      </w:tr>
+      <w:tr>
+        <w:tc>
+          <w:tcPr>
+            <w:tcW w:type="dxa" w:w="2160"/>
+          </w:tcPr>
+          <w:p>
+            <w:r>
+              <w:rPr>
+                <w:rFonts w:ascii="Microsoft YaHei" w:hAnsi="Microsoft YaHei"/>
+                <w:sz w:val="19"/>
+              </w:rPr>
+              <w:t>main()</w:t>
+            </w:r>
+          </w:p>
+        </w:tc>
+        <w:tc>
+          <w:tcPr>
+            <w:tcW w:type="dxa" w:w="2160"/>
+          </w:tcPr>
+          <w:p>
+            <w:r>
+              <w:rPr>
+                <w:rFonts w:ascii="Microsoft YaHei" w:hAnsi="Microsoft YaHei"/>
+                <w:sz w:val="19"/>
+              </w:rPr>
+              <w:t>238-259</w:t>
+            </w:r>
+          </w:p>
+        </w:tc>
+        <w:tc>
+          <w:tcPr>
+            <w:tcW w:type="dxa" w:w="2160"/>
+          </w:tcPr>
+          <w:p>
+            <w:r>
+              <w:rPr>
+                <w:rFonts w:ascii="Microsoft YaHei" w:hAnsi="Microsoft YaHei"/>
+                <w:sz w:val="19"/>
+              </w:rPr>
+              <w:t>解析 CLI 参数并调度</w:t>
+            </w:r>
+          </w:p>
+        </w:tc>
+        <w:tc>
+          <w:tcPr>
+            <w:tcW w:type="dxa" w:w="2160"/>
+          </w:tcPr>
+          <w:p>
+            <w:r>
+              <w:rPr>
+                <w:rFonts w:ascii="Microsoft YaHei" w:hAnsi="Microsoft YaHei"/>
+                <w:sz w:val="19"/>
+              </w:rPr>
+              <w:t>程序入口</w:t>
+            </w:r>
+          </w:p>
+        </w:tc>
+      </w:tr>
+    </w:tbl>
+    <w:p>
+      <w:pPr>
+        <w:spacing w:after="60"/>
+      </w:pPr>
+      <w:r>
+        <w:rPr>
+          <w:rFonts w:ascii="Microsoft YaHei" w:hAnsi="Microsoft YaHei"/>
+          <w:b/>
+          <w:sz w:val="22"/>
+        </w:rPr>
+        <w:t>整个文件的执行顺序：main() → 先 test_env() 测环境 → 再 demo_dqn_failure() 演示失败。</w:t>
+      </w:r>
+    </w:p>
+    <w:p>
+      <w:r>
+        <w:br w:type="page"/>
+      </w:r>
+    </w:p>
+    <w:p>
+      <w:pPr>
+        <w:pStyle w:val="Heading1"/>
+      </w:pPr>
+      <w:r>
+        <w:rPr>
+          <w:color w:val="1F3A5F"/>
+        </w:rPr>
+        <w:t>三、import 语句逐行精讲（15-23 行）</w:t>
       </w:r>
     </w:p>
     <w:p>
@@ -402,7 +1309,7 @@
           <w:color w:val="999999"/>
           <w:sz w:val="16"/>
         </w:rPr>
-        <w:t xml:space="preserve">  L26  </w:t>
+        <w:t xml:space="preserve">  L1  </w:t>
       </w:r>
       <w:r>
         <w:rPr>
@@ -411,7 +1318,7 @@
           <w:color w:val="1F3A5F"/>
           <w:sz w:val="20"/>
         </w:rPr>
-        <w:t>class EMSEnv:</w:t>
+        <w:t>#!/usr/bin/env python3</w:t>
       </w:r>
     </w:p>
     <w:p>
@@ -424,7 +1331,7 @@
           <w:rFonts w:ascii="Microsoft YaHei" w:hAnsi="Microsoft YaHei"/>
           <w:sz w:val="21"/>
         </w:rPr>
-        <w:t>定义 EMS 简化环境类。和 GridWorld 最关键的区别有两点：第一，状态是连续向量 [SOC, P_load]（不是离散格子编号 0-15），第二，动作是连续值 P_fc ∈ [0,1]（不是 4 个方向键 ↑↓←→）。这两个区别决定了 DQN 用不了。</w:t>
+        <w:t>Shebang 行。在 Unix/Linux 下让系统用 python3 解释器直接执行本文件（./week11_continuous_env.py）。Windows 上不起作用，但保留无妨。</w:t>
       </w:r>
     </w:p>
     <w:p>
@@ -436,7 +1343,7 @@
           <w:color w:val="999999"/>
           <w:sz w:val="16"/>
         </w:rPr>
-        <w:t xml:space="preserve">  L35  </w:t>
+        <w:t xml:space="preserve">  L2  </w:t>
       </w:r>
       <w:r>
         <w:rPr>
@@ -445,7 +1352,7 @@
           <w:color w:val="1F3A5F"/>
           <w:sz w:val="20"/>
         </w:rPr>
-        <w:t>def __init__(self):</w:t>
+        <w:t># -*- coding: utf-8 -*-</w:t>
       </w:r>
     </w:p>
     <w:p>
@@ -458,7 +1365,7 @@
           <w:rFonts w:ascii="Microsoft YaHei" w:hAnsi="Microsoft YaHei"/>
           <w:sz w:val="21"/>
         </w:rPr>
-        <w:t>初始化环境参数。设定 SOC 范围 0.2-0.9（锂电池安全范围），状态维度 2，动作维度 1。电池容量设了 50 kWh，每步时长 1 分钟。最后调用 self.reset() 初始化状态。</w:t>
+        <w:t>声明文件编码为 UTF-8。保证文件里的中文注释和字符串在旧版本 Python（&lt;3.0）下不乱码。Python 3 默认 UTF-8，这行是给极端兼容场景用的。</w:t>
       </w:r>
     </w:p>
     <w:p>
@@ -470,7 +1377,7 @@
           <w:color w:val="999999"/>
           <w:sz w:val="16"/>
         </w:rPr>
-        <w:t xml:space="preserve">  L39  </w:t>
+        <w:t xml:space="preserve">  L4  </w:t>
       </w:r>
       <w:r>
         <w:rPr>
@@ -479,7 +1386,7 @@
           <w:color w:val="1F3A5F"/>
           <w:sz w:val="20"/>
         </w:rPr>
-        <w:t>self.state_dim = 2</w:t>
+        <w:t>Week 11 Step 1: 连续动作环境 — EMS 简化版</w:t>
       </w:r>
     </w:p>
     <w:p>
@@ -492,7 +1399,7 @@
           <w:rFonts w:ascii="Microsoft YaHei" w:hAnsi="Microsoft YaHei"/>
           <w:sz w:val="21"/>
         </w:rPr>
-        <w:t>状态维度 = 2。状态向量是 [SOC, P_load] 两个连续值。对比 GridWorld 的状态是 16 个离散格子编号，用 one-hot 编码后是 16 维。这里直接用 2 维连续值输入网络——这就是"连续状态"的含义。</w:t>
+        <w:t>模块 docstring 标题行：标注这是 Week11 的第 1 步。</w:t>
       </w:r>
     </w:p>
     <w:p>
@@ -504,7 +1411,7 @@
           <w:color w:val="999999"/>
           <w:sz w:val="16"/>
         </w:rPr>
-        <w:t xml:space="preserve">  L40  </w:t>
+        <w:t xml:space="preserve">  L9  </w:t>
       </w:r>
       <w:r>
         <w:rPr>
@@ -513,7 +1420,7 @@
           <w:color w:val="1F3A5F"/>
           <w:sz w:val="20"/>
         </w:rPr>
-        <w:t>self.action_dim = 1</w:t>
+        <w:t>状态: [SOC, P_load] ← 2 维连续值</w:t>
       </w:r>
     </w:p>
     <w:p>
@@ -526,7 +1433,7 @@
           <w:rFonts w:ascii="Microsoft YaHei" w:hAnsi="Microsoft YaHei"/>
           <w:sz w:val="21"/>
         </w:rPr>
-        <w:t>动作维度 = 1。动作是 P_fc（燃料电池功率），归一化到 [0,1] 范围。对比 GridWorld 的动作是 4 个离散值（上 0、下 1、左 2、右 3）。这里动作是一个连续区间中的任意值——这就是"连续动作"的含义。</w:t>
+        <w:t>状态的定义。2 个浮点数：SOC（电池电量）和 P_load（负载功率）。注意它们是"连续"的——SOC 可以是 0.573 这种任意值，而不是"第 5 个格子"。</w:t>
       </w:r>
     </w:p>
     <w:p>
@@ -538,7 +1445,7 @@
           <w:color w:val="999999"/>
           <w:sz w:val="16"/>
         </w:rPr>
-        <w:t xml:space="preserve">  L49  </w:t>
+        <w:t xml:space="preserve">  L10  </w:t>
       </w:r>
       <w:r>
         <w:rPr>
@@ -547,7 +1454,7 @@
           <w:color w:val="1F3A5F"/>
           <w:sz w:val="20"/>
         </w:rPr>
-        <w:t>def reset(self):</w:t>
+        <w:t>动作: P_fc ∈ [0, 1] ← 1 维连续值（归一化，对应 0-30 kW）</w:t>
       </w:r>
     </w:p>
     <w:p>
@@ -560,7 +1467,7 @@
           <w:rFonts w:ascii="Microsoft YaHei" w:hAnsi="Microsoft YaHei"/>
           <w:sz w:val="21"/>
         </w:rPr>
-        <w:t>重置环境到初始状态。SOC 设为 0.6（60%，锂电池最优工作点附近），P_load 设为 0.5 kW。max_steps = 200（一局最多 200 步，防止无限循环）。返回 np.float32 数组。</w:t>
+        <w:t>动作的定义。P_fc 归一化到 [0,1]，对应实际燃料电池功率 0~30kW。后面 step() 里乘以 30 就是反归一化。</w:t>
       </w:r>
     </w:p>
     <w:p>
@@ -572,7 +1479,7 @@
           <w:color w:val="999999"/>
           <w:sz w:val="16"/>
         </w:rPr>
-        <w:t xml:space="preserve">  L57  </w:t>
+        <w:t xml:space="preserve">  L11  </w:t>
       </w:r>
       <w:r>
         <w:rPr>
@@ -581,7 +1488,7 @@
           <w:color w:val="1F3A5F"/>
           <w:sz w:val="20"/>
         </w:rPr>
-        <w:t>def _get_state(self):</w:t>
+        <w:t>奖励: -fuel_cost - penalty ← 连续值</w:t>
       </w:r>
     </w:p>
     <w:p>
@@ -594,7 +1501,7 @@
           <w:rFonts w:ascii="Microsoft YaHei" w:hAnsi="Microsoft YaHei"/>
           <w:sz w:val="21"/>
         </w:rPr>
-        <w:t>返回当前状态 [SOC, P_load]，numpy float32 数组。这个格式直接喂给 PyTorch 网络。和 GridWorld 的 state_to_onehot 不同——那里要把整数编号转成 16 维 one-hot 向量，这里直接用 2 维连续向量。</w:t>
+        <w:t>奖励是连续值，由燃料成本（负）和惩罚项（负）叠加。</w:t>
       </w:r>
     </w:p>
     <w:p>
@@ -606,7 +1513,7 @@
           <w:color w:val="999999"/>
           <w:sz w:val="16"/>
         </w:rPr>
-        <w:t xml:space="preserve">  L61  </w:t>
+        <w:t xml:space="preserve">  L13  </w:t>
       </w:r>
       <w:r>
         <w:rPr>
@@ -615,7 +1522,7 @@
           <w:color w:val="1F3A5F"/>
           <w:sz w:val="20"/>
         </w:rPr>
-        <w:t>def step(self, action):</w:t>
+        <w:t>对比 DQN 在这个环境上为什么会失败</w:t>
       </w:r>
     </w:p>
     <w:p>
@@ -628,7 +1535,7 @@
           <w:rFonts w:ascii="Microsoft YaHei" w:hAnsi="Microsoft YaHei"/>
           <w:sz w:val="21"/>
         </w:rPr>
-        <w:t>环境的核心：执行动作。输入 action 是归一化 [0,1] 的 P_fc 值。输出 (next_state, reward, done, info)。和 GridWorld 的 step 接口完全一样，只是状态和动作都从离散变成了连续。</w:t>
+        <w:t>点明本文件第二个任务：论证 DQN 在此环境不可用。</w:t>
       </w:r>
     </w:p>
     <w:p>
@@ -640,7 +1547,7 @@
           <w:color w:val="999999"/>
           <w:sz w:val="16"/>
         </w:rPr>
-        <w:t xml:space="preserve">  L68  </w:t>
+        <w:t xml:space="preserve">  L15  </w:t>
       </w:r>
       <w:r>
         <w:rPr>
@@ -649,7 +1556,7 @@
           <w:color w:val="1F3A5F"/>
           <w:sz w:val="20"/>
         </w:rPr>
-        <w:t>p_fc = float(np.clip(action, 0, 1)) * 30.0</w:t>
+        <w:t>import random</w:t>
       </w:r>
     </w:p>
     <w:p>
@@ -662,7 +1569,7 @@
           <w:rFonts w:ascii="Microsoft YaHei" w:hAnsi="Microsoft YaHei"/>
           <w:sz w:val="21"/>
         </w:rPr>
-        <w:t>反归一化。网络输出的动作是 [0,1] 之间的归一化值，这里乘以 30 映射到 [0,30] kW（实际燃料电池的功率范围）。比如 action=0.5 → P_fc=15kW，action=1.0 → P_fc=30kW。np.clip 防止动作越界。</w:t>
+        <w:t>导入 random 库。用于 test_env() 里产生随机动作（random.random()），模拟"随机策略"。</w:t>
       </w:r>
     </w:p>
     <w:p>
@@ -674,7 +1581,7 @@
           <w:color w:val="999999"/>
           <w:sz w:val="16"/>
         </w:rPr>
-        <w:t xml:space="preserve">  L71  </w:t>
+        <w:t xml:space="preserve">  L16  </w:t>
       </w:r>
       <w:r>
         <w:rPr>
@@ -683,7 +1590,7 @@
           <w:color w:val="1F3A5F"/>
           <w:sz w:val="20"/>
         </w:rPr>
-        <w:t>self.p_load = 0.3 + 0.4 * (0.5 + 0.5 * np.sin(self.steps * 0.1))</w:t>
+        <w:t>import argparse</w:t>
       </w:r>
     </w:p>
     <w:p>
@@ -696,7 +1603,7 @@
           <w:rFonts w:ascii="Microsoft YaHei" w:hAnsi="Microsoft YaHei"/>
           <w:sz w:val="21"/>
         </w:rPr>
-        <w:t>生成负载功率（模拟实际工况）。用正弦波让负载在 0.3-0.7 kW 之间波动——模拟实际船舶/车辆运行中负载的变化。这是和 GridWorld 不同的地方：GridWorld 的奖励和转换是固定的概率，而这里的负载是随时间变化的连续值。</w:t>
+        <w:t>导入 argparse（命令行参数解析）。main() 里用它解析 --seed 和 --skip-dqn-demo 参数。这是 Week11 脚本统一加的 CLI 能力。</w:t>
       </w:r>
     </w:p>
     <w:p>
@@ -708,7 +1615,7 @@
           <w:color w:val="999999"/>
           <w:sz w:val="16"/>
         </w:rPr>
-        <w:t xml:space="preserve">  L77  </w:t>
+        <w:t xml:space="preserve">  L18  </w:t>
       </w:r>
       <w:r>
         <w:rPr>
@@ -717,7 +1624,7 @@
           <w:color w:val="1F3A5F"/>
           <w:sz w:val="20"/>
         </w:rPr>
-        <w:t>soc_change = power_diff / self.battery_capacity</w:t>
+        <w:t>import numpy as np</w:t>
       </w:r>
     </w:p>
     <w:p>
@@ -730,7 +1637,7 @@
           <w:rFonts w:ascii="Microsoft YaHei" w:hAnsi="Microsoft YaHei"/>
           <w:sz w:val="21"/>
         </w:rPr>
-        <w:t>计算 SOC 变化量。公式很简单：SOC 变化 = 净功率 / 电池容量。P_fc &gt; P_load（发电大于用电）→ SOC 上升（充电）。P_fc &lt; P_load（发电小于用电）→ SOC 下降（放电）。这个变化量累加到当前 SOC 上。</w:t>
+        <w:t>导入 NumPy。用于数组运算（状态向量）、np.clip（数值裁剪）、np.sin（正弦负载波形）、np.mean（求平均）。</w:t>
       </w:r>
     </w:p>
     <w:p>
@@ -742,7 +1649,7 @@
           <w:color w:val="999999"/>
           <w:sz w:val="16"/>
         </w:rPr>
-        <w:t xml:space="preserve">  L82  </w:t>
+        <w:t xml:space="preserve">  L19  </w:t>
       </w:r>
       <w:r>
         <w:rPr>
@@ -751,7 +1658,7 @@
           <w:color w:val="1F3A5F"/>
           <w:sz w:val="20"/>
         </w:rPr>
-        <w:t>fuel_cost = -0.01 * p_fc</w:t>
+        <w:t>import torch</w:t>
       </w:r>
     </w:p>
     <w:p>
@@ -764,7 +1671,7 @@
           <w:rFonts w:ascii="Microsoft YaHei" w:hAnsi="Microsoft YaHei"/>
           <w:sz w:val="21"/>
         </w:rPr>
-        <w:t>燃料成本（负奖励）。P_fc 越大，消耗的氢气越多，负奖励越大。这是优化的主要目标——最小化燃料消耗。在 EMS 问题中，这对应着"经济性"指标。</w:t>
+        <w:t>导入 PyTorch 主模块。用于神经网络（DQN_Continuous）、张量运算。</w:t>
       </w:r>
     </w:p>
     <w:p>
@@ -776,7 +1683,7 @@
           <w:color w:val="999999"/>
           <w:sz w:val="16"/>
         </w:rPr>
-        <w:t xml:space="preserve">  L85  </w:t>
+        <w:t xml:space="preserve">  L20  </w:t>
       </w:r>
       <w:r>
         <w:rPr>
@@ -785,7 +1692,7 @@
           <w:color w:val="1F3A5F"/>
           <w:sz w:val="20"/>
         </w:rPr>
-        <w:t>soc_penalty = -0.5 * (self.soc - 0.6) ** 2</w:t>
+        <w:t>import torch.nn as nn</w:t>
       </w:r>
     </w:p>
     <w:p>
@@ -798,7 +1705,7 @@
           <w:rFonts w:ascii="Microsoft YaHei" w:hAnsi="Microsoft YaHei"/>
           <w:sz w:val="21"/>
         </w:rPr>
-        <w:t>SOC 偏离惩罚。SOC 偏离 0.6（目标值）越远，惩罚越大。这个惩罚项的目的是让智能体学会维持 SOC，避免电池过充或过放。在 EMS 中，这对应着"安全性"指标。</w:t>
+        <w:t>导入神经网络子模块。DQN_Continuous 继承 nn.Module，用 nn.Sequential / nn.Linear / nn.ReLU 搭建网络。</w:t>
       </w:r>
     </w:p>
     <w:p>
@@ -810,7 +1717,7 @@
           <w:color w:val="999999"/>
           <w:sz w:val="16"/>
         </w:rPr>
-        <w:t xml:space="preserve">  L89  </w:t>
+        <w:t xml:space="preserve">  L21  </w:t>
       </w:r>
       <w:r>
         <w:rPr>
@@ -819,7 +1726,7 @@
           <w:color w:val="1F3A5F"/>
           <w:sz w:val="20"/>
         </w:rPr>
-        <w:t>if self.soc &lt;= self.soc_min or self.soc &gt;= self.soc_max:</w:t>
+        <w:t>import torch.optim as optim</w:t>
       </w:r>
     </w:p>
     <w:p>
@@ -832,7 +1739,7 @@
           <w:rFonts w:ascii="Microsoft YaHei" w:hAnsi="Microsoft YaHei"/>
           <w:sz w:val="21"/>
         </w:rPr>
-        <w:t>SOC 越界惩罚。如果 SOC 超出了 [0.2, 0.9] 的安全范围，额外罚 -1.0。这是"硬约束"——在实际系统中，SOC 出界会触发保护机制或者损坏电池。</w:t>
+        <w:t>导入优化器。demo_dqn_failure() 里用 optim.Adam 创建优化器（虽然是"假的更新"）。</w:t>
       </w:r>
     </w:p>
     <w:p>
@@ -844,7 +1751,7 @@
           <w:color w:val="999999"/>
           <w:sz w:val="16"/>
         </w:rPr>
-        <w:t xml:space="preserve">  L96  </w:t>
+        <w:t xml:space="preserve">  L23  </w:t>
       </w:r>
       <w:r>
         <w:rPr>
@@ -853,7 +1760,7 @@
           <w:color w:val="1F3A5F"/>
           <w:sz w:val="20"/>
         </w:rPr>
-        <w:t>done = (self.steps &gt;= self.max_steps or ...)</w:t>
+        <w:t>from week11_common import set_seed</w:t>
       </w:r>
     </w:p>
     <w:p>
@@ -866,7 +1773,7 @@
           <w:rFonts w:ascii="Microsoft YaHei" w:hAnsi="Microsoft YaHei"/>
           <w:sz w:val="21"/>
         </w:rPr>
-        <w:t>结束条件：超过最大步数（200），或者 SOC 越界（低于 0.2 或高于 0.9）。在 GridWorld 中是走到终点或陷阱结束。这里是通过控制步数和 SOC 范围来结束。</w:t>
+        <w:t>从共享模块 week11_common 导入 set_seed。这是 Week11 重构时新增的公共工具，统一设置 random/numpy/torch 的随机种子，保证实验可复现。注意：week11_common.py 与被导入脚本在同一目录（scripts/），Python 运行时靠该目录下的 __init__ 或直接脚本位置找到它。</w:t>
       </w:r>
     </w:p>
     <w:p>
@@ -882,7 +1789,7 @@
         <w:rPr>
           <w:color w:val="1F3A5F"/>
         </w:rPr>
-        <w:t>DQN 为什么不行 —— 逐行解释（115-203 行）</w:t>
+        <w:t>四、EMSEnv 环境类逐行精讲（26-111 行）</w:t>
       </w:r>
     </w:p>
     <w:p>
@@ -895,7 +1802,7 @@
           <w:b/>
           <w:sz w:val="24"/>
         </w:rPr>
-        <w:t>这个部分的核心目的：让你亲眼看到 DQN 在处理连续动作时的数学困境。DQN 不行不是调参问题，是数学结构决定的。</w:t>
+        <w:t>这是本文件的核心。EMSEnv 实现了 Gym 风格的强化学习环境接口：reset() 初始化、step(action) 推进一步。理解它的关键是抓住**物理模型**：SOC 怎么随功率变化、奖励三项各代表什么、终止条件怎么触发。</w:t>
       </w:r>
     </w:p>
     <w:p>
@@ -906,7 +1813,7 @@
         <w:rPr>
           <w:color w:val="1F3A5F"/>
         </w:rPr>
-        <w:t>DQN_Continuous 网络（115-133 行）</w:t>
+        <w:t>4.1 类定义与 __init__（26-47 行）</w:t>
       </w:r>
     </w:p>
     <w:p>
@@ -918,7 +1825,7 @@
           <w:color w:val="999999"/>
           <w:sz w:val="16"/>
         </w:rPr>
-        <w:t xml:space="preserve">  L115  </w:t>
+        <w:t xml:space="preserve">  L26  </w:t>
       </w:r>
       <w:r>
         <w:rPr>
@@ -927,7 +1834,7 @@
           <w:color w:val="1F3A5F"/>
           <w:sz w:val="20"/>
         </w:rPr>
-        <w:t>class DQN_Continuous(nn.Module):</w:t>
+        <w:t>class EMSEnv:</w:t>
       </w:r>
     </w:p>
     <w:p>
@@ -940,7 +1847,7 @@
           <w:rFonts w:ascii="Microsoft YaHei" w:hAnsi="Microsoft YaHei"/>
           <w:sz w:val="21"/>
         </w:rPr>
-        <w:t>定义一个"假 DQN"网络。为什么说假？因为标准 DQN 的输出层有 N 个神经元（N = 离散动作数），每个对应一个动作的 Q 值。但这个网络输出层只有 1 个神经元，直接输出一个连续值——这本质上是个回归网络，不是 DQN。</w:t>
+        <w:t>定义 EMS 简化环境类。和 GridWorld 的关键区别：① 状态是连续向量 [SOC, P_load]，不是离散格子编号；② 动作是连续值 P_fc ∈ [0,1]，不是 4 个方向键。这两点直接导致 DQN 用不了。</w:t>
       </w:r>
     </w:p>
     <w:p>
@@ -952,7 +1859,7 @@
           <w:color w:val="999999"/>
           <w:sz w:val="16"/>
         </w:rPr>
-        <w:t xml:space="preserve">  L126  </w:t>
+        <w:t xml:space="preserve">  L27  </w:t>
       </w:r>
       <w:r>
         <w:rPr>
@@ -961,7 +1868,7 @@
           <w:color w:val="1F3A5F"/>
           <w:sz w:val="20"/>
         </w:rPr>
-        <w:t>self.net = nn.Sequential(...)</w:t>
+        <w:t>"""简化 EMS 环境</w:t>
       </w:r>
     </w:p>
     <w:p>
@@ -974,18 +1881,7 @@
           <w:rFonts w:ascii="Microsoft YaHei" w:hAnsi="Microsoft YaHei"/>
           <w:sz w:val="21"/>
         </w:rPr>
-        <w:t>网络结构很简单：2 维输入（状态 [SOC, P_load]）→ 64 维隐藏层 → ReLU → 1 维输出。这个输出被当做"动作"直接使用，而不是 Q 值。注意：这和标准 DQN 有本质区别。标准 DQN 的输出是"每个动作的 Q 值"，需要 argmax 选动作。这里直接输出动作值，绕过了 argmax——但也绕过了 Q-learning 的核心机制。</w:t>
-      </w:r>
-    </w:p>
-    <w:p>
-      <w:pPr>
-        <w:pStyle w:val="Heading2"/>
-      </w:pPr>
-      <w:r>
-        <w:rPr>
-          <w:color w:val="1F3A5F"/>
-        </w:rPr>
-        <w:t>demo_dqn_failure 演示（136-203 行）</w:t>
+        <w:t>类的 docstring，解释物理意义。</w:t>
       </w:r>
     </w:p>
     <w:p>
@@ -997,7 +1893,7 @@
           <w:color w:val="999999"/>
           <w:sz w:val="16"/>
         </w:rPr>
-        <w:t xml:space="preserve">  L136  </w:t>
+        <w:t xml:space="preserve">  L31  </w:t>
       </w:r>
       <w:r>
         <w:rPr>
@@ -1006,7 +1902,7 @@
           <w:color w:val="1F3A5F"/>
           <w:sz w:val="20"/>
         </w:rPr>
-        <w:t>def demo_dqn_failure():</w:t>
+        <w:t>SOC（电池电量）会随着负载用电和燃料电池供电而变化。</w:t>
       </w:r>
     </w:p>
     <w:p>
@@ -1019,7 +1915,7 @@
           <w:rFonts w:ascii="Microsoft YaHei" w:hAnsi="Microsoft YaHei"/>
           <w:sz w:val="21"/>
         </w:rPr>
-        <w:t>演示 DQN 为什么不行。核心论点：DQN 的问题不是参数没调好，而是数学结构根本上就无法处理连续动作。</w:t>
+        <w:t>核心动力学：SOC 不是固定值，而是每步根据功率差变化的动态量。</w:t>
       </w:r>
     </w:p>
     <w:p>
@@ -1031,7 +1927,7 @@
           <w:color w:val="999999"/>
           <w:sz w:val="16"/>
         </w:rPr>
-        <w:t xml:space="preserve">  L157  </w:t>
+        <w:t xml:space="preserve">  L32  </w:t>
       </w:r>
       <w:r>
         <w:rPr>
@@ -1040,7 +1936,7 @@
           <w:color w:val="1F3A5F"/>
           <w:sz w:val="20"/>
         </w:rPr>
-        <w:t>print("问题 1: 没法 argmax")</w:t>
+        <w:t>P_fc（燃料电池功率）是我们要控制的变量。</w:t>
       </w:r>
     </w:p>
     <w:p>
@@ -1053,7 +1949,7 @@
           <w:rFonts w:ascii="Microsoft YaHei" w:hAnsi="Microsoft YaHei"/>
           <w:sz w:val="21"/>
         </w:rPr>
-        <w:t>DQN 选动作的核心步骤是 a = argmax Q(s,a)，也就是遍历所有动作，找到 Q 值最大的那个。在 GridWorld 的 4 个离散动作上这很容易。但连续动作有无限多个可能取值（比如 P_fc 可以是 0 kW、0.1 kW、0.01 kW、3.14159 kW……），你没法枚举所有可能性来求 argmax。这就叫"数学结构决定"——不管你怎么调参，argmax 都要求遍历，连续空间没法遍历。</w:t>
+        <w:t>明确：P_fc 是控制量（动作），P_load 是扰动量（环境变化），SOC 是状态量（被影响）。这是 EMS 问题的标准三分法。</w:t>
       </w:r>
     </w:p>
     <w:p>
@@ -1065,7 +1961,7 @@
           <w:color w:val="999999"/>
           <w:sz w:val="16"/>
         </w:rPr>
-        <w:t xml:space="preserve">  L163  </w:t>
+        <w:t xml:space="preserve">  L33  </w:t>
       </w:r>
       <w:r>
         <w:rPr>
@@ -1074,7 +1970,7 @@
           <w:color w:val="1F3A5F"/>
           <w:sz w:val="20"/>
         </w:rPr>
-        <w:t>print("问题 2: 即使强行输出一个动作值，更新公式也不对")</w:t>
+        <w:t>目标是：用最少的燃料（最小化 P_fc），同时维持 SOC 在合理范围。</w:t>
       </w:r>
     </w:p>
     <w:p>
@@ -1087,7 +1983,7 @@
           <w:rFonts w:ascii="Microsoft YaHei" w:hAnsi="Microsoft YaHei"/>
           <w:sz w:val="21"/>
         </w:rPr>
-        <w:t>Q-learning 的更新公式是 target = r + γ·max Q(s', a')。max Q(s', a') 需要计算"下个状态的最优 Q 值"，这又需要遍历所有可能的 a'——连续空间里没法算。有人会说"那我把 max 改成其他操作不行吗？"——改了就不叫 Q-learning 了，公式也不收敛了。</w:t>
+        <w:t>目标函数的双重性：既要省钱（P_fc 小 = 燃料少），又要安全（SOC 不出界）。这两个目标有冲突，RL 就是来权衡的。</w:t>
       </w:r>
     </w:p>
     <w:p>
@@ -1099,7 +1995,7 @@
           <w:color w:val="999999"/>
           <w:sz w:val="16"/>
         </w:rPr>
-        <w:t xml:space="preserve">  L181  </w:t>
+        <w:t xml:space="preserve">  L35  </w:t>
       </w:r>
       <w:r>
         <w:rPr>
@@ -1108,7 +2004,7 @@
           <w:color w:val="1F3A5F"/>
           <w:sz w:val="20"/>
         </w:rPr>
-        <w:t>a = float(torch.sigmoid(q_net(s_tensor)).item())</w:t>
+        <w:t>def __init__(self):</w:t>
       </w:r>
     </w:p>
     <w:p>
@@ -1121,7 +2017,7 @@
           <w:rFonts w:ascii="Microsoft YaHei" w:hAnsi="Microsoft YaHei"/>
           <w:sz w:val="21"/>
         </w:rPr>
-        <w:t>这里强行让网络直接输出动作值。sigmoid 保证输出范围在 [0,1] 之间。但注意：这本质上是监督学习（输入状态 → 输出动作），没有 Q 值的概念，没有贝尔曼公式，不是强化学习。这就像"把方向盘当油门踩——虽然都是踩踏板，但完全不是一回事。"</w:t>
+        <w:t>构造函数：初始化环境参数。</w:t>
       </w:r>
     </w:p>
     <w:p>
@@ -1133,7 +2029,7 @@
           <w:color w:val="999999"/>
           <w:sz w:val="16"/>
         </w:rPr>
-        <w:t xml:space="preserve">  L199  </w:t>
+        <w:t xml:space="preserve">  L37  </w:t>
       </w:r>
       <w:r>
         <w:rPr>
@@ -1142,7 +2038,7 @@
           <w:color w:val="1F3A5F"/>
           <w:sz w:val="20"/>
         </w:rPr>
-        <w:t>print("DQN 从数学结构上就无法处理连续动作。")</w:t>
+        <w:t>self.soc_min = 0.2</w:t>
       </w:r>
     </w:p>
     <w:p>
@@ -1155,7 +2051,7 @@
           <w:rFonts w:ascii="Microsoft YaHei" w:hAnsi="Microsoft YaHei"/>
           <w:sz w:val="21"/>
         </w:rPr>
-        <w:t>整段演示的核心结论。DQN 的两个核心操作——argmax（选动作）和 max（算 target）——都要求遍历动作空间。连续空间有无穷多个点，没法遍历。这不是换个网络结构、调大 hidden layer、加更多训练就能解决的。</w:t>
+        <w:t>SOC 下限 20%。锂电池放太干净会损伤电池，这是安全硬边界。</w:t>
       </w:r>
     </w:p>
     <w:p>
@@ -1167,7 +2063,7 @@
           <w:color w:val="999999"/>
           <w:sz w:val="16"/>
         </w:rPr>
-        <w:t xml:space="preserve">  L202  </w:t>
+        <w:t xml:space="preserve">  L38  </w:t>
       </w:r>
       <w:r>
         <w:rPr>
@@ -1176,7 +2072,7 @@
           <w:color w:val="1F3A5F"/>
           <w:sz w:val="20"/>
         </w:rPr>
-        <w:t>print("要处理连续动作，必须换方法——策略梯度。")</w:t>
+        <w:t>self.soc_max = 0.9</w:t>
       </w:r>
     </w:p>
     <w:p>
@@ -1189,7 +2085,5030 @@
           <w:rFonts w:ascii="Microsoft YaHei" w:hAnsi="Microsoft YaHei"/>
           <w:sz w:val="21"/>
         </w:rPr>
-        <w:t>引出下一步：REINFORCE。策略梯度方法不通过 Q 值来选动作，而是直接输出动作分布（均值和标准差），从分布中采样得到动作。这就绕开了 argmax 的限制——不需要枚举所有动作。</w:t>
+        <w:t>SOC 上限 90%。过充同样危险，也是硬边界。</w:t>
+      </w:r>
+    </w:p>
+    <w:p>
+      <w:pPr>
+        <w:spacing w:before="120" w:after="40"/>
+      </w:pPr>
+      <w:r>
+        <w:rPr>
+          <w:color w:val="999999"/>
+          <w:sz w:val="16"/>
+        </w:rPr>
+        <w:t xml:space="preserve">  L39  </w:t>
+      </w:r>
+      <w:r>
+        <w:rPr>
+          <w:rFonts w:ascii="Consolas" w:hAnsi="Consolas"/>
+          <w:b/>
+          <w:color w:val="1F3A5F"/>
+          <w:sz w:val="20"/>
+        </w:rPr>
+        <w:t>self.state_dim = 2   # [SOC, P_load]</w:t>
+      </w:r>
+    </w:p>
+    <w:p>
+      <w:pPr>
+        <w:spacing w:before="0" w:after="120"/>
+        <w:ind w:left="454"/>
+      </w:pPr>
+      <w:r>
+        <w:rPr>
+          <w:rFonts w:ascii="Microsoft YaHei" w:hAnsi="Microsoft YaHei"/>
+          <w:sz w:val="21"/>
+        </w:rPr>
+        <w:t>状态维度 = 2。状态向量由 SOC 和 P_load 两个连续值组成，直接输入神经网络。对比 GridWorld 用 one-hot 编码 16 个格子。</w:t>
+      </w:r>
+    </w:p>
+    <w:p>
+      <w:pPr>
+        <w:spacing w:before="120" w:after="40"/>
+      </w:pPr>
+      <w:r>
+        <w:rPr>
+          <w:color w:val="999999"/>
+          <w:sz w:val="16"/>
+        </w:rPr>
+        <w:t xml:space="preserve">  L40  </w:t>
+      </w:r>
+      <w:r>
+        <w:rPr>
+          <w:rFonts w:ascii="Consolas" w:hAnsi="Consolas"/>
+          <w:b/>
+          <w:color w:val="1F3A5F"/>
+          <w:sz w:val="20"/>
+        </w:rPr>
+        <w:t>self.action_dim = 1  # P_fc (归一化 0~1)</w:t>
+      </w:r>
+    </w:p>
+    <w:p>
+      <w:pPr>
+        <w:spacing w:before="0" w:after="120"/>
+        <w:ind w:left="454"/>
+      </w:pPr>
+      <w:r>
+        <w:rPr>
+          <w:rFonts w:ascii="Microsoft YaHei" w:hAnsi="Microsoft YaHei"/>
+          <w:sz w:val="21"/>
+        </w:rPr>
+        <w:t>动作维度 = 1。动作就是燃料电池功率一个数，归一化到 [0,1]。</w:t>
+      </w:r>
+    </w:p>
+    <w:p>
+      <w:pPr>
+        <w:spacing w:before="120" w:after="40"/>
+      </w:pPr>
+      <w:r>
+        <w:rPr>
+          <w:color w:val="999999"/>
+          <w:sz w:val="16"/>
+        </w:rPr>
+        <w:t xml:space="preserve">  L43  </w:t>
+      </w:r>
+      <w:r>
+        <w:rPr>
+          <w:rFonts w:ascii="Consolas" w:hAnsi="Consolas"/>
+          <w:b/>
+          <w:color w:val="1F3A5F"/>
+          <w:sz w:val="20"/>
+        </w:rPr>
+        <w:t>self.battery_capacity = 50  # kWh</w:t>
+      </w:r>
+    </w:p>
+    <w:p>
+      <w:pPr>
+        <w:spacing w:before="0" w:after="120"/>
+        <w:ind w:left="454"/>
+      </w:pPr>
+      <w:r>
+        <w:rPr>
+          <w:rFonts w:ascii="Microsoft YaHei" w:hAnsi="Microsoft YaHei"/>
+          <w:sz w:val="21"/>
+        </w:rPr>
+        <w:t>电池容量 50 kWh。这个值决定了 SOC 变化的速度：容量越大，同样的功率差引起的 SOC 变化越小。</w:t>
+      </w:r>
+    </w:p>
+    <w:p>
+      <w:pPr>
+        <w:spacing w:before="120" w:after="40"/>
+      </w:pPr>
+      <w:r>
+        <w:rPr>
+          <w:color w:val="999999"/>
+          <w:sz w:val="16"/>
+        </w:rPr>
+        <w:t xml:space="preserve">  L44  </w:t>
+      </w:r>
+      <w:r>
+        <w:rPr>
+          <w:rFonts w:ascii="Consolas" w:hAnsi="Consolas"/>
+          <w:b/>
+          <w:color w:val="1F3A5F"/>
+          <w:sz w:val="20"/>
+        </w:rPr>
+        <w:t>self.dt = 1/60  # 每步 = 1 分钟</w:t>
+      </w:r>
+    </w:p>
+    <w:p>
+      <w:pPr>
+        <w:spacing w:before="0" w:after="120"/>
+        <w:ind w:left="454"/>
+      </w:pPr>
+      <w:r>
+        <w:rPr>
+          <w:rFonts w:ascii="Microsoft YaHei" w:hAnsi="Microsoft YaHei"/>
+          <w:sz w:val="21"/>
+        </w:rPr>
+        <w:t>每步时长 = 1 分钟（1/60 小时）。dt 在动力学中用于把功率换算成能量（但本代码简化处理，见 4.3 说明）。</w:t>
+      </w:r>
+    </w:p>
+    <w:p>
+      <w:pPr>
+        <w:spacing w:before="120" w:after="40"/>
+      </w:pPr>
+      <w:r>
+        <w:rPr>
+          <w:color w:val="999999"/>
+          <w:sz w:val="16"/>
+        </w:rPr>
+        <w:t xml:space="preserve">  L47  </w:t>
+      </w:r>
+      <w:r>
+        <w:rPr>
+          <w:rFonts w:ascii="Consolas" w:hAnsi="Consolas"/>
+          <w:b/>
+          <w:color w:val="1F3A5F"/>
+          <w:sz w:val="20"/>
+        </w:rPr>
+        <w:t>self.reset()</w:t>
+      </w:r>
+    </w:p>
+    <w:p>
+      <w:pPr>
+        <w:spacing w:before="0" w:after="120"/>
+        <w:ind w:left="454"/>
+      </w:pPr>
+      <w:r>
+        <w:rPr>
+          <w:rFonts w:ascii="Microsoft YaHei" w:hAnsi="Microsoft YaHei"/>
+          <w:sz w:val="21"/>
+        </w:rPr>
+        <w:t>构造时立即调用 reset()，把环境初始化到默认状态，这样对象创建后立刻就能用。</w:t>
+      </w:r>
+    </w:p>
+    <w:p>
+      <w:pPr>
+        <w:pStyle w:val="Heading2"/>
+      </w:pPr>
+      <w:r>
+        <w:rPr>
+          <w:color w:val="1F3A5F"/>
+        </w:rPr>
+        <w:t>4.2 reset 与 _get_state（49-59 行）</w:t>
+      </w:r>
+    </w:p>
+    <w:p>
+      <w:pPr>
+        <w:spacing w:before="120" w:after="40"/>
+      </w:pPr>
+      <w:r>
+        <w:rPr>
+          <w:color w:val="999999"/>
+          <w:sz w:val="16"/>
+        </w:rPr>
+        <w:t xml:space="preserve">  L49  </w:t>
+      </w:r>
+      <w:r>
+        <w:rPr>
+          <w:rFonts w:ascii="Consolas" w:hAnsi="Consolas"/>
+          <w:b/>
+          <w:color w:val="1F3A5F"/>
+          <w:sz w:val="20"/>
+        </w:rPr>
+        <w:t>def reset(self):</w:t>
+      </w:r>
+    </w:p>
+    <w:p>
+      <w:pPr>
+        <w:spacing w:before="0" w:after="120"/>
+        <w:ind w:left="454"/>
+      </w:pPr>
+      <w:r>
+        <w:rPr>
+          <w:rFonts w:ascii="Microsoft YaHei" w:hAnsi="Microsoft YaHei"/>
+          <w:sz w:val="21"/>
+        </w:rPr>
+        <w:t>重置环境到初始状态，并返回初始状态向量。训练每局开始时都会调用它，清空上一局的残留。</w:t>
+      </w:r>
+    </w:p>
+    <w:p>
+      <w:pPr>
+        <w:spacing w:before="120" w:after="40"/>
+      </w:pPr>
+      <w:r>
+        <w:rPr>
+          <w:color w:val="999999"/>
+          <w:sz w:val="16"/>
+        </w:rPr>
+        <w:t xml:space="preserve">  L51  </w:t>
+      </w:r>
+      <w:r>
+        <w:rPr>
+          <w:rFonts w:ascii="Consolas" w:hAnsi="Consolas"/>
+          <w:b/>
+          <w:color w:val="1F3A5F"/>
+          <w:sz w:val="20"/>
+        </w:rPr>
+        <w:t>self.soc = 0.6  # 初始 SOC = 60%</w:t>
+      </w:r>
+    </w:p>
+    <w:p>
+      <w:pPr>
+        <w:spacing w:before="0" w:after="120"/>
+        <w:ind w:left="454"/>
+      </w:pPr>
+      <w:r>
+        <w:rPr>
+          <w:rFonts w:ascii="Microsoft YaHei" w:hAnsi="Microsoft YaHei"/>
+          <w:sz w:val="21"/>
+        </w:rPr>
+        <w:t>初始电量 60%，取在安全区间 [0.2, 0.9] 的中偏上位置，给智能体留足上下操作空间。</w:t>
+      </w:r>
+    </w:p>
+    <w:p>
+      <w:pPr>
+        <w:spacing w:before="120" w:after="40"/>
+      </w:pPr>
+      <w:r>
+        <w:rPr>
+          <w:color w:val="999999"/>
+          <w:sz w:val="16"/>
+        </w:rPr>
+        <w:t xml:space="preserve">  L52  </w:t>
+      </w:r>
+      <w:r>
+        <w:rPr>
+          <w:rFonts w:ascii="Consolas" w:hAnsi="Consolas"/>
+          <w:b/>
+          <w:color w:val="1F3A5F"/>
+          <w:sz w:val="20"/>
+        </w:rPr>
+        <w:t>self.p_load = 0.5  # 初始负载（KW）</w:t>
+      </w:r>
+    </w:p>
+    <w:p>
+      <w:pPr>
+        <w:spacing w:before="0" w:after="120"/>
+        <w:ind w:left="454"/>
+      </w:pPr>
+      <w:r>
+        <w:rPr>
+          <w:rFonts w:ascii="Microsoft YaHei" w:hAnsi="Microsoft YaHei"/>
+          <w:sz w:val="21"/>
+        </w:rPr>
+        <w:t>初始负载 0.5 kW。注意这里 p_load 单位写 KW（应为 kW），是作者的小笔误，不影响逻辑。</w:t>
+      </w:r>
+    </w:p>
+    <w:p>
+      <w:pPr>
+        <w:spacing w:before="120" w:after="40"/>
+      </w:pPr>
+      <w:r>
+        <w:rPr>
+          <w:color w:val="999999"/>
+          <w:sz w:val="16"/>
+        </w:rPr>
+        <w:t xml:space="preserve">  L53  </w:t>
+      </w:r>
+      <w:r>
+        <w:rPr>
+          <w:rFonts w:ascii="Consolas" w:hAnsi="Consolas"/>
+          <w:b/>
+          <w:color w:val="1F3A5F"/>
+          <w:sz w:val="20"/>
+        </w:rPr>
+        <w:t>self.steps = 0</w:t>
+      </w:r>
+    </w:p>
+    <w:p>
+      <w:pPr>
+        <w:spacing w:before="0" w:after="120"/>
+        <w:ind w:left="454"/>
+      </w:pPr>
+      <w:r>
+        <w:rPr>
+          <w:rFonts w:ascii="Microsoft YaHei" w:hAnsi="Microsoft YaHei"/>
+          <w:sz w:val="21"/>
+        </w:rPr>
+        <w:t>步数清零。用于判断是否达到 max_steps。</w:t>
+      </w:r>
+    </w:p>
+    <w:p>
+      <w:pPr>
+        <w:spacing w:before="120" w:after="40"/>
+      </w:pPr>
+      <w:r>
+        <w:rPr>
+          <w:color w:val="999999"/>
+          <w:sz w:val="16"/>
+        </w:rPr>
+        <w:t xml:space="preserve">  L54  </w:t>
+      </w:r>
+      <w:r>
+        <w:rPr>
+          <w:rFonts w:ascii="Consolas" w:hAnsi="Consolas"/>
+          <w:b/>
+          <w:color w:val="1F3A5F"/>
+          <w:sz w:val="20"/>
+        </w:rPr>
+        <w:t>self.max_steps = 200</w:t>
+      </w:r>
+    </w:p>
+    <w:p>
+      <w:pPr>
+        <w:spacing w:before="0" w:after="120"/>
+        <w:ind w:left="454"/>
+      </w:pPr>
+      <w:r>
+        <w:rPr>
+          <w:rFonts w:ascii="Microsoft YaHei" w:hAnsi="Microsoft YaHei"/>
+          <w:sz w:val="21"/>
+        </w:rPr>
+        <w:t>一局最多 200 步（约 3 小时 20 分钟）。防止环境无限运行下去，也定义了"一局"的长度。</w:t>
+      </w:r>
+    </w:p>
+    <w:p>
+      <w:pPr>
+        <w:spacing w:before="120" w:after="40"/>
+      </w:pPr>
+      <w:r>
+        <w:rPr>
+          <w:color w:val="999999"/>
+          <w:sz w:val="16"/>
+        </w:rPr>
+        <w:t xml:space="preserve">  L55  </w:t>
+      </w:r>
+      <w:r>
+        <w:rPr>
+          <w:rFonts w:ascii="Consolas" w:hAnsi="Consolas"/>
+          <w:b/>
+          <w:color w:val="1F3A5F"/>
+          <w:sz w:val="20"/>
+        </w:rPr>
+        <w:t>return self._get_state()</w:t>
+      </w:r>
+    </w:p>
+    <w:p>
+      <w:pPr>
+        <w:spacing w:before="0" w:after="120"/>
+        <w:ind w:left="454"/>
+      </w:pPr>
+      <w:r>
+        <w:rPr>
+          <w:rFonts w:ascii="Microsoft YaHei" w:hAnsi="Microsoft YaHei"/>
+          <w:sz w:val="21"/>
+        </w:rPr>
+        <w:t>返回初始状态向量。RL 训练代码用这个返回值作为第一轮的观测。</w:t>
+      </w:r>
+    </w:p>
+    <w:p>
+      <w:pPr>
+        <w:spacing w:before="120" w:after="40"/>
+      </w:pPr>
+      <w:r>
+        <w:rPr>
+          <w:color w:val="999999"/>
+          <w:sz w:val="16"/>
+        </w:rPr>
+        <w:t xml:space="preserve">  L57  </w:t>
+      </w:r>
+      <w:r>
+        <w:rPr>
+          <w:rFonts w:ascii="Consolas" w:hAnsi="Consolas"/>
+          <w:b/>
+          <w:color w:val="1F3A5F"/>
+          <w:sz w:val="20"/>
+        </w:rPr>
+        <w:t>def _get_state(self):</w:t>
+      </w:r>
+    </w:p>
+    <w:p>
+      <w:pPr>
+        <w:spacing w:before="0" w:after="120"/>
+        <w:ind w:left="454"/>
+      </w:pPr>
+      <w:r>
+        <w:rPr>
+          <w:rFonts w:ascii="Microsoft YaHei" w:hAnsi="Microsoft YaHei"/>
+          <w:sz w:val="21"/>
+        </w:rPr>
+        <w:t>内部辅助方法：把当前 SOC 和 P_load 组装成状态向量。</w:t>
+      </w:r>
+    </w:p>
+    <w:p>
+      <w:pPr>
+        <w:spacing w:before="120" w:after="40"/>
+      </w:pPr>
+      <w:r>
+        <w:rPr>
+          <w:color w:val="999999"/>
+          <w:sz w:val="16"/>
+        </w:rPr>
+        <w:t xml:space="preserve">  L59  </w:t>
+      </w:r>
+      <w:r>
+        <w:rPr>
+          <w:rFonts w:ascii="Consolas" w:hAnsi="Consolas"/>
+          <w:b/>
+          <w:color w:val="1F3A5F"/>
+          <w:sz w:val="20"/>
+        </w:rPr>
+        <w:t>return np.array([self.soc, self.p_load], dtype=np.float32)</w:t>
+      </w:r>
+    </w:p>
+    <w:p>
+      <w:pPr>
+        <w:spacing w:before="0" w:after="120"/>
+        <w:ind w:left="454"/>
+      </w:pPr>
+      <w:r>
+        <w:rPr>
+          <w:rFonts w:ascii="Microsoft YaHei" w:hAnsi="Microsoft YaHei"/>
+          <w:sz w:val="21"/>
+        </w:rPr>
+        <w:t>返回 numpy float32 数组 [SOC, P_load]。用 np.float32 与 PyTorch 默认张量精度一致（PyTorch 默认 float32），避免类型转换开销和精度警告。</w:t>
+      </w:r>
+    </w:p>
+    <w:p>
+      <w:pPr>
+        <w:spacing w:before="120" w:after="120"/>
+        <w:ind w:left="283" w:right="283"/>
+      </w:pPr>
+      <w:r>
+        <w:rPr>
+          <w:rFonts w:ascii="Microsoft YaHei" w:hAnsi="Microsoft YaHei"/>
+          <w:b/>
+          <w:color w:val="E67E22"/>
+          <w:sz w:val="22"/>
+        </w:rPr>
+        <w:t>💡 记忆点：reset() = 把电量设回 60%、负载设回 0.5、步数清零，然后吐出初始状态。step() = 接收动作 → 更新 SOC → 算奖励 → 返回新状态。这就是"环境"的全部职责。</w:t>
+      </w:r>
+    </w:p>
+    <w:p>
+      <w:pPr>
+        <w:pStyle w:val="Heading2"/>
+      </w:pPr>
+      <w:r>
+        <w:rPr>
+          <w:color w:val="1F3A5F"/>
+        </w:rPr>
+        <w:t>4.3 step() 的核心动力学（61-104 行）</w:t>
+      </w:r>
+    </w:p>
+    <w:p>
+      <w:pPr>
+        <w:spacing w:before="120" w:after="40"/>
+      </w:pPr>
+      <w:r>
+        <w:rPr>
+          <w:color w:val="999999"/>
+          <w:sz w:val="16"/>
+        </w:rPr>
+        <w:t xml:space="preserve">  L61  </w:t>
+      </w:r>
+      <w:r>
+        <w:rPr>
+          <w:rFonts w:ascii="Consolas" w:hAnsi="Consolas"/>
+          <w:b/>
+          <w:color w:val="1F3A5F"/>
+          <w:sz w:val="20"/>
+        </w:rPr>
+        <w:t>def step(self, action):</w:t>
+      </w:r>
+    </w:p>
+    <w:p>
+      <w:pPr>
+        <w:spacing w:before="0" w:after="120"/>
+        <w:ind w:left="454"/>
+      </w:pPr>
+      <w:r>
+        <w:rPr>
+          <w:rFonts w:ascii="Microsoft YaHei" w:hAnsi="Microsoft YaHei"/>
+          <w:sz w:val="21"/>
+        </w:rPr>
+        <w:t>环境最核心的方法：执行动作，推进一步，返回 (next_state, reward, done, info)。所有 RL 算法（REINFORCE/AC/PPO）都通过它和环境互动，接口和 Gym 完全一致。</w:t>
+      </w:r>
+    </w:p>
+    <w:p>
+      <w:pPr>
+        <w:spacing w:before="120" w:after="40"/>
+      </w:pPr>
+      <w:r>
+        <w:rPr>
+          <w:color w:val="999999"/>
+          <w:sz w:val="16"/>
+        </w:rPr>
+        <w:t xml:space="preserve">  L62  </w:t>
+      </w:r>
+      <w:r>
+        <w:rPr>
+          <w:rFonts w:ascii="Consolas" w:hAnsi="Consolas"/>
+          <w:b/>
+          <w:color w:val="1F3A5F"/>
+          <w:sz w:val="20"/>
+        </w:rPr>
+        <w:t>"""执行动作 action = P_fc (归一化 0~1)</w:t>
+      </w:r>
+    </w:p>
+    <w:p>
+      <w:pPr>
+        <w:spacing w:before="0" w:after="120"/>
+        <w:ind w:left="454"/>
+      </w:pPr>
+      <w:r>
+        <w:rPr>
+          <w:rFonts w:ascii="Microsoft YaHei" w:hAnsi="Microsoft YaHei"/>
+          <w:sz w:val="21"/>
+        </w:rPr>
+        <w:t>docstring：说明入参是归一化的 P_fc。</w:t>
+      </w:r>
+    </w:p>
+    <w:p>
+      <w:pPr>
+        <w:spacing w:before="120" w:after="40"/>
+      </w:pPr>
+      <w:r>
+        <w:rPr>
+          <w:color w:val="999999"/>
+          <w:sz w:val="16"/>
+        </w:rPr>
+        <w:t xml:space="preserve">  L65  </w:t>
+      </w:r>
+      <w:r>
+        <w:rPr>
+          <w:rFonts w:ascii="Consolas" w:hAnsi="Consolas"/>
+          <w:b/>
+          <w:color w:val="1F3A5F"/>
+          <w:sz w:val="20"/>
+        </w:rPr>
+        <w:t>返回: (next_state, reward, done, info)</w:t>
+      </w:r>
+    </w:p>
+    <w:p>
+      <w:pPr>
+        <w:spacing w:before="0" w:after="120"/>
+        <w:ind w:left="454"/>
+      </w:pPr>
+      <w:r>
+        <w:rPr>
+          <w:rFonts w:ascii="Microsoft YaHei" w:hAnsi="Microsoft YaHei"/>
+          <w:sz w:val="21"/>
+        </w:rPr>
+        <w:t>标准四元组返回值：下一状态、即时奖励、是否终止、附加信息字典。</w:t>
+      </w:r>
+    </w:p>
+    <w:p>
+      <w:pPr>
+        <w:spacing w:before="120" w:after="40"/>
+      </w:pPr>
+      <w:r>
+        <w:rPr>
+          <w:color w:val="999999"/>
+          <w:sz w:val="16"/>
+        </w:rPr>
+        <w:t xml:space="preserve">  L68  </w:t>
+      </w:r>
+      <w:r>
+        <w:rPr>
+          <w:rFonts w:ascii="Consolas" w:hAnsi="Consolas"/>
+          <w:b/>
+          <w:color w:val="1F3A5F"/>
+          <w:sz w:val="20"/>
+        </w:rPr>
+        <w:t>p_fc = float(np.clip(action, 0, 1)) * 30.0  # [0, 30] kW</w:t>
+      </w:r>
+    </w:p>
+    <w:p>
+      <w:pPr>
+        <w:spacing w:before="0" w:after="120"/>
+        <w:ind w:left="454"/>
+      </w:pPr>
+      <w:r>
+        <w:rPr>
+          <w:rFonts w:ascii="Microsoft YaHei" w:hAnsi="Microsoft YaHei"/>
+          <w:sz w:val="21"/>
+        </w:rPr>
+        <w:t>★ 反归一化：把网络输出的 [0,1] 归一化动作，映射回真实功率 [0,30] kW。np.clip 把动作硬夹在 [0,1]（防止网络输出 1.3 或 -0.2 这种越界值），float() 转成 Python 浮点，×30 得到 kW。例：action=0.5 → 15 kW，action=1.0 → 30 kW。</w:t>
+      </w:r>
+    </w:p>
+    <w:p>
+      <w:pPr>
+        <w:spacing w:before="120" w:after="40"/>
+      </w:pPr>
+      <w:r>
+        <w:rPr>
+          <w:color w:val="999999"/>
+          <w:sz w:val="16"/>
+        </w:rPr>
+        <w:t xml:space="preserve">  L71  </w:t>
+      </w:r>
+      <w:r>
+        <w:rPr>
+          <w:rFonts w:ascii="Consolas" w:hAnsi="Consolas"/>
+          <w:b/>
+          <w:color w:val="1F3A5F"/>
+          <w:sz w:val="20"/>
+        </w:rPr>
+        <w:t>self.p_load = 0.3 + 0.4 * (0.5 + 0.5 * np.sin(self.steps * 0.1))</w:t>
+      </w:r>
+    </w:p>
+    <w:p>
+      <w:pPr>
+        <w:spacing w:before="0" w:after="120"/>
+        <w:ind w:left="454"/>
+      </w:pPr>
+      <w:r>
+        <w:rPr>
+          <w:rFonts w:ascii="Microsoft YaHei" w:hAnsi="Microsoft YaHei"/>
+          <w:sz w:val="21"/>
+        </w:rPr>
+        <w:t>★ 负载波形：生成随时间变化的正弦负载。展开计算：sin 部分在 [-1,1] 波动 → (0.5+0.5·sin) ∈ [0,1] → ×0.4 ∈ [0,0.4] → +0.3 ∈ [0.3,0.7] kW。周期为 2π/0.1 ≈ 63 步，也就是负载约 1 小时一循环。模拟真实工况里负荷的起伏。</w:t>
+      </w:r>
+    </w:p>
+    <w:p>
+      <w:pPr>
+        <w:spacing w:before="120" w:after="40"/>
+      </w:pPr>
+      <w:r>
+        <w:rPr>
+          <w:color w:val="999999"/>
+          <w:sz w:val="16"/>
+        </w:rPr>
+        <w:t xml:space="preserve">  L74  </w:t>
+      </w:r>
+      <w:r>
+        <w:rPr>
+          <w:rFonts w:ascii="Consolas" w:hAnsi="Consolas"/>
+          <w:b/>
+          <w:color w:val="1F3A5F"/>
+          <w:sz w:val="20"/>
+        </w:rPr>
+        <w:t># P_fc &gt; P_load → 充电，SOC ↑</w:t>
+      </w:r>
+    </w:p>
+    <w:p>
+      <w:pPr>
+        <w:spacing w:before="0" w:after="120"/>
+        <w:ind w:left="454"/>
+      </w:pPr>
+      <w:r>
+        <w:rPr>
+          <w:rFonts w:ascii="Microsoft YaHei" w:hAnsi="Microsoft YaHei"/>
+          <w:sz w:val="21"/>
+        </w:rPr>
+        <w:t>充电逻辑注释：发电 &gt; 用电时，多余电能充进电池。</w:t>
+      </w:r>
+    </w:p>
+    <w:p>
+      <w:pPr>
+        <w:spacing w:before="120" w:after="40"/>
+      </w:pPr>
+      <w:r>
+        <w:rPr>
+          <w:color w:val="999999"/>
+          <w:sz w:val="16"/>
+        </w:rPr>
+        <w:t xml:space="preserve">  L75  </w:t>
+      </w:r>
+      <w:r>
+        <w:rPr>
+          <w:rFonts w:ascii="Consolas" w:hAnsi="Consolas"/>
+          <w:b/>
+          <w:color w:val="1F3A5F"/>
+          <w:sz w:val="20"/>
+        </w:rPr>
+        <w:t># P_fc &lt; P_load → 放电，SOC ↓</w:t>
+      </w:r>
+    </w:p>
+    <w:p>
+      <w:pPr>
+        <w:spacing w:before="0" w:after="120"/>
+        <w:ind w:left="454"/>
+      </w:pPr>
+      <w:r>
+        <w:rPr>
+          <w:rFonts w:ascii="Microsoft YaHei" w:hAnsi="Microsoft YaHei"/>
+          <w:sz w:val="21"/>
+        </w:rPr>
+        <w:t>放电逻辑注释：发电 &lt; 用电时，电池放电补缺口。</w:t>
+      </w:r>
+    </w:p>
+    <w:p>
+      <w:pPr>
+        <w:spacing w:before="120" w:after="40"/>
+      </w:pPr>
+      <w:r>
+        <w:rPr>
+          <w:color w:val="999999"/>
+          <w:sz w:val="16"/>
+        </w:rPr>
+        <w:t xml:space="preserve">  L76  </w:t>
+      </w:r>
+      <w:r>
+        <w:rPr>
+          <w:rFonts w:ascii="Consolas" w:hAnsi="Consolas"/>
+          <w:b/>
+          <w:color w:val="1F3A5F"/>
+          <w:sz w:val="20"/>
+        </w:rPr>
+        <w:t>power_diff = p_fc - self.p_load  # kW</w:t>
+      </w:r>
+    </w:p>
+    <w:p>
+      <w:pPr>
+        <w:spacing w:before="0" w:after="120"/>
+        <w:ind w:left="454"/>
+      </w:pPr>
+      <w:r>
+        <w:rPr>
+          <w:rFonts w:ascii="Microsoft YaHei" w:hAnsi="Microsoft YaHei"/>
+          <w:sz w:val="21"/>
+        </w:rPr>
+        <w:t>功率差 = 发电 - 用电。这是 SOC 变化的驱动量。正值 → 充电，负值 → 放电。</w:t>
+      </w:r>
+    </w:p>
+    <w:p>
+      <w:pPr>
+        <w:spacing w:before="120" w:after="40"/>
+      </w:pPr>
+      <w:r>
+        <w:rPr>
+          <w:color w:val="999999"/>
+          <w:sz w:val="16"/>
+        </w:rPr>
+        <w:t xml:space="preserve">  L77  </w:t>
+      </w:r>
+      <w:r>
+        <w:rPr>
+          <w:rFonts w:ascii="Consolas" w:hAnsi="Consolas"/>
+          <w:b/>
+          <w:color w:val="1F3A5F"/>
+          <w:sz w:val="20"/>
+        </w:rPr>
+        <w:t>soc_change = power_diff / self.battery_capacity  # 归一化变化量</w:t>
+      </w:r>
+    </w:p>
+    <w:p>
+      <w:pPr>
+        <w:spacing w:before="0" w:after="120"/>
+        <w:ind w:left="454"/>
+      </w:pPr>
+      <w:r>
+        <w:rPr>
+          <w:rFonts w:ascii="Microsoft YaHei" w:hAnsi="Microsoft YaHei"/>
+          <w:sz w:val="21"/>
+        </w:rPr>
+        <w:t>SOC 变化量 = 功率差 ÷ 电池容量。这是从"功率"到"电量比例"的换算。严格物理上应该还要乘以 dt（因为功率×时间=能量），但这里 dt=1 分钟，步长小，代码直接省略了，是简化处理。例：功率差 +5 kW，容量 50 kWh → SOC 每步上升 0.1。</w:t>
+      </w:r>
+    </w:p>
+    <w:p>
+      <w:pPr>
+        <w:spacing w:before="120" w:after="40"/>
+      </w:pPr>
+      <w:r>
+        <w:rPr>
+          <w:color w:val="999999"/>
+          <w:sz w:val="16"/>
+        </w:rPr>
+        <w:t xml:space="preserve">  L78  </w:t>
+      </w:r>
+      <w:r>
+        <w:rPr>
+          <w:rFonts w:ascii="Consolas" w:hAnsi="Consolas"/>
+          <w:b/>
+          <w:color w:val="1F3A5F"/>
+          <w:sz w:val="20"/>
+        </w:rPr>
+        <w:t>self.soc = np.clip(self.soc + soc_change, self.soc_min, self.soc_max)</w:t>
+      </w:r>
+    </w:p>
+    <w:p>
+      <w:pPr>
+        <w:spacing w:before="0" w:after="120"/>
+        <w:ind w:left="454"/>
+      </w:pPr>
+      <w:r>
+        <w:rPr>
+          <w:rFonts w:ascii="Microsoft YaHei" w:hAnsi="Microsoft YaHei"/>
+          <w:sz w:val="21"/>
+        </w:rPr>
+        <w:t>更新 SOC 并夹到 [0.2, 0.9] 安全区间。clip 保证 SOC 永远不会真的越界存储（越界的惩罚在奖励里体现，见 4.4）。</w:t>
+      </w:r>
+    </w:p>
+    <w:p>
+      <w:pPr>
+        <w:spacing w:before="120" w:after="120"/>
+        <w:ind w:left="283" w:right="283"/>
+      </w:pPr>
+      <w:r>
+        <w:rPr>
+          <w:rFonts w:ascii="Microsoft YaHei" w:hAnsi="Microsoft YaHei"/>
+          <w:b/>
+          <w:color w:val="E67E22"/>
+          <w:sz w:val="22"/>
+        </w:rPr>
+        <w:t>💡 物理本质：这是一个离散时间的一阶惯性系统 SOC[t+1] = SOC[t] + (P_fc[t] - P_load[t])/C。它把"连续动作"和"连续状态"直接连起来了——这正是 DQN 棘手的地方。</w:t>
+      </w:r>
+    </w:p>
+    <w:p>
+      <w:pPr>
+        <w:pStyle w:val="Heading2"/>
+      </w:pPr>
+      <w:r>
+        <w:rPr>
+          <w:color w:val="1F3A5F"/>
+        </w:rPr>
+        <w:t>4.4 step() 的奖励函数（80-92 行）</w:t>
+      </w:r>
+    </w:p>
+    <w:p>
+      <w:pPr>
+        <w:spacing w:before="120" w:after="40"/>
+      </w:pPr>
+      <w:r>
+        <w:rPr>
+          <w:color w:val="999999"/>
+          <w:sz w:val="16"/>
+        </w:rPr>
+        <w:t xml:space="preserve">  L80  </w:t>
+      </w:r>
+      <w:r>
+        <w:rPr>
+          <w:rFonts w:ascii="Consolas" w:hAnsi="Consolas"/>
+          <w:b/>
+          <w:color w:val="1F3A5F"/>
+          <w:sz w:val="20"/>
+        </w:rPr>
+        <w:t># 计算奖励</w:t>
+      </w:r>
+    </w:p>
+    <w:p>
+      <w:pPr>
+        <w:spacing w:before="0" w:after="120"/>
+        <w:ind w:left="454"/>
+      </w:pPr>
+      <w:r>
+        <w:rPr>
+          <w:rFonts w:ascii="Microsoft YaHei" w:hAnsi="Microsoft YaHei"/>
+          <w:sz w:val="21"/>
+        </w:rPr>
+        <w:t>奖励计算分三部分：燃料成本 + SOC 偏离惩罚 + SOC 越界惩罚。</w:t>
+      </w:r>
+    </w:p>
+    <w:p>
+      <w:pPr>
+        <w:spacing w:before="120" w:after="40"/>
+      </w:pPr>
+      <w:r>
+        <w:rPr>
+          <w:color w:val="999999"/>
+          <w:sz w:val="16"/>
+        </w:rPr>
+        <w:t xml:space="preserve">  L82  </w:t>
+      </w:r>
+      <w:r>
+        <w:rPr>
+          <w:rFonts w:ascii="Consolas" w:hAnsi="Consolas"/>
+          <w:b/>
+          <w:color w:val="1F3A5F"/>
+          <w:sz w:val="20"/>
+        </w:rPr>
+        <w:t>fuel_cost = -0.01 * p_fc</w:t>
+      </w:r>
+    </w:p>
+    <w:p>
+      <w:pPr>
+        <w:spacing w:before="0" w:after="120"/>
+        <w:ind w:left="454"/>
+      </w:pPr>
+      <w:r>
+        <w:rPr>
+          <w:rFonts w:ascii="Microsoft YaHei" w:hAnsi="Microsoft YaHei"/>
+          <w:sz w:val="21"/>
+        </w:rPr>
+        <w:t>① 燃料成本：P_fc 越大 → 负奖励越大（惩罚越重）。0.01 是单位成本系数。这是"经济性"项——逼着智能体别让燃料电池乱烧。例：P_fc=30kW → 该项 = -0.3。</w:t>
+      </w:r>
+    </w:p>
+    <w:p>
+      <w:pPr>
+        <w:spacing w:before="120" w:after="40"/>
+      </w:pPr>
+      <w:r>
+        <w:rPr>
+          <w:color w:val="999999"/>
+          <w:sz w:val="16"/>
+        </w:rPr>
+        <w:t xml:space="preserve">  L85  </w:t>
+      </w:r>
+      <w:r>
+        <w:rPr>
+          <w:rFonts w:ascii="Consolas" w:hAnsi="Consolas"/>
+          <w:b/>
+          <w:color w:val="1F3A5F"/>
+          <w:sz w:val="20"/>
+        </w:rPr>
+        <w:t>soc_penalty = -0.5 * (self.soc - 0.6) ** 2</w:t>
+      </w:r>
+    </w:p>
+    <w:p>
+      <w:pPr>
+        <w:spacing w:before="0" w:after="120"/>
+        <w:ind w:left="454"/>
+      </w:pPr>
+      <w:r>
+        <w:rPr>
+          <w:rFonts w:ascii="Microsoft YaHei" w:hAnsi="Microsoft YaHei"/>
+          <w:sz w:val="21"/>
+        </w:rPr>
+        <w:t>② SOC 偏离惩罚：SOC 偏离目标值 0.6 越远，惩罚越大。平方项保证：无论过高(&gt;0.6)还是过低(&lt;0.6)都受罚，且偏离越远惩罚增长越快（二次）。系数 0.5 控制惩罚力度。这是"安全性/电量保持"项。例：SOC=0.7 → -0.5×0.01 = -0.005；SOC=0.2 → -0.5×0.16 = -0.08。</w:t>
+      </w:r>
+    </w:p>
+    <w:p>
+      <w:pPr>
+        <w:spacing w:before="120" w:after="40"/>
+      </w:pPr>
+      <w:r>
+        <w:rPr>
+          <w:color w:val="999999"/>
+          <w:sz w:val="16"/>
+        </w:rPr>
+        <w:t xml:space="preserve">  L88  </w:t>
+      </w:r>
+      <w:r>
+        <w:rPr>
+          <w:rFonts w:ascii="Consolas" w:hAnsi="Consolas"/>
+          <w:b/>
+          <w:color w:val="1F3A5F"/>
+          <w:sz w:val="20"/>
+        </w:rPr>
+        <w:t>soc_bound_penalty = 0.0  #0.2-0.9</w:t>
+      </w:r>
+    </w:p>
+    <w:p>
+      <w:pPr>
+        <w:spacing w:before="0" w:after="120"/>
+        <w:ind w:left="454"/>
+      </w:pPr>
+      <w:r>
+        <w:rPr>
+          <w:rFonts w:ascii="Microsoft YaHei" w:hAnsi="Microsoft YaHei"/>
+          <w:sz w:val="21"/>
+        </w:rPr>
+        <w:t>③ 越界惩罚：默认 0。注释标出安全范围是 0.2-0.9。</w:t>
+      </w:r>
+    </w:p>
+    <w:p>
+      <w:pPr>
+        <w:spacing w:before="120" w:after="40"/>
+      </w:pPr>
+      <w:r>
+        <w:rPr>
+          <w:color w:val="999999"/>
+          <w:sz w:val="16"/>
+        </w:rPr>
+        <w:t xml:space="preserve">  L89  </w:t>
+      </w:r>
+      <w:r>
+        <w:rPr>
+          <w:rFonts w:ascii="Consolas" w:hAnsi="Consolas"/>
+          <w:b/>
+          <w:color w:val="1F3A5F"/>
+          <w:sz w:val="20"/>
+        </w:rPr>
+        <w:t>if self.soc &lt;= self.soc_min or self.soc &gt;= self.soc_max:</w:t>
+      </w:r>
+    </w:p>
+    <w:p>
+      <w:pPr>
+        <w:spacing w:before="0" w:after="120"/>
+        <w:ind w:left="454"/>
+      </w:pPr>
+      <w:r>
+        <w:rPr>
+          <w:rFonts w:ascii="Microsoft YaHei" w:hAnsi="Microsoft YaHei"/>
+          <w:sz w:val="21"/>
+        </w:rPr>
+        <w:t>判断 SOC 是否触碰硬边界（≤0.2 或 ≥0.9）。</w:t>
+      </w:r>
+    </w:p>
+    <w:p>
+      <w:pPr>
+        <w:spacing w:before="120" w:after="40"/>
+      </w:pPr>
+      <w:r>
+        <w:rPr>
+          <w:color w:val="999999"/>
+          <w:sz w:val="16"/>
+        </w:rPr>
+        <w:t xml:space="preserve">  L90  </w:t>
+      </w:r>
+      <w:r>
+        <w:rPr>
+          <w:rFonts w:ascii="Consolas" w:hAnsi="Consolas"/>
+          <w:b/>
+          <w:color w:val="1F3A5F"/>
+          <w:sz w:val="20"/>
+        </w:rPr>
+        <w:t>soc_bound_penalty = -1.0</w:t>
+      </w:r>
+    </w:p>
+    <w:p>
+      <w:pPr>
+        <w:spacing w:before="0" w:after="120"/>
+        <w:ind w:left="454"/>
+      </w:pPr>
+      <w:r>
+        <w:rPr>
+          <w:rFonts w:ascii="Microsoft YaHei" w:hAnsi="Microsoft YaHei"/>
+          <w:sz w:val="21"/>
+        </w:rPr>
+        <w:t>触界 → 一次性罚 -1.0。相比燃料成本（~-0.1 量级），这是重罚，让智能体强烈避免触碰边界。</w:t>
+      </w:r>
+    </w:p>
+    <w:p>
+      <w:pPr>
+        <w:spacing w:before="120" w:after="40"/>
+      </w:pPr>
+      <w:r>
+        <w:rPr>
+          <w:color w:val="999999"/>
+          <w:sz w:val="16"/>
+        </w:rPr>
+        <w:t xml:space="preserve">  L92  </w:t>
+      </w:r>
+      <w:r>
+        <w:rPr>
+          <w:rFonts w:ascii="Consolas" w:hAnsi="Consolas"/>
+          <w:b/>
+          <w:color w:val="1F3A5F"/>
+          <w:sz w:val="20"/>
+        </w:rPr>
+        <w:t>reward = fuel_cost + soc_penalty + soc_bound_penalty</w:t>
+      </w:r>
+    </w:p>
+    <w:p>
+      <w:pPr>
+        <w:spacing w:before="0" w:after="120"/>
+        <w:ind w:left="454"/>
+      </w:pPr>
+      <w:r>
+        <w:rPr>
+          <w:rFonts w:ascii="Microsoft YaHei" w:hAnsi="Microsoft YaHei"/>
+          <w:sz w:val="21"/>
+        </w:rPr>
+        <w:t>★ 总奖励 = 三项相加。注意三者量级差异：燃料成本常态 ~-0.1，SOC 偏离 ~-0.01~-0.1，越界一次性 -1。智能体要平衡：不能只图省油（导致 SOC 掉出界吃重罚），也不能只守 SOC（一直满功率烧油）。这就是"权衡"。</w:t>
+      </w:r>
+    </w:p>
+    <w:p>
+      <w:pPr>
+        <w:pStyle w:val="Heading2"/>
+      </w:pPr>
+      <w:r>
+        <w:rPr>
+          <w:color w:val="1F3A5F"/>
+        </w:rPr>
+        <w:t>4.5 step() 的终止与返回（94-104 行）</w:t>
+      </w:r>
+    </w:p>
+    <w:p>
+      <w:pPr>
+        <w:spacing w:before="120" w:after="40"/>
+      </w:pPr>
+      <w:r>
+        <w:rPr>
+          <w:color w:val="999999"/>
+          <w:sz w:val="16"/>
+        </w:rPr>
+        <w:t xml:space="preserve">  L95  </w:t>
+      </w:r>
+      <w:r>
+        <w:rPr>
+          <w:rFonts w:ascii="Consolas" w:hAnsi="Consolas"/>
+          <w:b/>
+          <w:color w:val="1F3A5F"/>
+          <w:sz w:val="20"/>
+        </w:rPr>
+        <w:t>self.steps += 1</w:t>
+      </w:r>
+    </w:p>
+    <w:p>
+      <w:pPr>
+        <w:spacing w:before="0" w:after="120"/>
+        <w:ind w:left="454"/>
+      </w:pPr>
+      <w:r>
+        <w:rPr>
+          <w:rFonts w:ascii="Microsoft YaHei" w:hAnsi="Microsoft YaHei"/>
+          <w:sz w:val="21"/>
+        </w:rPr>
+        <w:t>步数自增，用于触发最大步数终止。</w:t>
+      </w:r>
+    </w:p>
+    <w:p>
+      <w:pPr>
+        <w:spacing w:before="120" w:after="40"/>
+      </w:pPr>
+      <w:r>
+        <w:rPr>
+          <w:color w:val="999999"/>
+          <w:sz w:val="16"/>
+        </w:rPr>
+        <w:t xml:space="preserve">  L96  </w:t>
+      </w:r>
+      <w:r>
+        <w:rPr>
+          <w:rFonts w:ascii="Consolas" w:hAnsi="Consolas"/>
+          <w:b/>
+          <w:color w:val="1F3A5F"/>
+          <w:sz w:val="20"/>
+        </w:rPr>
+        <w:t>done = (self.steps &gt;= self.max_steps or</w:t>
+      </w:r>
+    </w:p>
+    <w:p>
+      <w:pPr>
+        <w:spacing w:before="0" w:after="120"/>
+        <w:ind w:left="454"/>
+      </w:pPr>
+      <w:r>
+        <w:rPr>
+          <w:rFonts w:ascii="Microsoft YaHei" w:hAnsi="Microsoft YaHei"/>
+          <w:sz w:val="21"/>
+        </w:rPr>
+        <w:t>终止条件第 1 项：达到 200 步上限（一局自然结束）。</w:t>
+      </w:r>
+    </w:p>
+    <w:p>
+      <w:pPr>
+        <w:spacing w:before="120" w:after="40"/>
+      </w:pPr>
+      <w:r>
+        <w:rPr>
+          <w:color w:val="999999"/>
+          <w:sz w:val="16"/>
+        </w:rPr>
+        <w:t xml:space="preserve">  L97  </w:t>
+      </w:r>
+      <w:r>
+        <w:rPr>
+          <w:rFonts w:ascii="Consolas" w:hAnsi="Consolas"/>
+          <w:b/>
+          <w:color w:val="1F3A5F"/>
+          <w:sz w:val="20"/>
+        </w:rPr>
+        <w:t>self.soc &lt;= self.soc_min or</w:t>
+      </w:r>
+    </w:p>
+    <w:p>
+      <w:pPr>
+        <w:spacing w:before="0" w:after="120"/>
+        <w:ind w:left="454"/>
+      </w:pPr>
+      <w:r>
+        <w:rPr>
+          <w:rFonts w:ascii="Microsoft YaHei" w:hAnsi="Microsoft YaHei"/>
+          <w:sz w:val="21"/>
+        </w:rPr>
+        <w:t>终止条件第 2 项：SOC 掉到 0.2 以下（过放）。</w:t>
+      </w:r>
+    </w:p>
+    <w:p>
+      <w:pPr>
+        <w:spacing w:before="120" w:after="40"/>
+      </w:pPr>
+      <w:r>
+        <w:rPr>
+          <w:color w:val="999999"/>
+          <w:sz w:val="16"/>
+        </w:rPr>
+        <w:t xml:space="preserve">  L98  </w:t>
+      </w:r>
+      <w:r>
+        <w:rPr>
+          <w:rFonts w:ascii="Consolas" w:hAnsi="Consolas"/>
+          <w:b/>
+          <w:color w:val="1F3A5F"/>
+          <w:sz w:val="20"/>
+        </w:rPr>
+        <w:t>self.soc &gt;= self.soc_max)</w:t>
+      </w:r>
+    </w:p>
+    <w:p>
+      <w:pPr>
+        <w:spacing w:before="0" w:after="120"/>
+        <w:ind w:left="454"/>
+      </w:pPr>
+      <w:r>
+        <w:rPr>
+          <w:rFonts w:ascii="Microsoft YaHei" w:hAnsi="Microsoft YaHei"/>
+          <w:sz w:val="21"/>
+        </w:rPr>
+        <w:t>终止条件第 3 项：SOC 顶到 0.9 以上（过充）。后两项模拟真实电池保护系统——电量出界就停机。</w:t>
+      </w:r>
+    </w:p>
+    <w:p>
+      <w:pPr>
+        <w:spacing w:before="120" w:after="40"/>
+      </w:pPr>
+      <w:r>
+        <w:rPr>
+          <w:color w:val="999999"/>
+          <w:sz w:val="16"/>
+        </w:rPr>
+        <w:t xml:space="preserve">  L100  </w:t>
+      </w:r>
+      <w:r>
+        <w:rPr>
+          <w:rFonts w:ascii="Consolas" w:hAnsi="Consolas"/>
+          <w:b/>
+          <w:color w:val="1F3A5F"/>
+          <w:sz w:val="20"/>
+        </w:rPr>
+        <w:t>return self._get_state(), reward, done, {</w:t>
+      </w:r>
+    </w:p>
+    <w:p>
+      <w:pPr>
+        <w:spacing w:before="0" w:after="120"/>
+        <w:ind w:left="454"/>
+      </w:pPr>
+      <w:r>
+        <w:rPr>
+          <w:rFonts w:ascii="Microsoft YaHei" w:hAnsi="Microsoft YaHei"/>
+          <w:sz w:val="21"/>
+        </w:rPr>
+        <w:t>返回标准四元组。info 字典携带诊断信息（调试/画图用）。</w:t>
+      </w:r>
+    </w:p>
+    <w:p>
+      <w:pPr>
+        <w:spacing w:before="120" w:after="40"/>
+      </w:pPr>
+      <w:r>
+        <w:rPr>
+          <w:color w:val="999999"/>
+          <w:sz w:val="16"/>
+        </w:rPr>
+        <w:t xml:space="preserve">  L101  </w:t>
+      </w:r>
+      <w:r>
+        <w:rPr>
+          <w:rFonts w:ascii="Consolas" w:hAnsi="Consolas"/>
+          <w:b/>
+          <w:color w:val="1F3A5F"/>
+          <w:sz w:val="20"/>
+        </w:rPr>
+        <w:t>'p_fc': p_fc,</w:t>
+      </w:r>
+    </w:p>
+    <w:p>
+      <w:pPr>
+        <w:spacing w:before="0" w:after="120"/>
+        <w:ind w:left="454"/>
+      </w:pPr>
+      <w:r>
+        <w:rPr>
+          <w:rFonts w:ascii="Microsoft YaHei" w:hAnsi="Microsoft YaHei"/>
+          <w:sz w:val="21"/>
+        </w:rPr>
+        <w:t>info 里带上反归一化后的实际功率（kW），方便外部查看智能体到底输出了多少功率。</w:t>
+      </w:r>
+    </w:p>
+    <w:p>
+      <w:pPr>
+        <w:spacing w:before="120" w:after="40"/>
+      </w:pPr>
+      <w:r>
+        <w:rPr>
+          <w:color w:val="999999"/>
+          <w:sz w:val="16"/>
+        </w:rPr>
+        <w:t xml:space="preserve">  L102  </w:t>
+      </w:r>
+      <w:r>
+        <w:rPr>
+          <w:rFonts w:ascii="Consolas" w:hAnsi="Consolas"/>
+          <w:b/>
+          <w:color w:val="1F3A5F"/>
+          <w:sz w:val="20"/>
+        </w:rPr>
+        <w:t>'fuel_cost': fuel_cost,</w:t>
+      </w:r>
+    </w:p>
+    <w:p>
+      <w:pPr>
+        <w:spacing w:before="0" w:after="120"/>
+        <w:ind w:left="454"/>
+      </w:pPr>
+      <w:r>
+        <w:rPr>
+          <w:rFonts w:ascii="Microsoft YaHei" w:hAnsi="Microsoft YaHei"/>
+          <w:sz w:val="21"/>
+        </w:rPr>
+        <w:t>info 里带上燃料成本分量，便于分析奖励构成。</w:t>
+      </w:r>
+    </w:p>
+    <w:p>
+      <w:pPr>
+        <w:spacing w:before="120" w:after="40"/>
+      </w:pPr>
+      <w:r>
+        <w:rPr>
+          <w:color w:val="999999"/>
+          <w:sz w:val="16"/>
+        </w:rPr>
+        <w:t xml:space="preserve">  L103  </w:t>
+      </w:r>
+      <w:r>
+        <w:rPr>
+          <w:rFonts w:ascii="Consolas" w:hAnsi="Consolas"/>
+          <w:b/>
+          <w:color w:val="1F3A5F"/>
+          <w:sz w:val="20"/>
+        </w:rPr>
+        <w:t>'soc': self.soc</w:t>
+      </w:r>
+    </w:p>
+    <w:p>
+      <w:pPr>
+        <w:spacing w:before="0" w:after="120"/>
+        <w:ind w:left="454"/>
+      </w:pPr>
+      <w:r>
+        <w:rPr>
+          <w:rFonts w:ascii="Microsoft YaHei" w:hAnsi="Microsoft YaHei"/>
+          <w:sz w:val="21"/>
+        </w:rPr>
+        <w:t>info 里带上最新 SOC，便于监控电量轨迹。</w:t>
+      </w:r>
+    </w:p>
+    <w:p>
+      <w:pPr>
+        <w:spacing w:before="120" w:after="40"/>
+      </w:pPr>
+      <w:r>
+        <w:rPr>
+          <w:color w:val="999999"/>
+          <w:sz w:val="16"/>
+        </w:rPr>
+        <w:t xml:space="preserve">  L104  </w:t>
+      </w:r>
+      <w:r>
+        <w:rPr>
+          <w:rFonts w:ascii="Consolas" w:hAnsi="Consolas"/>
+          <w:b/>
+          <w:color w:val="1F3A5F"/>
+          <w:sz w:val="20"/>
+        </w:rPr>
+        <w:t>}</w:t>
+      </w:r>
+    </w:p>
+    <w:p>
+      <w:pPr>
+        <w:spacing w:before="0" w:after="120"/>
+        <w:ind w:left="454"/>
+      </w:pPr>
+      <w:r>
+        <w:rPr>
+          <w:rFonts w:ascii="Microsoft YaHei" w:hAnsi="Microsoft YaHei"/>
+          <w:sz w:val="21"/>
+        </w:rPr>
+        <w:t>结束 step()。注意 dict 最后一项没逗号，是合法 Python（省略了尾随逗号）。</w:t>
+      </w:r>
+    </w:p>
+    <w:p>
+      <w:pPr>
+        <w:pStyle w:val="Heading2"/>
+      </w:pPr>
+      <w:r>
+        <w:rPr>
+          <w:color w:val="1F3A5F"/>
+        </w:rPr>
+        <w:t>4.6 render()（106-111 行）</w:t>
+      </w:r>
+    </w:p>
+    <w:p>
+      <w:pPr>
+        <w:spacing w:before="120" w:after="40"/>
+      </w:pPr>
+      <w:r>
+        <w:rPr>
+          <w:color w:val="999999"/>
+          <w:sz w:val="16"/>
+        </w:rPr>
+        <w:t xml:space="preserve">  L106  </w:t>
+      </w:r>
+      <w:r>
+        <w:rPr>
+          <w:rFonts w:ascii="Consolas" w:hAnsi="Consolas"/>
+          <w:b/>
+          <w:color w:val="1F3A5F"/>
+          <w:sz w:val="20"/>
+        </w:rPr>
+        <w:t>def render(self):</w:t>
+      </w:r>
+    </w:p>
+    <w:p>
+      <w:pPr>
+        <w:spacing w:before="0" w:after="120"/>
+        <w:ind w:left="454"/>
+      </w:pPr>
+      <w:r>
+        <w:rPr>
+          <w:rFonts w:ascii="Microsoft YaHei" w:hAnsi="Microsoft YaHei"/>
+          <w:sz w:val="21"/>
+        </w:rPr>
+        <w:t>文字渲染方法：把当前状态用 ASCII 条形图打印出来，方便肉眼观察。</w:t>
+      </w:r>
+    </w:p>
+    <w:p>
+      <w:pPr>
+        <w:spacing w:before="120" w:after="40"/>
+      </w:pPr>
+      <w:r>
+        <w:rPr>
+          <w:color w:val="999999"/>
+          <w:sz w:val="16"/>
+        </w:rPr>
+        <w:t xml:space="preserve">  L108  </w:t>
+      </w:r>
+      <w:r>
+        <w:rPr>
+          <w:rFonts w:ascii="Consolas" w:hAnsi="Consolas"/>
+          <w:b/>
+          <w:color w:val="1F3A5F"/>
+          <w:sz w:val="20"/>
+        </w:rPr>
+        <w:t>bar_len = 20</w:t>
+      </w:r>
+    </w:p>
+    <w:p>
+      <w:pPr>
+        <w:spacing w:before="0" w:after="120"/>
+        <w:ind w:left="454"/>
+      </w:pPr>
+      <w:r>
+        <w:rPr>
+          <w:rFonts w:ascii="Microsoft YaHei" w:hAnsi="Microsoft YaHei"/>
+          <w:sz w:val="21"/>
+        </w:rPr>
+        <w:t>条形图总长度 20 格。</w:t>
+      </w:r>
+    </w:p>
+    <w:p>
+      <w:pPr>
+        <w:spacing w:before="120" w:after="40"/>
+      </w:pPr>
+      <w:r>
+        <w:rPr>
+          <w:color w:val="999999"/>
+          <w:sz w:val="16"/>
+        </w:rPr>
+        <w:t xml:space="preserve">  L109  </w:t>
+      </w:r>
+      <w:r>
+        <w:rPr>
+          <w:rFonts w:ascii="Consolas" w:hAnsi="Consolas"/>
+          <w:b/>
+          <w:color w:val="1F3A5F"/>
+          <w:sz w:val="20"/>
+        </w:rPr>
+        <w:t>soc_bar = int((self.soc - self.soc_min) / (self.soc_max - self.soc_min) * bar_len)</w:t>
+      </w:r>
+    </w:p>
+    <w:p>
+      <w:pPr>
+        <w:spacing w:before="0" w:after="120"/>
+        <w:ind w:left="454"/>
+      </w:pPr>
+      <w:r>
+        <w:rPr>
+          <w:rFonts w:ascii="Microsoft YaHei" w:hAnsi="Microsoft YaHei"/>
+          <w:sz w:val="21"/>
+        </w:rPr>
+        <w:t>把 SOC 从 [0.2,0.9] 映射到 0-20 格的整数长度。公式本质是线性归一化后×20。例：SOC=0.6 → (0.6-0.2)/(0.9-0.2)×20 ≈ 11.4 → int=11。</w:t>
+      </w:r>
+    </w:p>
+    <w:p>
+      <w:pPr>
+        <w:spacing w:before="120" w:after="40"/>
+      </w:pPr>
+      <w:r>
+        <w:rPr>
+          <w:color w:val="999999"/>
+          <w:sz w:val="16"/>
+        </w:rPr>
+        <w:t xml:space="preserve">  L110  </w:t>
+      </w:r>
+      <w:r>
+        <w:rPr>
+          <w:rFonts w:ascii="Consolas" w:hAnsi="Consolas"/>
+          <w:b/>
+          <w:color w:val="1F3A5F"/>
+          <w:sz w:val="20"/>
+        </w:rPr>
+        <w:t>bar = '█' * soc_bar + '░' * (bar_len - soc_bar)</w:t>
+      </w:r>
+    </w:p>
+    <w:p>
+      <w:pPr>
+        <w:spacing w:before="0" w:after="120"/>
+        <w:ind w:left="454"/>
+      </w:pPr>
+      <w:r>
+        <w:rPr>
+          <w:rFonts w:ascii="Microsoft YaHei" w:hAnsi="Microsoft YaHei"/>
+          <w:sz w:val="21"/>
+        </w:rPr>
+        <w:t>拼出条形图：soc_bar 格实心块 + 剩余格空心块。</w:t>
+      </w:r>
+    </w:p>
+    <w:p>
+      <w:pPr>
+        <w:spacing w:before="120" w:after="40"/>
+      </w:pPr>
+      <w:r>
+        <w:rPr>
+          <w:color w:val="999999"/>
+          <w:sz w:val="16"/>
+        </w:rPr>
+        <w:t xml:space="preserve">  L111  </w:t>
+      </w:r>
+      <w:r>
+        <w:rPr>
+          <w:rFonts w:ascii="Consolas" w:hAnsi="Consolas"/>
+          <w:b/>
+          <w:color w:val="1F3A5F"/>
+          <w:sz w:val="20"/>
+        </w:rPr>
+        <w:t>print(f"Step {self.steps:3d} | SOC [{bar}] {self.soc:.2f} | Load {self.p_load:.2f}")</w:t>
+      </w:r>
+    </w:p>
+    <w:p>
+      <w:pPr>
+        <w:spacing w:before="0" w:after="120"/>
+        <w:ind w:left="454"/>
+      </w:pPr>
+      <w:r>
+        <w:rPr>
+          <w:rFonts w:ascii="Microsoft YaHei" w:hAnsi="Microsoft YaHei"/>
+          <w:sz w:val="21"/>
+        </w:rPr>
+        <w:t>打印一行：步数、SOC 条形图、SOC 数值、负载。f-string 里 :3d 右对齐占 3 位，:.2f 保留 2 位小数。</w:t>
+      </w:r>
+    </w:p>
+    <w:p>
+      <w:r>
+        <w:br w:type="page"/>
+      </w:r>
+    </w:p>
+    <w:p>
+      <w:pPr>
+        <w:pStyle w:val="Heading1"/>
+      </w:pPr>
+      <w:r>
+        <w:rPr>
+          <w:color w:val="1F3A5F"/>
+        </w:rPr>
+        <w:t>五、DQN 为什么不行 —— 逐行精讲（115-203 行）</w:t>
+      </w:r>
+    </w:p>
+    <w:p>
+      <w:pPr>
+        <w:spacing w:after="60"/>
+      </w:pPr>
+      <w:r>
+        <w:rPr>
+          <w:rFonts w:ascii="Microsoft YaHei" w:hAnsi="Microsoft YaHei"/>
+          <w:b/>
+          <w:sz w:val="24"/>
+        </w:rPr>
+        <w:t>这一章是本文件的教学重点。结论先说：**DQN 处理不了连续动作，不是调参的问题，是数学结构（argmax 和 max）决定的**。</w:t>
+      </w:r>
+    </w:p>
+    <w:p>
+      <w:pPr>
+        <w:pStyle w:val="Heading2"/>
+      </w:pPr>
+      <w:r>
+        <w:rPr>
+          <w:color w:val="1F3A5F"/>
+        </w:rPr>
+        <w:t>5.1 DQN_Continuous 网络（115-133 行）</w:t>
+      </w:r>
+    </w:p>
+    <w:p>
+      <w:pPr>
+        <w:spacing w:before="120" w:after="40"/>
+      </w:pPr>
+      <w:r>
+        <w:rPr>
+          <w:color w:val="999999"/>
+          <w:sz w:val="16"/>
+        </w:rPr>
+        <w:t xml:space="preserve">  L115  </w:t>
+      </w:r>
+      <w:r>
+        <w:rPr>
+          <w:rFonts w:ascii="Consolas" w:hAnsi="Consolas"/>
+          <w:b/>
+          <w:color w:val="1F3A5F"/>
+          <w:sz w:val="20"/>
+        </w:rPr>
+        <w:t>class DQN_Continuous(nn.Module):</w:t>
+      </w:r>
+    </w:p>
+    <w:p>
+      <w:pPr>
+        <w:spacing w:before="0" w:after="120"/>
+        <w:ind w:left="454"/>
+      </w:pPr>
+      <w:r>
+        <w:rPr>
+          <w:rFonts w:ascii="Microsoft YaHei" w:hAnsi="Microsoft YaHei"/>
+          <w:sz w:val="21"/>
+        </w:rPr>
+        <w:t>定义一个"假 DQN"网络。为什么说"假"？因为标准 DQN 的输出层应该有 N 个神经元（N = 离散动作数），每个神经元对应一个动作的 Q 值，最后 argmax。而这个网络输出层只有 1 个神经元，直接输出一个连续值——它本质上是个回归网络，已经失去了 DQN 的灵魂。</w:t>
+      </w:r>
+    </w:p>
+    <w:p>
+      <w:pPr>
+        <w:spacing w:before="120" w:after="40"/>
+      </w:pPr>
+      <w:r>
+        <w:rPr>
+          <w:color w:val="999999"/>
+          <w:sz w:val="16"/>
+        </w:rPr>
+        <w:t xml:space="preserve">  L117  </w:t>
+      </w:r>
+      <w:r>
+        <w:rPr>
+          <w:rFonts w:ascii="Consolas" w:hAnsi="Consolas"/>
+          <w:b/>
+          <w:color w:val="1F3A5F"/>
+          <w:sz w:val="20"/>
+        </w:rPr>
+        <w:t>DQN 强行用在连续动作上——</w:t>
+      </w:r>
+    </w:p>
+    <w:p>
+      <w:pPr>
+        <w:spacing w:before="0" w:after="120"/>
+        <w:ind w:left="454"/>
+      </w:pPr>
+      <w:r>
+        <w:rPr>
+          <w:rFonts w:ascii="Microsoft YaHei" w:hAnsi="Microsoft YaHei"/>
+          <w:sz w:val="21"/>
+        </w:rPr>
+        <w:t>docstring：直接点明这是"强行"套用。</w:t>
+      </w:r>
+    </w:p>
+    <w:p>
+      <w:pPr>
+        <w:spacing w:before="120" w:after="40"/>
+      </w:pPr>
+      <w:r>
+        <w:rPr>
+          <w:color w:val="999999"/>
+          <w:sz w:val="16"/>
+        </w:rPr>
+        <w:t xml:space="preserve">  L119  </w:t>
+      </w:r>
+      <w:r>
+        <w:rPr>
+          <w:rFonts w:ascii="Consolas" w:hAnsi="Consolas"/>
+          <w:b/>
+          <w:color w:val="1F3A5F"/>
+          <w:sz w:val="20"/>
+        </w:rPr>
+        <w:t>但 Q-learning 需要 argmax，对连续值没法 argmax！</w:t>
+      </w:r>
+    </w:p>
+    <w:p>
+      <w:pPr>
+        <w:spacing w:before="0" w:after="120"/>
+        <w:ind w:left="454"/>
+      </w:pPr>
+      <w:r>
+        <w:rPr>
+          <w:rFonts w:ascii="Microsoft YaHei" w:hAnsi="Microsoft YaHei"/>
+          <w:sz w:val="21"/>
+        </w:rPr>
+        <w:t>★ 核心论证起点：Q-learning 选动作靠 argmax，连续空间里没法遍历求 argmax。</w:t>
+      </w:r>
+    </w:p>
+    <w:p>
+      <w:pPr>
+        <w:spacing w:before="120" w:after="40"/>
+      </w:pPr>
+      <w:r>
+        <w:rPr>
+          <w:color w:val="999999"/>
+          <w:sz w:val="16"/>
+        </w:rPr>
+        <w:t xml:space="preserve">  L124  </w:t>
+      </w:r>
+      <w:r>
+        <w:rPr>
+          <w:rFonts w:ascii="Consolas" w:hAnsi="Consolas"/>
+          <w:b/>
+          <w:color w:val="1F3A5F"/>
+          <w:sz w:val="20"/>
+        </w:rPr>
+        <w:t>def __init__(self, state_dim=2, hidden=64):</w:t>
+      </w:r>
+    </w:p>
+    <w:p>
+      <w:pPr>
+        <w:spacing w:before="0" w:after="120"/>
+        <w:ind w:left="454"/>
+      </w:pPr>
+      <w:r>
+        <w:rPr>
+          <w:rFonts w:ascii="Microsoft YaHei" w:hAnsi="Microsoft YaHei"/>
+          <w:sz w:val="21"/>
+        </w:rPr>
+        <w:t>构造函数。输入维度 2（状态），隐藏层 64。</w:t>
+      </w:r>
+    </w:p>
+    <w:p>
+      <w:pPr>
+        <w:spacing w:before="120" w:after="40"/>
+      </w:pPr>
+      <w:r>
+        <w:rPr>
+          <w:color w:val="999999"/>
+          <w:sz w:val="16"/>
+        </w:rPr>
+        <w:t xml:space="preserve">  L126  </w:t>
+      </w:r>
+      <w:r>
+        <w:rPr>
+          <w:rFonts w:ascii="Consolas" w:hAnsi="Consolas"/>
+          <w:b/>
+          <w:color w:val="1F3A5F"/>
+          <w:sz w:val="20"/>
+        </w:rPr>
+        <w:t>self.net = nn.Sequential(</w:t>
+      </w:r>
+    </w:p>
+    <w:p>
+      <w:pPr>
+        <w:spacing w:before="0" w:after="120"/>
+        <w:ind w:left="454"/>
+      </w:pPr>
+      <w:r>
+        <w:rPr>
+          <w:rFonts w:ascii="Microsoft YaHei" w:hAnsi="Microsoft YaHei"/>
+          <w:sz w:val="21"/>
+        </w:rPr>
+        <w:t>用 nn.Sequential 顺序堆叠网络层。</w:t>
+      </w:r>
+    </w:p>
+    <w:p>
+      <w:pPr>
+        <w:spacing w:before="120" w:after="40"/>
+      </w:pPr>
+      <w:r>
+        <w:rPr>
+          <w:color w:val="999999"/>
+          <w:sz w:val="16"/>
+        </w:rPr>
+        <w:t xml:space="preserve">  L127  </w:t>
+      </w:r>
+      <w:r>
+        <w:rPr>
+          <w:rFonts w:ascii="Consolas" w:hAnsi="Consolas"/>
+          <w:b/>
+          <w:color w:val="1F3A5F"/>
+          <w:sz w:val="20"/>
+        </w:rPr>
+        <w:t>nn.Linear(state_dim, hidden),</w:t>
+      </w:r>
+    </w:p>
+    <w:p>
+      <w:pPr>
+        <w:spacing w:before="0" w:after="120"/>
+        <w:ind w:left="454"/>
+      </w:pPr>
+      <w:r>
+        <w:rPr>
+          <w:rFonts w:ascii="Microsoft YaHei" w:hAnsi="Microsoft YaHei"/>
+          <w:sz w:val="21"/>
+        </w:rPr>
+        <w:t>第 1 层：全连接层，2 维输入 → 64 维隐藏。</w:t>
+      </w:r>
+    </w:p>
+    <w:p>
+      <w:pPr>
+        <w:spacing w:before="120" w:after="40"/>
+      </w:pPr>
+      <w:r>
+        <w:rPr>
+          <w:color w:val="999999"/>
+          <w:sz w:val="16"/>
+        </w:rPr>
+        <w:t xml:space="preserve">  L128  </w:t>
+      </w:r>
+      <w:r>
+        <w:rPr>
+          <w:rFonts w:ascii="Consolas" w:hAnsi="Consolas"/>
+          <w:b/>
+          <w:color w:val="1F3A5F"/>
+          <w:sz w:val="20"/>
+        </w:rPr>
+        <w:t>nn.ReLU(),</w:t>
+      </w:r>
+    </w:p>
+    <w:p>
+      <w:pPr>
+        <w:spacing w:before="0" w:after="120"/>
+        <w:ind w:left="454"/>
+      </w:pPr>
+      <w:r>
+        <w:rPr>
+          <w:rFonts w:ascii="Microsoft YaHei" w:hAnsi="Microsoft YaHei"/>
+          <w:sz w:val="21"/>
+        </w:rPr>
+        <w:t>ReLU 激活函数：max(0,x)，引入非线性，让网络能学复杂映射。</w:t>
+      </w:r>
+    </w:p>
+    <w:p>
+      <w:pPr>
+        <w:spacing w:before="120" w:after="40"/>
+      </w:pPr>
+      <w:r>
+        <w:rPr>
+          <w:color w:val="999999"/>
+          <w:sz w:val="16"/>
+        </w:rPr>
+        <w:t xml:space="preserve">  L129  </w:t>
+      </w:r>
+      <w:r>
+        <w:rPr>
+          <w:rFonts w:ascii="Consolas" w:hAnsi="Consolas"/>
+          <w:b/>
+          <w:color w:val="1F3A5F"/>
+          <w:sz w:val="20"/>
+        </w:rPr>
+        <w:t>nn.Linear(hidden, 1)  # 输出 1 个连续动作值</w:t>
+      </w:r>
+    </w:p>
+    <w:p>
+      <w:pPr>
+        <w:spacing w:before="0" w:after="120"/>
+        <w:ind w:left="454"/>
+      </w:pPr>
+      <w:r>
+        <w:rPr>
+          <w:rFonts w:ascii="Microsoft YaHei" w:hAnsi="Microsoft YaHei"/>
+          <w:sz w:val="21"/>
+        </w:rPr>
+        <w:t>★ 输出层：hidden → 1 个神经元。这个输出被"当成动作值直接使用"，而不是 N 个 Q 值。注意：如果这是真 DQN，这里应该是 nn.Linear(hidden, num_actions)，且没有激活——Q 值可以是任意实数。</w:t>
+      </w:r>
+    </w:p>
+    <w:p>
+      <w:pPr>
+        <w:spacing w:before="120" w:after="40"/>
+      </w:pPr>
+      <w:r>
+        <w:rPr>
+          <w:color w:val="999999"/>
+          <w:sz w:val="16"/>
+        </w:rPr>
+        <w:t xml:space="preserve">  L132  </w:t>
+      </w:r>
+      <w:r>
+        <w:rPr>
+          <w:rFonts w:ascii="Consolas" w:hAnsi="Consolas"/>
+          <w:b/>
+          <w:color w:val="1F3A5F"/>
+          <w:sz w:val="20"/>
+        </w:rPr>
+        <w:t>def forward(self, x):</w:t>
+      </w:r>
+    </w:p>
+    <w:p>
+      <w:pPr>
+        <w:spacing w:before="0" w:after="120"/>
+        <w:ind w:left="454"/>
+      </w:pPr>
+      <w:r>
+        <w:rPr>
+          <w:rFonts w:ascii="Microsoft YaHei" w:hAnsi="Microsoft YaHei"/>
+          <w:sz w:val="21"/>
+        </w:rPr>
+        <w:t>前向传播：输入状态，输出网络预测。</w:t>
+      </w:r>
+    </w:p>
+    <w:p>
+      <w:pPr>
+        <w:spacing w:before="120" w:after="40"/>
+      </w:pPr>
+      <w:r>
+        <w:rPr>
+          <w:color w:val="999999"/>
+          <w:sz w:val="16"/>
+        </w:rPr>
+        <w:t xml:space="preserve">  L133  </w:t>
+      </w:r>
+      <w:r>
+        <w:rPr>
+          <w:rFonts w:ascii="Consolas" w:hAnsi="Consolas"/>
+          <w:b/>
+          <w:color w:val="1F3A5F"/>
+          <w:sz w:val="20"/>
+        </w:rPr>
+        <w:t>return self.net(x)</w:t>
+      </w:r>
+    </w:p>
+    <w:p>
+      <w:pPr>
+        <w:spacing w:before="0" w:after="120"/>
+        <w:ind w:left="454"/>
+      </w:pPr>
+      <w:r>
+        <w:rPr>
+          <w:rFonts w:ascii="Microsoft YaHei" w:hAnsi="Microsoft YaHei"/>
+          <w:sz w:val="21"/>
+        </w:rPr>
+        <w:t>直接把 x 送进 Sequential 网络并返回结果。</w:t>
+      </w:r>
+    </w:p>
+    <w:p>
+      <w:pPr>
+        <w:pStyle w:val="Heading2"/>
+      </w:pPr>
+      <w:r>
+        <w:rPr>
+          <w:color w:val="1F3A5F"/>
+        </w:rPr>
+        <w:t>5.2 demo_dqn_failure() 论证（136-203 行）</w:t>
+      </w:r>
+    </w:p>
+    <w:p>
+      <w:pPr>
+        <w:spacing w:before="120" w:after="40"/>
+      </w:pPr>
+      <w:r>
+        <w:rPr>
+          <w:color w:val="999999"/>
+          <w:sz w:val="16"/>
+        </w:rPr>
+        <w:t xml:space="preserve">  L136  </w:t>
+      </w:r>
+      <w:r>
+        <w:rPr>
+          <w:rFonts w:ascii="Consolas" w:hAnsi="Consolas"/>
+          <w:b/>
+          <w:color w:val="1F3A5F"/>
+          <w:sz w:val="20"/>
+        </w:rPr>
+        <w:t>def demo_dqn_failure():</w:t>
+      </w:r>
+    </w:p>
+    <w:p>
+      <w:pPr>
+        <w:spacing w:before="0" w:after="120"/>
+        <w:ind w:left="454"/>
+      </w:pPr>
+      <w:r>
+        <w:rPr>
+          <w:rFonts w:ascii="Microsoft YaHei" w:hAnsi="Microsoft YaHei"/>
+          <w:sz w:val="21"/>
+        </w:rPr>
+        <w:t>主论证函数：从数学原理到代码实验，逐步展示 DQN 的失败。</w:t>
+      </w:r>
+    </w:p>
+    <w:p>
+      <w:pPr>
+        <w:spacing w:before="120" w:after="40"/>
+      </w:pPr>
+      <w:r>
+        <w:rPr>
+          <w:color w:val="999999"/>
+          <w:sz w:val="16"/>
+        </w:rPr>
+        <w:t xml:space="preserve">  L137  </w:t>
+      </w:r>
+      <w:r>
+        <w:rPr>
+          <w:rFonts w:ascii="Consolas" w:hAnsi="Consolas"/>
+          <w:b/>
+          <w:color w:val="1F3A5F"/>
+          <w:sz w:val="20"/>
+        </w:rPr>
+        <w:t>"""演示 DQN 强行用在连续动作上会怎么样</w:t>
+      </w:r>
+    </w:p>
+    <w:p>
+      <w:pPr>
+        <w:spacing w:before="0" w:after="120"/>
+        <w:ind w:left="454"/>
+      </w:pPr>
+      <w:r>
+        <w:rPr>
+          <w:rFonts w:ascii="Microsoft YaHei" w:hAnsi="Microsoft YaHei"/>
+          <w:sz w:val="21"/>
+        </w:rPr>
+        <w:t>docstring 概述。</w:t>
+      </w:r>
+    </w:p>
+    <w:p>
+      <w:pPr>
+        <w:spacing w:before="120" w:after="40"/>
+      </w:pPr>
+      <w:r>
+        <w:rPr>
+          <w:color w:val="999999"/>
+          <w:sz w:val="16"/>
+        </w:rPr>
+        <w:t xml:space="preserve">  L141  </w:t>
+      </w:r>
+      <w:r>
+        <w:rPr>
+          <w:rFonts w:ascii="Consolas" w:hAnsi="Consolas"/>
+          <w:b/>
+          <w:color w:val="1F3A5F"/>
+          <w:sz w:val="20"/>
+        </w:rPr>
+        <w:t>DQN 的核心是：输出每个动作的 Q 值 → argmax 选最大的</w:t>
+      </w:r>
+    </w:p>
+    <w:p>
+      <w:pPr>
+        <w:spacing w:before="0" w:after="120"/>
+        <w:ind w:left="454"/>
+      </w:pPr>
+      <w:r>
+        <w:rPr>
+          <w:rFonts w:ascii="Microsoft YaHei" w:hAnsi="Microsoft YaHei"/>
+          <w:sz w:val="21"/>
+        </w:rPr>
+        <w:t>复盘 DQN 决策机制。</w:t>
+      </w:r>
+    </w:p>
+    <w:p>
+      <w:pPr>
+        <w:spacing w:before="120" w:after="40"/>
+      </w:pPr>
+      <w:r>
+        <w:rPr>
+          <w:color w:val="999999"/>
+          <w:sz w:val="16"/>
+        </w:rPr>
+        <w:t xml:space="preserve">  L142  </w:t>
+      </w:r>
+      <w:r>
+        <w:rPr>
+          <w:rFonts w:ascii="Consolas" w:hAnsi="Consolas"/>
+          <w:b/>
+          <w:color w:val="1F3A5F"/>
+          <w:sz w:val="20"/>
+        </w:rPr>
+        <w:t>连续动作有无限个可能值，没法 argmax！</w:t>
+      </w:r>
+    </w:p>
+    <w:p>
+      <w:pPr>
+        <w:spacing w:before="0" w:after="120"/>
+        <w:ind w:left="454"/>
+      </w:pPr>
+      <w:r>
+        <w:rPr>
+          <w:rFonts w:ascii="Microsoft YaHei" w:hAnsi="Microsoft YaHei"/>
+          <w:sz w:val="21"/>
+        </w:rPr>
+        <w:t>★ 核心矛盾：连续区间 [0,1] 有无穷多个点，argmax 需要"遍历所有候选取最大"，无穷集没法遍历。</w:t>
+      </w:r>
+    </w:p>
+    <w:p>
+      <w:pPr>
+        <w:spacing w:before="120" w:after="40"/>
+      </w:pPr>
+      <w:r>
+        <w:rPr>
+          <w:color w:val="999999"/>
+          <w:sz w:val="16"/>
+        </w:rPr>
+        <w:t xml:space="preserve">  L147  </w:t>
+      </w:r>
+      <w:r>
+        <w:rPr>
+          <w:rFonts w:ascii="Consolas" w:hAnsi="Consolas"/>
+          <w:b/>
+          <w:color w:val="1F3A5F"/>
+          <w:sz w:val="20"/>
+        </w:rPr>
+        <w:t>print("=" * 65)</w:t>
+      </w:r>
+    </w:p>
+    <w:p>
+      <w:pPr>
+        <w:spacing w:before="0" w:after="120"/>
+        <w:ind w:left="454"/>
+      </w:pPr>
+      <w:r>
+        <w:rPr>
+          <w:rFonts w:ascii="Microsoft YaHei" w:hAnsi="Microsoft YaHei"/>
+          <w:sz w:val="21"/>
+        </w:rPr>
+        <w:t>打印分隔线，纯排版。</w:t>
+      </w:r>
+    </w:p>
+    <w:p>
+      <w:pPr>
+        <w:spacing w:before="120" w:after="40"/>
+      </w:pPr>
+      <w:r>
+        <w:rPr>
+          <w:color w:val="999999"/>
+          <w:sz w:val="16"/>
+        </w:rPr>
+        <w:t xml:space="preserve">  L152  </w:t>
+      </w:r>
+      <w:r>
+        <w:rPr>
+          <w:rFonts w:ascii="Consolas" w:hAnsi="Consolas"/>
+          <w:b/>
+          <w:color w:val="1F3A5F"/>
+          <w:sz w:val="20"/>
+        </w:rPr>
+        <w:t>env = EMSEnv()</w:t>
+      </w:r>
+    </w:p>
+    <w:p>
+      <w:pPr>
+        <w:spacing w:before="0" w:after="120"/>
+        <w:ind w:left="454"/>
+      </w:pPr>
+      <w:r>
+        <w:rPr>
+          <w:rFonts w:ascii="Microsoft YaHei" w:hAnsi="Microsoft YaHei"/>
+          <w:sz w:val="21"/>
+        </w:rPr>
+        <w:t>创建环境，为后面的"伪训练"实验做准备。</w:t>
+      </w:r>
+    </w:p>
+    <w:p>
+      <w:pPr>
+        <w:spacing w:before="120" w:after="40"/>
+      </w:pPr>
+      <w:r>
+        <w:rPr>
+          <w:color w:val="999999"/>
+          <w:sz w:val="16"/>
+        </w:rPr>
+        <w:t xml:space="preserve">  L153  </w:t>
+      </w:r>
+      <w:r>
+        <w:rPr>
+          <w:rFonts w:ascii="Consolas" w:hAnsi="Consolas"/>
+          <w:b/>
+          <w:color w:val="1F3A5F"/>
+          <w:sz w:val="20"/>
+        </w:rPr>
+        <w:t>q_net = DQN_Continuous()</w:t>
+      </w:r>
+    </w:p>
+    <w:p>
+      <w:pPr>
+        <w:spacing w:before="0" w:after="120"/>
+        <w:ind w:left="454"/>
+      </w:pPr>
+      <w:r>
+        <w:rPr>
+          <w:rFonts w:ascii="Microsoft YaHei" w:hAnsi="Microsoft YaHei"/>
+          <w:sz w:val="21"/>
+        </w:rPr>
+        <w:t>创建这个假 DQN 网络。</w:t>
+      </w:r>
+    </w:p>
+    <w:p>
+      <w:pPr>
+        <w:spacing w:before="120" w:after="40"/>
+      </w:pPr>
+      <w:r>
+        <w:rPr>
+          <w:color w:val="999999"/>
+          <w:sz w:val="16"/>
+        </w:rPr>
+        <w:t xml:space="preserve">  L154  </w:t>
+      </w:r>
+      <w:r>
+        <w:rPr>
+          <w:rFonts w:ascii="Consolas" w:hAnsi="Consolas"/>
+          <w:b/>
+          <w:color w:val="1F3A5F"/>
+          <w:sz w:val="20"/>
+        </w:rPr>
+        <w:t>optimizer = optim.Adam(q_net.parameters(), lr=0.01)</w:t>
+      </w:r>
+    </w:p>
+    <w:p>
+      <w:pPr>
+        <w:spacing w:before="0" w:after="120"/>
+        <w:ind w:left="454"/>
+      </w:pPr>
+      <w:r>
+        <w:rPr>
+          <w:rFonts w:ascii="Microsoft YaHei" w:hAnsi="Microsoft YaHei"/>
+          <w:sz w:val="21"/>
+        </w:rPr>
+        <w:t>创建 Adam 优化器。注意：这个优化器在后面根本不会真正用来做 Q-learning 更新（因为公式不成立），它是为了演示"即便有优化器也学不了"的荒谬。</w:t>
+      </w:r>
+    </w:p>
+    <w:p>
+      <w:pPr>
+        <w:spacing w:before="120" w:after="40"/>
+      </w:pPr>
+      <w:r>
+        <w:rPr>
+          <w:color w:val="999999"/>
+          <w:sz w:val="16"/>
+        </w:rPr>
+        <w:t xml:space="preserve">  L155  </w:t>
+      </w:r>
+      <w:r>
+        <w:rPr>
+          <w:rFonts w:ascii="Consolas" w:hAnsi="Consolas"/>
+          <w:b/>
+          <w:color w:val="1F3A5F"/>
+          <w:sz w:val="20"/>
+        </w:rPr>
+        <w:t>loss_fn = nn.MSELoss()</w:t>
+      </w:r>
+    </w:p>
+    <w:p>
+      <w:pPr>
+        <w:spacing w:before="0" w:after="120"/>
+        <w:ind w:left="454"/>
+      </w:pPr>
+      <w:r>
+        <w:rPr>
+          <w:rFonts w:ascii="Microsoft YaHei" w:hAnsi="Microsoft YaHei"/>
+          <w:sz w:val="21"/>
+        </w:rPr>
+        <w:t>创建均方误差损失函数（本文件里实际未使用，留着是惯例占位）。</w:t>
+      </w:r>
+    </w:p>
+    <w:p>
+      <w:pPr>
+        <w:spacing w:before="120" w:after="40"/>
+      </w:pPr>
+      <w:r>
+        <w:rPr>
+          <w:color w:val="999999"/>
+          <w:sz w:val="16"/>
+        </w:rPr>
+        <w:t xml:space="preserve">  L157  </w:t>
+      </w:r>
+      <w:r>
+        <w:rPr>
+          <w:rFonts w:ascii="Consolas" w:hAnsi="Consolas"/>
+          <w:b/>
+          <w:color w:val="1F3A5F"/>
+          <w:sz w:val="20"/>
+        </w:rPr>
+        <w:t>print("问题 1: 没法 argmax")</w:t>
+      </w:r>
+    </w:p>
+    <w:p>
+      <w:pPr>
+        <w:spacing w:before="0" w:after="120"/>
+        <w:ind w:left="454"/>
+      </w:pPr>
+      <w:r>
+        <w:rPr>
+          <w:rFonts w:ascii="Microsoft YaHei" w:hAnsi="Microsoft YaHei"/>
+          <w:sz w:val="21"/>
+        </w:rPr>
+        <w:t>开始论证问题 1。</w:t>
+      </w:r>
+    </w:p>
+    <w:p>
+      <w:pPr>
+        <w:spacing w:before="120" w:after="40"/>
+      </w:pPr>
+      <w:r>
+        <w:rPr>
+          <w:color w:val="999999"/>
+          <w:sz w:val="16"/>
+        </w:rPr>
+        <w:t xml:space="preserve">  L158  </w:t>
+      </w:r>
+      <w:r>
+        <w:rPr>
+          <w:rFonts w:ascii="Consolas" w:hAnsi="Consolas"/>
+          <w:b/>
+          <w:color w:val="1F3A5F"/>
+          <w:sz w:val="20"/>
+        </w:rPr>
+        <w:t>print("  DQN 选动作: a = argmax Q(s, a) ← 需要遍历所有动作")</w:t>
+      </w:r>
+    </w:p>
+    <w:p>
+      <w:pPr>
+        <w:spacing w:before="0" w:after="120"/>
+        <w:ind w:left="454"/>
+      </w:pPr>
+      <w:r>
+        <w:rPr>
+          <w:rFonts w:ascii="Microsoft YaHei" w:hAnsi="Microsoft YaHei"/>
+          <w:sz w:val="21"/>
+        </w:rPr>
+        <w:t>DQN 的决策公式：遍历所有动作，找 Q 值最大的那个。</w:t>
+      </w:r>
+    </w:p>
+    <w:p>
+      <w:pPr>
+        <w:spacing w:before="120" w:after="40"/>
+      </w:pPr>
+      <w:r>
+        <w:rPr>
+          <w:color w:val="999999"/>
+          <w:sz w:val="16"/>
+        </w:rPr>
+        <w:t xml:space="preserve">  L159  </w:t>
+      </w:r>
+      <w:r>
+        <w:rPr>
+          <w:rFonts w:ascii="Consolas" w:hAnsi="Consolas"/>
+          <w:b/>
+          <w:color w:val="1F3A5F"/>
+          <w:sz w:val="20"/>
+        </w:rPr>
+        <w:t>print("  连续动作:    a ∈ [0, 1]，有无穷多个值")</w:t>
+      </w:r>
+    </w:p>
+    <w:p>
+      <w:pPr>
+        <w:spacing w:before="0" w:after="120"/>
+        <w:ind w:left="454"/>
+      </w:pPr>
+      <w:r>
+        <w:rPr>
+          <w:rFonts w:ascii="Microsoft YaHei" w:hAnsi="Microsoft YaHei"/>
+          <w:sz w:val="21"/>
+        </w:rPr>
+        <w:t>连续动作空间 [0,1] 有无穷多个候选值。</w:t>
+      </w:r>
+    </w:p>
+    <w:p>
+      <w:pPr>
+        <w:spacing w:before="120" w:after="40"/>
+      </w:pPr>
+      <w:r>
+        <w:rPr>
+          <w:color w:val="999999"/>
+          <w:sz w:val="16"/>
+        </w:rPr>
+        <w:t xml:space="preserve">  L160  </w:t>
+      </w:r>
+      <w:r>
+        <w:rPr>
+          <w:rFonts w:ascii="Consolas" w:hAnsi="Consolas"/>
+          <w:b/>
+          <w:color w:val="1F3A5F"/>
+          <w:sz w:val="20"/>
+        </w:rPr>
+        <w:t>print("  遍历不了 → 没法用 argmax → Q-learning 公式失效")</w:t>
+      </w:r>
+    </w:p>
+    <w:p>
+      <w:pPr>
+        <w:spacing w:before="0" w:after="120"/>
+        <w:ind w:left="454"/>
+      </w:pPr>
+      <w:r>
+        <w:rPr>
+          <w:rFonts w:ascii="Microsoft YaHei" w:hAnsi="Microsoft YaHei"/>
+          <w:sz w:val="21"/>
+        </w:rPr>
+        <w:t>结论：argmax 要求遍历，连续空间无法遍历 → 决策环节直接失效。</w:t>
+      </w:r>
+    </w:p>
+    <w:p>
+      <w:pPr>
+        <w:spacing w:before="120" w:after="40"/>
+      </w:pPr>
+      <w:r>
+        <w:rPr>
+          <w:color w:val="999999"/>
+          <w:sz w:val="16"/>
+        </w:rPr>
+        <w:t xml:space="preserve">  L163  </w:t>
+      </w:r>
+      <w:r>
+        <w:rPr>
+          <w:rFonts w:ascii="Consolas" w:hAnsi="Consolas"/>
+          <w:b/>
+          <w:color w:val="1F3A5F"/>
+          <w:sz w:val="20"/>
+        </w:rPr>
+        <w:t>print("问题 2: 即使强行输出一个动作值，更新公式也不对")</w:t>
+      </w:r>
+    </w:p>
+    <w:p>
+      <w:pPr>
+        <w:spacing w:before="0" w:after="120"/>
+        <w:ind w:left="454"/>
+      </w:pPr>
+      <w:r>
+        <w:rPr>
+          <w:rFonts w:ascii="Microsoft YaHei" w:hAnsi="Microsoft YaHei"/>
+          <w:sz w:val="21"/>
+        </w:rPr>
+        <w:t>开始论证问题 2（更致命）。</w:t>
+      </w:r>
+    </w:p>
+    <w:p>
+      <w:pPr>
+        <w:spacing w:before="120" w:after="40"/>
+      </w:pPr>
+      <w:r>
+        <w:rPr>
+          <w:color w:val="999999"/>
+          <w:sz w:val="16"/>
+        </w:rPr>
+        <w:t xml:space="preserve">  L164  </w:t>
+      </w:r>
+      <w:r>
+        <w:rPr>
+          <w:rFonts w:ascii="Consolas" w:hAnsi="Consolas"/>
+          <w:b/>
+          <w:color w:val="1F3A5F"/>
+          <w:sz w:val="20"/>
+        </w:rPr>
+        <w:t>print("  Q-learning 的 target = r + γ·max Q(s', a')")</w:t>
+      </w:r>
+    </w:p>
+    <w:p>
+      <w:pPr>
+        <w:spacing w:before="0" w:after="120"/>
+        <w:ind w:left="454"/>
+      </w:pPr>
+      <w:r>
+        <w:rPr>
+          <w:rFonts w:ascii="Microsoft YaHei" w:hAnsi="Microsoft YaHei"/>
+          <w:sz w:val="21"/>
+        </w:rPr>
+        <w:t>Q-learning 的 TD 目标里含 max Q(s', a')——"下一状态的最优动作价值"。</w:t>
+      </w:r>
+    </w:p>
+    <w:p>
+      <w:pPr>
+        <w:spacing w:before="120" w:after="40"/>
+      </w:pPr>
+      <w:r>
+        <w:rPr>
+          <w:color w:val="999999"/>
+          <w:sz w:val="16"/>
+        </w:rPr>
+        <w:t xml:space="preserve">  L165  </w:t>
+      </w:r>
+      <w:r>
+        <w:rPr>
+          <w:rFonts w:ascii="Consolas" w:hAnsi="Consolas"/>
+          <w:b/>
+          <w:color w:val="1F3A5F"/>
+          <w:sz w:val="20"/>
+        </w:rPr>
+        <w:t>print("  连续空间里 max Q(s', a') 没法算")</w:t>
+      </w:r>
+    </w:p>
+    <w:p>
+      <w:pPr>
+        <w:spacing w:before="0" w:after="120"/>
+        <w:ind w:left="454"/>
+      </w:pPr>
+      <w:r>
+        <w:rPr>
+          <w:rFonts w:ascii="Microsoft YaHei" w:hAnsi="Microsoft YaHei"/>
+          <w:sz w:val="21"/>
+        </w:rPr>
+        <w:t>★ 这个 max 同样要遍历下一动作空间。就算你解决了"选动作"（问题 1），"算目标"（问题 2）还要再遍历一次。两个环节都卡死在连续空间上。</w:t>
+      </w:r>
+    </w:p>
+    <w:p>
+      <w:pPr>
+        <w:spacing w:before="120" w:after="40"/>
+      </w:pPr>
+      <w:r>
+        <w:rPr>
+          <w:color w:val="999999"/>
+          <w:sz w:val="16"/>
+        </w:rPr>
+        <w:t xml:space="preserve">  L168  </w:t>
+      </w:r>
+      <w:r>
+        <w:rPr>
+          <w:rFonts w:ascii="Consolas" w:hAnsi="Consolas"/>
+          <w:b/>
+          <w:color w:val="1F3A5F"/>
+          <w:sz w:val="20"/>
+        </w:rPr>
+        <w:t>print("做个实验：让网络直接输出动作（不是 Q 值）")</w:t>
+      </w:r>
+    </w:p>
+    <w:p>
+      <w:pPr>
+        <w:spacing w:before="0" w:after="120"/>
+        <w:ind w:left="454"/>
+      </w:pPr>
+      <w:r>
+        <w:rPr>
+          <w:rFonts w:ascii="Microsoft YaHei" w:hAnsi="Microsoft YaHei"/>
+          <w:sz w:val="21"/>
+        </w:rPr>
+        <w:t>好，那"绕过"这两个问题行不行？试试让网络直接输出动作值。</w:t>
+      </w:r>
+    </w:p>
+    <w:p>
+      <w:pPr>
+        <w:spacing w:before="120" w:after="40"/>
+      </w:pPr>
+      <w:r>
+        <w:rPr>
+          <w:color w:val="999999"/>
+          <w:sz w:val="16"/>
+        </w:rPr>
+        <w:t xml:space="preserve">  L169  </w:t>
+      </w:r>
+      <w:r>
+        <w:rPr>
+          <w:rFonts w:ascii="Consolas" w:hAnsi="Consolas"/>
+          <w:b/>
+          <w:color w:val="1F3A5F"/>
+          <w:sz w:val="20"/>
+        </w:rPr>
+        <w:t>print("跑 50 局看看效果：")</w:t>
+      </w:r>
+    </w:p>
+    <w:p>
+      <w:pPr>
+        <w:spacing w:before="0" w:after="120"/>
+        <w:ind w:left="454"/>
+      </w:pPr>
+      <w:r>
+        <w:rPr>
+          <w:rFonts w:ascii="Microsoft YaHei" w:hAnsi="Microsoft YaHei"/>
+          <w:sz w:val="21"/>
+        </w:rPr>
+        <w:t>实验设置：跑 50 局。</w:t>
+      </w:r>
+    </w:p>
+    <w:p>
+      <w:pPr>
+        <w:spacing w:before="120" w:after="40"/>
+      </w:pPr>
+      <w:r>
+        <w:rPr>
+          <w:color w:val="999999"/>
+          <w:sz w:val="16"/>
+        </w:rPr>
+        <w:t xml:space="preserve">  L172  </w:t>
+      </w:r>
+      <w:r>
+        <w:rPr>
+          <w:rFonts w:ascii="Consolas" w:hAnsi="Consolas"/>
+          <w:b/>
+          <w:color w:val="1F3A5F"/>
+          <w:sz w:val="20"/>
+        </w:rPr>
+        <w:t>for ep in range(1, 51):</w:t>
+      </w:r>
+    </w:p>
+    <w:p>
+      <w:pPr>
+        <w:spacing w:before="0" w:after="120"/>
+        <w:ind w:left="454"/>
+      </w:pPr>
+      <w:r>
+        <w:rPr>
+          <w:rFonts w:ascii="Microsoft YaHei" w:hAnsi="Microsoft YaHei"/>
+          <w:sz w:val="21"/>
+        </w:rPr>
+        <w:t>外层循环：50 局。</w:t>
+      </w:r>
+    </w:p>
+    <w:p>
+      <w:pPr>
+        <w:spacing w:before="120" w:after="40"/>
+      </w:pPr>
+      <w:r>
+        <w:rPr>
+          <w:color w:val="999999"/>
+          <w:sz w:val="16"/>
+        </w:rPr>
+        <w:t xml:space="preserve">  L173  </w:t>
+      </w:r>
+      <w:r>
+        <w:rPr>
+          <w:rFonts w:ascii="Consolas" w:hAnsi="Consolas"/>
+          <w:b/>
+          <w:color w:val="1F3A5F"/>
+          <w:sz w:val="20"/>
+        </w:rPr>
+        <w:t>s = env.reset()</w:t>
+      </w:r>
+    </w:p>
+    <w:p>
+      <w:pPr>
+        <w:spacing w:before="0" w:after="120"/>
+        <w:ind w:left="454"/>
+      </w:pPr>
+      <w:r>
+        <w:rPr>
+          <w:rFonts w:ascii="Microsoft YaHei" w:hAnsi="Microsoft YaHei"/>
+          <w:sz w:val="21"/>
+        </w:rPr>
+        <w:t>每局重置环境。</w:t>
+      </w:r>
+    </w:p>
+    <w:p>
+      <w:pPr>
+        <w:spacing w:before="120" w:after="40"/>
+      </w:pPr>
+      <w:r>
+        <w:rPr>
+          <w:color w:val="999999"/>
+          <w:sz w:val="16"/>
+        </w:rPr>
+        <w:t xml:space="preserve">  L174  </w:t>
+      </w:r>
+      <w:r>
+        <w:rPr>
+          <w:rFonts w:ascii="Consolas" w:hAnsi="Consolas"/>
+          <w:b/>
+          <w:color w:val="1F3A5F"/>
+          <w:sz w:val="20"/>
+        </w:rPr>
+        <w:t>total_reward = 0</w:t>
+      </w:r>
+    </w:p>
+    <w:p>
+      <w:pPr>
+        <w:spacing w:before="0" w:after="120"/>
+        <w:ind w:left="454"/>
+      </w:pPr>
+      <w:r>
+        <w:rPr>
+          <w:rFonts w:ascii="Microsoft YaHei" w:hAnsi="Microsoft YaHei"/>
+          <w:sz w:val="21"/>
+        </w:rPr>
+        <w:t>累计本局总奖励。</w:t>
+      </w:r>
+    </w:p>
+    <w:p>
+      <w:pPr>
+        <w:spacing w:before="120" w:after="40"/>
+      </w:pPr>
+      <w:r>
+        <w:rPr>
+          <w:color w:val="999999"/>
+          <w:sz w:val="16"/>
+        </w:rPr>
+        <w:t xml:space="preserve">  L176  </w:t>
+      </w:r>
+      <w:r>
+        <w:rPr>
+          <w:rFonts w:ascii="Consolas" w:hAnsi="Consolas"/>
+          <w:b/>
+          <w:color w:val="1F3A5F"/>
+          <w:sz w:val="20"/>
+        </w:rPr>
+        <w:t>for t in range(200):</w:t>
+      </w:r>
+    </w:p>
+    <w:p>
+      <w:pPr>
+        <w:spacing w:before="0" w:after="120"/>
+        <w:ind w:left="454"/>
+      </w:pPr>
+      <w:r>
+        <w:rPr>
+          <w:rFonts w:ascii="Microsoft YaHei" w:hAnsi="Microsoft YaHei"/>
+          <w:sz w:val="21"/>
+        </w:rPr>
+        <w:t>内层循环：每局最多 200 步。</w:t>
+      </w:r>
+    </w:p>
+    <w:p>
+      <w:pPr>
+        <w:spacing w:before="120" w:after="40"/>
+      </w:pPr>
+      <w:r>
+        <w:rPr>
+          <w:color w:val="999999"/>
+          <w:sz w:val="16"/>
+        </w:rPr>
+        <w:t xml:space="preserve">  L177  </w:t>
+      </w:r>
+      <w:r>
+        <w:rPr>
+          <w:rFonts w:ascii="Consolas" w:hAnsi="Consolas"/>
+          <w:b/>
+          <w:color w:val="1F3A5F"/>
+          <w:sz w:val="20"/>
+        </w:rPr>
+        <w:t>s_tensor = torch.FloatTensor(s).unsqueeze(0)</w:t>
+      </w:r>
+    </w:p>
+    <w:p>
+      <w:pPr>
+        <w:spacing w:before="0" w:after="120"/>
+        <w:ind w:left="454"/>
+      </w:pPr>
+      <w:r>
+        <w:rPr>
+          <w:rFonts w:ascii="Microsoft YaHei" w:hAnsi="Microsoft YaHei"/>
+          <w:sz w:val="21"/>
+        </w:rPr>
+        <w:t>把状态转成 PyTorch 张量，并 unsqueeze(0) 增加 batch 维（shape 从 [2] 变成 [1,2]），满足网络对 batch 输入的要求。</w:t>
+      </w:r>
+    </w:p>
+    <w:p>
+      <w:pPr>
+        <w:spacing w:before="120" w:after="40"/>
+      </w:pPr>
+      <w:r>
+        <w:rPr>
+          <w:color w:val="999999"/>
+          <w:sz w:val="16"/>
+        </w:rPr>
+        <w:t xml:space="preserve">  L180  </w:t>
+      </w:r>
+      <w:r>
+        <w:rPr>
+          <w:rFonts w:ascii="Consolas" w:hAnsi="Consolas"/>
+          <w:b/>
+          <w:color w:val="1F3A5F"/>
+          <w:sz w:val="20"/>
+        </w:rPr>
+        <w:t>with torch.no_grad():</w:t>
+      </w:r>
+    </w:p>
+    <w:p>
+      <w:pPr>
+        <w:spacing w:before="0" w:after="120"/>
+        <w:ind w:left="454"/>
+      </w:pPr>
+      <w:r>
+        <w:rPr>
+          <w:rFonts w:ascii="Microsoft YaHei" w:hAnsi="Microsoft YaHei"/>
+          <w:sz w:val="21"/>
+        </w:rPr>
+        <w:t>关闭梯度追踪。因为这里只是"推理"（inference），不需要反向传播。</w:t>
+      </w:r>
+    </w:p>
+    <w:p>
+      <w:pPr>
+        <w:spacing w:before="120" w:after="40"/>
+      </w:pPr>
+      <w:r>
+        <w:rPr>
+          <w:color w:val="999999"/>
+          <w:sz w:val="16"/>
+        </w:rPr>
+        <w:t xml:space="preserve">  L181  </w:t>
+      </w:r>
+      <w:r>
+        <w:rPr>
+          <w:rFonts w:ascii="Consolas" w:hAnsi="Consolas"/>
+          <w:b/>
+          <w:color w:val="1F3A5F"/>
+          <w:sz w:val="20"/>
+        </w:rPr>
+        <w:t>a = float(torch.sigmoid(q_net(s_tensor)).item())</w:t>
+      </w:r>
+    </w:p>
+    <w:p>
+      <w:pPr>
+        <w:spacing w:before="0" w:after="120"/>
+        <w:ind w:left="454"/>
+      </w:pPr>
+      <w:r>
+        <w:rPr>
+          <w:rFonts w:ascii="Microsoft YaHei" w:hAnsi="Microsoft YaHei"/>
+          <w:sz w:val="21"/>
+        </w:rPr>
+        <w:t>★ 绕过 argmax：让网络直接输出一个值，再用 sigmoid 压到 (0,1)。这就是"假装 DQN 直接给动作"。但注意——这是监督学习式映射（状态→动作），完全没有 Q 值的概念、没有贝尔曼公式，已经不是强化学习了。</w:t>
+      </w:r>
+    </w:p>
+    <w:p>
+      <w:pPr>
+        <w:spacing w:before="120" w:after="40"/>
+      </w:pPr>
+      <w:r>
+        <w:rPr>
+          <w:color w:val="999999"/>
+          <w:sz w:val="16"/>
+        </w:rPr>
+        <w:t xml:space="preserve">  L183  </w:t>
+      </w:r>
+      <w:r>
+        <w:rPr>
+          <w:rFonts w:ascii="Consolas" w:hAnsi="Consolas"/>
+          <w:b/>
+          <w:color w:val="1F3A5F"/>
+          <w:sz w:val="20"/>
+        </w:rPr>
+        <w:t>sp, reward, done, _ = env.step(a)</w:t>
+      </w:r>
+    </w:p>
+    <w:p>
+      <w:pPr>
+        <w:spacing w:before="0" w:after="120"/>
+        <w:ind w:left="454"/>
+      </w:pPr>
+      <w:r>
+        <w:rPr>
+          <w:rFonts w:ascii="Microsoft YaHei" w:hAnsi="Microsoft YaHei"/>
+          <w:sz w:val="21"/>
+        </w:rPr>
+        <w:t>执行动作，环境返回新状态/奖励/是否结束。</w:t>
+      </w:r>
+    </w:p>
+    <w:p>
+      <w:pPr>
+        <w:spacing w:before="120" w:after="40"/>
+      </w:pPr>
+      <w:r>
+        <w:rPr>
+          <w:color w:val="999999"/>
+          <w:sz w:val="16"/>
+        </w:rPr>
+        <w:t xml:space="preserve">  L185  </w:t>
+      </w:r>
+      <w:r>
+        <w:rPr>
+          <w:rFonts w:ascii="Consolas" w:hAnsi="Consolas"/>
+          <w:b/>
+          <w:color w:val="1F3A5F"/>
+          <w:sz w:val="20"/>
+        </w:rPr>
+        <w:t># 尝试用 Q-learning 公式更新——但这里 max Q(sp) 算不了</w:t>
+      </w:r>
+    </w:p>
+    <w:p>
+      <w:pPr>
+        <w:spacing w:before="0" w:after="120"/>
+        <w:ind w:left="454"/>
+      </w:pPr>
+      <w:r>
+        <w:rPr>
+          <w:rFonts w:ascii="Microsoft YaHei" w:hAnsi="Microsoft YaHei"/>
+          <w:sz w:val="21"/>
+        </w:rPr>
+        <w:t>注释说明：想用 Q-learning 更新，但 max Q(sp) 无从计算。</w:t>
+      </w:r>
+    </w:p>
+    <w:p>
+      <w:pPr>
+        <w:spacing w:before="120" w:after="40"/>
+      </w:pPr>
+      <w:r>
+        <w:rPr>
+          <w:color w:val="999999"/>
+          <w:sz w:val="16"/>
+        </w:rPr>
+        <w:t xml:space="preserve">  L186  </w:t>
+      </w:r>
+      <w:r>
+        <w:rPr>
+          <w:rFonts w:ascii="Consolas" w:hAnsi="Consolas"/>
+          <w:b/>
+          <w:color w:val="1F3A5F"/>
+          <w:sz w:val="20"/>
+        </w:rPr>
+        <w:t># 因为连续动作没有"max"</w:t>
+      </w:r>
+    </w:p>
+    <w:p>
+      <w:pPr>
+        <w:spacing w:before="0" w:after="120"/>
+        <w:ind w:left="454"/>
+      </w:pPr>
+      <w:r>
+        <w:rPr>
+          <w:rFonts w:ascii="Microsoft YaHei" w:hAnsi="Microsoft YaHei"/>
+          <w:sz w:val="21"/>
+        </w:rPr>
+        <w:t>原因：连续动作空间没有 max 操作。</w:t>
+      </w:r>
+    </w:p>
+    <w:p>
+      <w:pPr>
+        <w:spacing w:before="120" w:after="40"/>
+      </w:pPr>
+      <w:r>
+        <w:rPr>
+          <w:color w:val="999999"/>
+          <w:sz w:val="16"/>
+        </w:rPr>
+        <w:t xml:space="preserve">  L187  </w:t>
+      </w:r>
+      <w:r>
+        <w:rPr>
+          <w:rFonts w:ascii="Consolas" w:hAnsi="Consolas"/>
+          <w:b/>
+          <w:color w:val="1F3A5F"/>
+          <w:sz w:val="20"/>
+        </w:rPr>
+        <w:t># 所以这根本就不是 DQN 了，只是瞎更新</w:t>
+      </w:r>
+    </w:p>
+    <w:p>
+      <w:pPr>
+        <w:spacing w:before="0" w:after="120"/>
+        <w:ind w:left="454"/>
+      </w:pPr>
+      <w:r>
+        <w:rPr>
+          <w:rFonts w:ascii="Microsoft YaHei" w:hAnsi="Microsoft YaHei"/>
+          <w:sz w:val="21"/>
+        </w:rPr>
+        <w:t>结论：没有正确更新公式，这不是 DQN，是随机游走。</w:t>
+      </w:r>
+    </w:p>
+    <w:p>
+      <w:pPr>
+        <w:spacing w:before="120" w:after="40"/>
+      </w:pPr>
+      <w:r>
+        <w:rPr>
+          <w:color w:val="999999"/>
+          <w:sz w:val="16"/>
+        </w:rPr>
+        <w:t xml:space="preserve">  L189  </w:t>
+      </w:r>
+      <w:r>
+        <w:rPr>
+          <w:rFonts w:ascii="Consolas" w:hAnsi="Consolas"/>
+          <w:b/>
+          <w:color w:val="1F3A5F"/>
+          <w:sz w:val="20"/>
+        </w:rPr>
+        <w:t>total_reward += reward</w:t>
+      </w:r>
+    </w:p>
+    <w:p>
+      <w:pPr>
+        <w:spacing w:before="0" w:after="120"/>
+        <w:ind w:left="454"/>
+      </w:pPr>
+      <w:r>
+        <w:rPr>
+          <w:rFonts w:ascii="Microsoft YaHei" w:hAnsi="Microsoft YaHei"/>
+          <w:sz w:val="21"/>
+        </w:rPr>
+        <w:t>累加奖励。</w:t>
+      </w:r>
+    </w:p>
+    <w:p>
+      <w:pPr>
+        <w:spacing w:before="120" w:after="40"/>
+      </w:pPr>
+      <w:r>
+        <w:rPr>
+          <w:color w:val="999999"/>
+          <w:sz w:val="16"/>
+        </w:rPr>
+        <w:t xml:space="preserve">  L190  </w:t>
+      </w:r>
+      <w:r>
+        <w:rPr>
+          <w:rFonts w:ascii="Consolas" w:hAnsi="Consolas"/>
+          <w:b/>
+          <w:color w:val="1F3A5F"/>
+          <w:sz w:val="20"/>
+        </w:rPr>
+        <w:t>s = sp</w:t>
+      </w:r>
+    </w:p>
+    <w:p>
+      <w:pPr>
+        <w:spacing w:before="0" w:after="120"/>
+        <w:ind w:left="454"/>
+      </w:pPr>
+      <w:r>
+        <w:rPr>
+          <w:rFonts w:ascii="Microsoft YaHei" w:hAnsi="Microsoft YaHei"/>
+          <w:sz w:val="21"/>
+        </w:rPr>
+        <w:t>状态推进。</w:t>
+      </w:r>
+    </w:p>
+    <w:p>
+      <w:pPr>
+        <w:spacing w:before="120" w:after="40"/>
+      </w:pPr>
+      <w:r>
+        <w:rPr>
+          <w:color w:val="999999"/>
+          <w:sz w:val="16"/>
+        </w:rPr>
+        <w:t xml:space="preserve">  L191  </w:t>
+      </w:r>
+      <w:r>
+        <w:rPr>
+          <w:rFonts w:ascii="Consolas" w:hAnsi="Consolas"/>
+          <w:b/>
+          <w:color w:val="1F3A5F"/>
+          <w:sz w:val="20"/>
+        </w:rPr>
+        <w:t>if done:</w:t>
+      </w:r>
+    </w:p>
+    <w:p>
+      <w:pPr>
+        <w:spacing w:before="0" w:after="120"/>
+        <w:ind w:left="454"/>
+      </w:pPr>
+      <w:r>
+        <w:rPr>
+          <w:rFonts w:ascii="Microsoft YaHei" w:hAnsi="Microsoft YaHei"/>
+          <w:sz w:val="21"/>
+        </w:rPr>
+        <w:t>如果环境终止。</w:t>
+      </w:r>
+    </w:p>
+    <w:p>
+      <w:pPr>
+        <w:spacing w:before="120" w:after="40"/>
+      </w:pPr>
+      <w:r>
+        <w:rPr>
+          <w:color w:val="999999"/>
+          <w:sz w:val="16"/>
+        </w:rPr>
+        <w:t xml:space="preserve">  L192  </w:t>
+      </w:r>
+      <w:r>
+        <w:rPr>
+          <w:rFonts w:ascii="Consolas" w:hAnsi="Consolas"/>
+          <w:b/>
+          <w:color w:val="1F3A5F"/>
+          <w:sz w:val="20"/>
+        </w:rPr>
+        <w:t>break</w:t>
+      </w:r>
+    </w:p>
+    <w:p>
+      <w:pPr>
+        <w:spacing w:before="0" w:after="120"/>
+        <w:ind w:left="454"/>
+      </w:pPr>
+      <w:r>
+        <w:rPr>
+          <w:rFonts w:ascii="Microsoft YaHei" w:hAnsi="Microsoft YaHei"/>
+          <w:sz w:val="21"/>
+        </w:rPr>
+        <w:t>提前结束本局。</w:t>
+      </w:r>
+    </w:p>
+    <w:p>
+      <w:pPr>
+        <w:spacing w:before="120" w:after="40"/>
+      </w:pPr>
+      <w:r>
+        <w:rPr>
+          <w:color w:val="999999"/>
+          <w:sz w:val="16"/>
+        </w:rPr>
+        <w:t xml:space="preserve">  L194  </w:t>
+      </w:r>
+      <w:r>
+        <w:rPr>
+          <w:rFonts w:ascii="Consolas" w:hAnsi="Consolas"/>
+          <w:b/>
+          <w:color w:val="1F3A5F"/>
+          <w:sz w:val="20"/>
+        </w:rPr>
+        <w:t>if ep % 10 == 0:</w:t>
+      </w:r>
+    </w:p>
+    <w:p>
+      <w:pPr>
+        <w:spacing w:before="0" w:after="120"/>
+        <w:ind w:left="454"/>
+      </w:pPr>
+      <w:r>
+        <w:rPr>
+          <w:rFonts w:ascii="Microsoft YaHei" w:hAnsi="Microsoft YaHei"/>
+          <w:sz w:val="21"/>
+        </w:rPr>
+        <w:t>每 10 局打印一次进度。</w:t>
+      </w:r>
+    </w:p>
+    <w:p>
+      <w:pPr>
+        <w:spacing w:before="120" w:after="40"/>
+      </w:pPr>
+      <w:r>
+        <w:rPr>
+          <w:color w:val="999999"/>
+          <w:sz w:val="16"/>
+        </w:rPr>
+        <w:t xml:space="preserve">  L195  </w:t>
+      </w:r>
+      <w:r>
+        <w:rPr>
+          <w:rFonts w:ascii="Consolas" w:hAnsi="Consolas"/>
+          <w:b/>
+          <w:color w:val="1F3A5F"/>
+          <w:sz w:val="20"/>
+        </w:rPr>
+        <w:t>print(f"  第{ep:3d}局 | 总奖励={total_reward:.3f} | "</w:t>
+      </w:r>
+    </w:p>
+    <w:p>
+      <w:pPr>
+        <w:spacing w:before="0" w:after="120"/>
+        <w:ind w:left="454"/>
+      </w:pPr>
+      <w:r>
+        <w:rPr>
+          <w:rFonts w:ascii="Microsoft YaHei" w:hAnsi="Microsoft YaHei"/>
+          <w:sz w:val="21"/>
+        </w:rPr>
+        <w:t>格式化打印局数（右对齐 3 位）和总奖励（3 位小数）。</w:t>
+      </w:r>
+    </w:p>
+    <w:p>
+      <w:pPr>
+        <w:spacing w:before="120" w:after="40"/>
+      </w:pPr>
+      <w:r>
+        <w:rPr>
+          <w:color w:val="999999"/>
+          <w:sz w:val="16"/>
+        </w:rPr>
+        <w:t xml:space="preserve">  L196  </w:t>
+      </w:r>
+      <w:r>
+        <w:rPr>
+          <w:rFonts w:ascii="Consolas" w:hAnsi="Consolas"/>
+          <w:b/>
+          <w:color w:val="1F3A5F"/>
+          <w:sz w:val="20"/>
+        </w:rPr>
+        <w:t>f"无意义——因为没有正确的更新公式")</w:t>
+      </w:r>
+    </w:p>
+    <w:p>
+      <w:pPr>
+        <w:spacing w:before="0" w:after="120"/>
+        <w:ind w:left="454"/>
+      </w:pPr>
+      <w:r>
+        <w:rPr>
+          <w:rFonts w:ascii="Microsoft YaHei" w:hAnsi="Microsoft YaHei"/>
+          <w:sz w:val="21"/>
+        </w:rPr>
+        <w:t>打印关键注脚：这局成绩毫无意义，因为没有正确更新。</w:t>
+      </w:r>
+    </w:p>
+    <w:p>
+      <w:pPr>
+        <w:spacing w:before="120" w:after="40"/>
+      </w:pPr>
+      <w:r>
+        <w:rPr>
+          <w:color w:val="999999"/>
+          <w:sz w:val="16"/>
+        </w:rPr>
+        <w:t xml:space="preserve">  L199  </w:t>
+      </w:r>
+      <w:r>
+        <w:rPr>
+          <w:rFonts w:ascii="Consolas" w:hAnsi="Consolas"/>
+          <w:b/>
+          <w:color w:val="1F3A5F"/>
+          <w:sz w:val="20"/>
+        </w:rPr>
+        <w:t>print("结论：")</w:t>
+      </w:r>
+    </w:p>
+    <w:p>
+      <w:pPr>
+        <w:spacing w:before="0" w:after="120"/>
+        <w:ind w:left="454"/>
+      </w:pPr>
+      <w:r>
+        <w:rPr>
+          <w:rFonts w:ascii="Microsoft YaHei" w:hAnsi="Microsoft YaHei"/>
+          <w:sz w:val="21"/>
+        </w:rPr>
+        <w:t>输出结论段。</w:t>
+      </w:r>
+    </w:p>
+    <w:p>
+      <w:pPr>
+        <w:spacing w:before="120" w:after="40"/>
+      </w:pPr>
+      <w:r>
+        <w:rPr>
+          <w:color w:val="999999"/>
+          <w:sz w:val="16"/>
+        </w:rPr>
+        <w:t xml:space="preserve">  L200  </w:t>
+      </w:r>
+      <w:r>
+        <w:rPr>
+          <w:rFonts w:ascii="Consolas" w:hAnsi="Consolas"/>
+          <w:b/>
+          <w:color w:val="1F3A5F"/>
+          <w:sz w:val="20"/>
+        </w:rPr>
+        <w:t>print("  DQN 从数学结构上就无法处理连续动作。")</w:t>
+      </w:r>
+    </w:p>
+    <w:p>
+      <w:pPr>
+        <w:spacing w:before="0" w:after="120"/>
+        <w:ind w:left="454"/>
+      </w:pPr>
+      <w:r>
+        <w:rPr>
+          <w:rFonts w:ascii="Microsoft YaHei" w:hAnsi="Microsoft YaHei"/>
+          <w:sz w:val="21"/>
+        </w:rPr>
+        <w:t>★ 总结论一：数学结构（argmax + max）决定了 DQN 无法处理连续动作。</w:t>
+      </w:r>
+    </w:p>
+    <w:p>
+      <w:pPr>
+        <w:spacing w:before="120" w:after="40"/>
+      </w:pPr>
+      <w:r>
+        <w:rPr>
+          <w:color w:val="999999"/>
+          <w:sz w:val="16"/>
+        </w:rPr>
+        <w:t xml:space="preserve">  L201  </w:t>
+      </w:r>
+      <w:r>
+        <w:rPr>
+          <w:rFonts w:ascii="Consolas" w:hAnsi="Consolas"/>
+          <w:b/>
+          <w:color w:val="1F3A5F"/>
+          <w:sz w:val="20"/>
+        </w:rPr>
+        <w:t>print(" 这不是调参能解决的，是 Q-learning 的 argmax 决定的。")</w:t>
+      </w:r>
+    </w:p>
+    <w:p>
+      <w:pPr>
+        <w:spacing w:before="0" w:after="120"/>
+        <w:ind w:left="454"/>
+      </w:pPr>
+      <w:r>
+        <w:rPr>
+          <w:rFonts w:ascii="Microsoft YaHei" w:hAnsi="Microsoft YaHei"/>
+          <w:sz w:val="21"/>
+        </w:rPr>
+        <w:t>★ 总结论二：增加网络宽度/深度、改学习率、加训练次数——都救不了，因为病根在决策和更新的数学公式。</w:t>
+      </w:r>
+    </w:p>
+    <w:p>
+      <w:pPr>
+        <w:spacing w:before="120" w:after="40"/>
+      </w:pPr>
+      <w:r>
+        <w:rPr>
+          <w:color w:val="999999"/>
+          <w:sz w:val="16"/>
+        </w:rPr>
+        <w:t xml:space="preserve">  L202  </w:t>
+      </w:r>
+      <w:r>
+        <w:rPr>
+          <w:rFonts w:ascii="Consolas" w:hAnsi="Consolas"/>
+          <w:b/>
+          <w:color w:val="1F3A5F"/>
+          <w:sz w:val="20"/>
+        </w:rPr>
+        <w:t>print(" 要处理连续动作，必须换方法——策略梯度。")</w:t>
+      </w:r>
+    </w:p>
+    <w:p>
+      <w:pPr>
+        <w:spacing w:before="0" w:after="120"/>
+        <w:ind w:left="454"/>
+      </w:pPr>
+      <w:r>
+        <w:rPr>
+          <w:rFonts w:ascii="Microsoft YaHei" w:hAnsi="Microsoft YaHei"/>
+          <w:sz w:val="21"/>
+        </w:rPr>
+        <w:t>★ 总结论三：出路是策略梯度方法（REINFORCE/AC/PPO），它们不靠 argmax 选动作，而是直接输出动作分布、从分布采样。这是 Week11 后续三步的主题。</w:t>
+      </w:r>
+    </w:p>
+    <w:p>
+      <w:r>
+        <w:br w:type="page"/>
+      </w:r>
+    </w:p>
+    <w:p>
+      <w:pPr>
+        <w:pStyle w:val="Heading1"/>
+      </w:pPr>
+      <w:r>
+        <w:rPr>
+          <w:color w:val="1F3A5F"/>
+        </w:rPr>
+        <w:t>六、环境测试与主程序（207-259 行）</w:t>
+      </w:r>
+    </w:p>
+    <w:p>
+      <w:pPr>
+        <w:pStyle w:val="Heading2"/>
+      </w:pPr>
+      <w:r>
+        <w:rPr>
+          <w:color w:val="1F3A5F"/>
+        </w:rPr>
+        <w:t>6.1 test_env()（207-235 行）</w:t>
+      </w:r>
+    </w:p>
+    <w:p>
+      <w:pPr>
+        <w:spacing w:before="120" w:after="40"/>
+      </w:pPr>
+      <w:r>
+        <w:rPr>
+          <w:color w:val="999999"/>
+          <w:sz w:val="16"/>
+        </w:rPr>
+        <w:t xml:space="preserve">  L207  </w:t>
+      </w:r>
+      <w:r>
+        <w:rPr>
+          <w:rFonts w:ascii="Consolas" w:hAnsi="Consolas"/>
+          <w:b/>
+          <w:color w:val="1F3A5F"/>
+          <w:sz w:val="20"/>
+        </w:rPr>
+        <w:t>def test_env():</w:t>
+      </w:r>
+    </w:p>
+    <w:p>
+      <w:pPr>
+        <w:spacing w:before="0" w:after="120"/>
+        <w:ind w:left="454"/>
+      </w:pPr>
+      <w:r>
+        <w:rPr>
+          <w:rFonts w:ascii="Microsoft YaHei" w:hAnsi="Microsoft YaHei"/>
+          <w:sz w:val="21"/>
+        </w:rPr>
+        <w:t>冒烟测试：不关心学得好不好，只确认环境能正常跑、奖励边界合理。</w:t>
+      </w:r>
+    </w:p>
+    <w:p>
+      <w:pPr>
+        <w:spacing w:before="120" w:after="40"/>
+      </w:pPr>
+      <w:r>
+        <w:rPr>
+          <w:color w:val="999999"/>
+          <w:sz w:val="16"/>
+        </w:rPr>
+        <w:t xml:space="preserve">  L213  </w:t>
+      </w:r>
+      <w:r>
+        <w:rPr>
+          <w:rFonts w:ascii="Consolas" w:hAnsi="Consolas"/>
+          <w:b/>
+          <w:color w:val="1F3A5F"/>
+          <w:sz w:val="20"/>
+        </w:rPr>
+        <w:t>env = EMSEnv()</w:t>
+      </w:r>
+    </w:p>
+    <w:p>
+      <w:pPr>
+        <w:spacing w:before="0" w:after="120"/>
+        <w:ind w:left="454"/>
+      </w:pPr>
+      <w:r>
+        <w:rPr>
+          <w:rFonts w:ascii="Microsoft YaHei" w:hAnsi="Microsoft YaHei"/>
+          <w:sz w:val="21"/>
+        </w:rPr>
+        <w:t>创建环境。</w:t>
+      </w:r>
+    </w:p>
+    <w:p>
+      <w:pPr>
+        <w:spacing w:before="120" w:after="40"/>
+      </w:pPr>
+      <w:r>
+        <w:rPr>
+          <w:color w:val="999999"/>
+          <w:sz w:val="16"/>
+        </w:rPr>
+        <w:t xml:space="preserve">  L214  </w:t>
+      </w:r>
+      <w:r>
+        <w:rPr>
+          <w:rFonts w:ascii="Consolas" w:hAnsi="Consolas"/>
+          <w:b/>
+          <w:color w:val="1F3A5F"/>
+          <w:sz w:val="20"/>
+        </w:rPr>
+        <w:t>s = env.reset()</w:t>
+      </w:r>
+    </w:p>
+    <w:p>
+      <w:pPr>
+        <w:spacing w:before="0" w:after="120"/>
+        <w:ind w:left="454"/>
+      </w:pPr>
+      <w:r>
+        <w:rPr>
+          <w:rFonts w:ascii="Microsoft YaHei" w:hAnsi="Microsoft YaHei"/>
+          <w:sz w:val="21"/>
+        </w:rPr>
+        <w:t>重置，拿初始状态。</w:t>
+      </w:r>
+    </w:p>
+    <w:p>
+      <w:pPr>
+        <w:spacing w:before="120" w:after="40"/>
+      </w:pPr>
+      <w:r>
+        <w:rPr>
+          <w:color w:val="999999"/>
+          <w:sz w:val="16"/>
+        </w:rPr>
+        <w:t xml:space="preserve">  L215  </w:t>
+      </w:r>
+      <w:r>
+        <w:rPr>
+          <w:rFonts w:ascii="Consolas" w:hAnsi="Consolas"/>
+          <w:b/>
+          <w:color w:val="1F3A5F"/>
+          <w:sz w:val="20"/>
+        </w:rPr>
+        <w:t>print(f"初始状态: SOC={s[0]:.2f}, P_load={s[1]:.2f}")</w:t>
+      </w:r>
+    </w:p>
+    <w:p>
+      <w:pPr>
+        <w:spacing w:before="0" w:after="120"/>
+        <w:ind w:left="454"/>
+      </w:pPr>
+      <w:r>
+        <w:rPr>
+          <w:rFonts w:ascii="Microsoft YaHei" w:hAnsi="Microsoft YaHei"/>
+          <w:sz w:val="21"/>
+        </w:rPr>
+        <w:t>打印初始 SOC 和负载（都应为 0.60 / 0.50）。</w:t>
+      </w:r>
+    </w:p>
+    <w:p>
+      <w:pPr>
+        <w:spacing w:before="120" w:after="40"/>
+      </w:pPr>
+      <w:r>
+        <w:rPr>
+          <w:color w:val="999999"/>
+          <w:sz w:val="16"/>
+        </w:rPr>
+        <w:t xml:space="preserve">  L221  </w:t>
+      </w:r>
+      <w:r>
+        <w:rPr>
+          <w:rFonts w:ascii="Consolas" w:hAnsi="Consolas"/>
+          <w:b/>
+          <w:color w:val="1F3A5F"/>
+          <w:sz w:val="20"/>
+        </w:rPr>
+        <w:t>for t in range(10):</w:t>
+      </w:r>
+    </w:p>
+    <w:p>
+      <w:pPr>
+        <w:spacing w:before="0" w:after="120"/>
+        <w:ind w:left="454"/>
+      </w:pPr>
+      <w:r>
+        <w:rPr>
+          <w:rFonts w:ascii="Microsoft YaHei" w:hAnsi="Microsoft YaHei"/>
+          <w:sz w:val="21"/>
+        </w:rPr>
+        <w:t>随机策略跑 10 步。</w:t>
+      </w:r>
+    </w:p>
+    <w:p>
+      <w:pPr>
+        <w:spacing w:before="120" w:after="40"/>
+      </w:pPr>
+      <w:r>
+        <w:rPr>
+          <w:color w:val="999999"/>
+          <w:sz w:val="16"/>
+        </w:rPr>
+        <w:t xml:space="preserve">  L222  </w:t>
+      </w:r>
+      <w:r>
+        <w:rPr>
+          <w:rFonts w:ascii="Consolas" w:hAnsi="Consolas"/>
+          <w:b/>
+          <w:color w:val="1F3A5F"/>
+          <w:sz w:val="20"/>
+        </w:rPr>
+        <w:t>a = random.random()</w:t>
+      </w:r>
+    </w:p>
+    <w:p>
+      <w:pPr>
+        <w:spacing w:before="0" w:after="120"/>
+        <w:ind w:left="454"/>
+      </w:pPr>
+      <w:r>
+        <w:rPr>
+          <w:rFonts w:ascii="Microsoft YaHei" w:hAnsi="Microsoft YaHei"/>
+          <w:sz w:val="21"/>
+        </w:rPr>
+        <w:t>★ 随机动作：random.random() 产生 [0,1) 均匀随机数，正好对应归一化动作范围。这是"随机策略"——不看状态，随便输出。</w:t>
+      </w:r>
+    </w:p>
+    <w:p>
+      <w:pPr>
+        <w:spacing w:before="120" w:after="40"/>
+      </w:pPr>
+      <w:r>
+        <w:rPr>
+          <w:color w:val="999999"/>
+          <w:sz w:val="16"/>
+        </w:rPr>
+        <w:t xml:space="preserve">  L223  </w:t>
+      </w:r>
+      <w:r>
+        <w:rPr>
+          <w:rFonts w:ascii="Consolas" w:hAnsi="Consolas"/>
+          <w:b/>
+          <w:color w:val="1F3A5F"/>
+          <w:sz w:val="20"/>
+        </w:rPr>
+        <w:t>sp, reward, done, info = env.step(a)</w:t>
+      </w:r>
+    </w:p>
+    <w:p>
+      <w:pPr>
+        <w:spacing w:before="0" w:after="120"/>
+        <w:ind w:left="454"/>
+      </w:pPr>
+      <w:r>
+        <w:rPr>
+          <w:rFonts w:ascii="Microsoft YaHei" w:hAnsi="Microsoft YaHei"/>
+          <w:sz w:val="21"/>
+        </w:rPr>
+        <w:t>推进环境。</w:t>
+      </w:r>
+    </w:p>
+    <w:p>
+      <w:pPr>
+        <w:spacing w:before="120" w:after="40"/>
+      </w:pPr>
+      <w:r>
+        <w:rPr>
+          <w:color w:val="999999"/>
+          <w:sz w:val="16"/>
+        </w:rPr>
+        <w:t xml:space="preserve">  L224  </w:t>
+      </w:r>
+      <w:r>
+        <w:rPr>
+          <w:rFonts w:ascii="Consolas" w:hAnsi="Consolas"/>
+          <w:b/>
+          <w:color w:val="1F3A5F"/>
+          <w:sz w:val="20"/>
+        </w:rPr>
+        <w:t>total_reward += reward</w:t>
+      </w:r>
+    </w:p>
+    <w:p>
+      <w:pPr>
+        <w:spacing w:before="0" w:after="120"/>
+        <w:ind w:left="454"/>
+      </w:pPr>
+      <w:r>
+        <w:rPr>
+          <w:rFonts w:ascii="Microsoft YaHei" w:hAnsi="Microsoft YaHei"/>
+          <w:sz w:val="21"/>
+        </w:rPr>
+        <w:t>累计奖励。</w:t>
+      </w:r>
+    </w:p>
+    <w:p>
+      <w:pPr>
+        <w:spacing w:before="120" w:after="40"/>
+      </w:pPr>
+      <w:r>
+        <w:rPr>
+          <w:color w:val="999999"/>
+          <w:sz w:val="16"/>
+        </w:rPr>
+        <w:t xml:space="preserve">  L225  </w:t>
+      </w:r>
+      <w:r>
+        <w:rPr>
+          <w:rFonts w:ascii="Consolas" w:hAnsi="Consolas"/>
+          <w:b/>
+          <w:color w:val="1F3A5F"/>
+          <w:sz w:val="20"/>
+        </w:rPr>
+        <w:t>print(f"  步{t+1:2d}: P_fc={info['p_fc']:5.1f}kW | SOC={info['soc']:.3f} | "</w:t>
+      </w:r>
+    </w:p>
+    <w:p>
+      <w:pPr>
+        <w:spacing w:before="0" w:after="120"/>
+        <w:ind w:left="454"/>
+      </w:pPr>
+      <w:r>
+        <w:rPr>
+          <w:rFonts w:ascii="Microsoft YaHei" w:hAnsi="Microsoft YaHei"/>
+          <w:sz w:val="21"/>
+        </w:rPr>
+        <w:t>打印本步：实际功率（info 里取，5 位宽 1 位小数）、SOC（3 位小数）。</w:t>
+      </w:r>
+    </w:p>
+    <w:p>
+      <w:pPr>
+        <w:spacing w:before="120" w:after="40"/>
+      </w:pPr>
+      <w:r>
+        <w:rPr>
+          <w:color w:val="999999"/>
+          <w:sz w:val="16"/>
+        </w:rPr>
+        <w:t xml:space="preserve">  L226  </w:t>
+      </w:r>
+      <w:r>
+        <w:rPr>
+          <w:rFonts w:ascii="Consolas" w:hAnsi="Consolas"/>
+          <w:b/>
+          <w:color w:val="1F3A5F"/>
+          <w:sz w:val="20"/>
+        </w:rPr>
+        <w:t>f"奖励={reward:+.4f}")</w:t>
+      </w:r>
+    </w:p>
+    <w:p>
+      <w:pPr>
+        <w:spacing w:before="0" w:after="120"/>
+        <w:ind w:left="454"/>
+      </w:pPr>
+      <w:r>
+        <w:rPr>
+          <w:rFonts w:ascii="Microsoft YaHei" w:hAnsi="Microsoft YaHei"/>
+          <w:sz w:val="21"/>
+        </w:rPr>
+        <w:t>奖励带符号显示（+/- 4 位小数）。</w:t>
+      </w:r>
+    </w:p>
+    <w:p>
+      <w:pPr>
+        <w:spacing w:before="120" w:after="40"/>
+      </w:pPr>
+      <w:r>
+        <w:rPr>
+          <w:color w:val="999999"/>
+          <w:sz w:val="16"/>
+        </w:rPr>
+        <w:t xml:space="preserve">  L227  </w:t>
+      </w:r>
+      <w:r>
+        <w:rPr>
+          <w:rFonts w:ascii="Consolas" w:hAnsi="Consolas"/>
+          <w:b/>
+          <w:color w:val="1F3A5F"/>
+          <w:sz w:val="20"/>
+        </w:rPr>
+        <w:t>s = sp</w:t>
+      </w:r>
+    </w:p>
+    <w:p>
+      <w:pPr>
+        <w:spacing w:before="0" w:after="120"/>
+        <w:ind w:left="454"/>
+      </w:pPr>
+      <w:r>
+        <w:rPr>
+          <w:rFonts w:ascii="Microsoft YaHei" w:hAnsi="Microsoft YaHei"/>
+          <w:sz w:val="21"/>
+        </w:rPr>
+        <w:t>状态推进。</w:t>
+      </w:r>
+    </w:p>
+    <w:p>
+      <w:pPr>
+        <w:spacing w:before="120" w:after="40"/>
+      </w:pPr>
+      <w:r>
+        <w:rPr>
+          <w:color w:val="999999"/>
+          <w:sz w:val="16"/>
+        </w:rPr>
+        <w:t xml:space="preserve">  L229  </w:t>
+      </w:r>
+      <w:r>
+        <w:rPr>
+          <w:rFonts w:ascii="Consolas" w:hAnsi="Consolas"/>
+          <w:b/>
+          <w:color w:val="1F3A5F"/>
+          <w:sz w:val="20"/>
+        </w:rPr>
+        <w:t>print(f"\n10 步总奖励: {total_reward:+.4f}")</w:t>
+      </w:r>
+    </w:p>
+    <w:p>
+      <w:pPr>
+        <w:spacing w:before="0" w:after="120"/>
+        <w:ind w:left="454"/>
+      </w:pPr>
+      <w:r>
+        <w:rPr>
+          <w:rFonts w:ascii="Microsoft YaHei" w:hAnsi="Microsoft YaHei"/>
+          <w:sz w:val="21"/>
+        </w:rPr>
+        <w:t>汇总打印 10 步总奖励。</w:t>
+      </w:r>
+    </w:p>
+    <w:p>
+      <w:pPr>
+        <w:spacing w:before="120" w:after="40"/>
+      </w:pPr>
+      <w:r>
+        <w:rPr>
+          <w:color w:val="999999"/>
+          <w:sz w:val="16"/>
+        </w:rPr>
+        <w:t xml:space="preserve">  L231  </w:t>
+      </w:r>
+      <w:r>
+        <w:rPr>
+          <w:rFonts w:ascii="Consolas" w:hAnsi="Consolas"/>
+          <w:b/>
+          <w:color w:val="1F3A5F"/>
+          <w:sz w:val="20"/>
+        </w:rPr>
+        <w:t>print("状态维度:", env.state_dim, "(连续)")</w:t>
+      </w:r>
+    </w:p>
+    <w:p>
+      <w:pPr>
+        <w:spacing w:before="0" w:after="120"/>
+        <w:ind w:left="454"/>
+      </w:pPr>
+      <w:r>
+        <w:rPr>
+          <w:rFonts w:ascii="Microsoft YaHei" w:hAnsi="Microsoft YaHei"/>
+          <w:sz w:val="21"/>
+        </w:rPr>
+        <w:t>打印状态维度，标注"连续"。</w:t>
+      </w:r>
+    </w:p>
+    <w:p>
+      <w:pPr>
+        <w:spacing w:before="120" w:after="40"/>
+      </w:pPr>
+      <w:r>
+        <w:rPr>
+          <w:color w:val="999999"/>
+          <w:sz w:val="16"/>
+        </w:rPr>
+        <w:t xml:space="preserve">  L232  </w:t>
+      </w:r>
+      <w:r>
+        <w:rPr>
+          <w:rFonts w:ascii="Consolas" w:hAnsi="Consolas"/>
+          <w:b/>
+          <w:color w:val="1F3A5F"/>
+          <w:sz w:val="20"/>
+        </w:rPr>
+        <w:t>print("动作维度:", env.action_dim, "(连续)")</w:t>
+      </w:r>
+    </w:p>
+    <w:p>
+      <w:pPr>
+        <w:spacing w:before="0" w:after="120"/>
+        <w:ind w:left="454"/>
+      </w:pPr>
+      <w:r>
+        <w:rPr>
+          <w:rFonts w:ascii="Microsoft YaHei" w:hAnsi="Microsoft YaHei"/>
+          <w:sz w:val="21"/>
+        </w:rPr>
+        <w:t>打印动作维度，标注"连续"。</w:t>
+      </w:r>
+    </w:p>
+    <w:p>
+      <w:pPr>
+        <w:spacing w:before="120" w:after="40"/>
+      </w:pPr>
+      <w:r>
+        <w:rPr>
+          <w:color w:val="999999"/>
+          <w:sz w:val="16"/>
+        </w:rPr>
+        <w:t xml:space="preserve">  L233  </w:t>
+      </w:r>
+      <w:r>
+        <w:rPr>
+          <w:rFonts w:ascii="Consolas" w:hAnsi="Consolas"/>
+          <w:b/>
+          <w:color w:val="1F3A5F"/>
+          <w:sz w:val="20"/>
+        </w:rPr>
+        <w:t>print("状态范围: SOC=[0.2, 0.9], P_load=[0.3, 0.7]")</w:t>
+      </w:r>
+    </w:p>
+    <w:p>
+      <w:pPr>
+        <w:spacing w:before="0" w:after="120"/>
+        <w:ind w:left="454"/>
+      </w:pPr>
+      <w:r>
+        <w:rPr>
+          <w:rFonts w:ascii="Microsoft YaHei" w:hAnsi="Microsoft YaHei"/>
+          <w:sz w:val="21"/>
+        </w:rPr>
+        <w:t>打印状态范围。P_load 范围 0.3-0.7 来自 step() 里的正弦波形。</w:t>
+      </w:r>
+    </w:p>
+    <w:p>
+      <w:pPr>
+        <w:spacing w:before="120" w:after="40"/>
+      </w:pPr>
+      <w:r>
+        <w:rPr>
+          <w:color w:val="999999"/>
+          <w:sz w:val="16"/>
+        </w:rPr>
+        <w:t xml:space="preserve">  L234  </w:t>
+      </w:r>
+      <w:r>
+        <w:rPr>
+          <w:rFonts w:ascii="Consolas" w:hAnsi="Consolas"/>
+          <w:b/>
+          <w:color w:val="1F3A5F"/>
+          <w:sz w:val="20"/>
+        </w:rPr>
+        <w:t>print("动作范围: P_fc=[0, 1] 归一化 → [0, 30] kW")</w:t>
+      </w:r>
+    </w:p>
+    <w:p>
+      <w:pPr>
+        <w:spacing w:before="0" w:after="120"/>
+        <w:ind w:left="454"/>
+      </w:pPr>
+      <w:r>
+        <w:rPr>
+          <w:rFonts w:ascii="Microsoft YaHei" w:hAnsi="Microsoft YaHei"/>
+          <w:sz w:val="21"/>
+        </w:rPr>
+        <w:t>打印动作范围：归一化 [0,1] 对应实际 [0,30] kW。</w:t>
+      </w:r>
+    </w:p>
+    <w:p>
+      <w:pPr>
+        <w:pStyle w:val="Heading2"/>
+      </w:pPr>
+      <w:r>
+        <w:rPr>
+          <w:color w:val="1F3A5F"/>
+        </w:rPr>
+        <w:t>6.2 main()（238-259 行）</w:t>
+      </w:r>
+    </w:p>
+    <w:p>
+      <w:pPr>
+        <w:spacing w:before="120" w:after="40"/>
+      </w:pPr>
+      <w:r>
+        <w:rPr>
+          <w:color w:val="999999"/>
+          <w:sz w:val="16"/>
+        </w:rPr>
+        <w:t xml:space="preserve">  L238  </w:t>
+      </w:r>
+      <w:r>
+        <w:rPr>
+          <w:rFonts w:ascii="Consolas" w:hAnsi="Consolas"/>
+          <w:b/>
+          <w:color w:val="1F3A5F"/>
+          <w:sz w:val="20"/>
+        </w:rPr>
+        <w:t>def main() -&gt; None:</w:t>
+      </w:r>
+    </w:p>
+    <w:p>
+      <w:pPr>
+        <w:spacing w:before="0" w:after="120"/>
+        <w:ind w:left="454"/>
+      </w:pPr>
+      <w:r>
+        <w:rPr>
+          <w:rFonts w:ascii="Microsoft YaHei" w:hAnsi="Microsoft YaHei"/>
+          <w:sz w:val="21"/>
+        </w:rPr>
+        <w:t>程序入口函数。返回值类型标注为 None。</w:t>
+      </w:r>
+    </w:p>
+    <w:p>
+      <w:pPr>
+        <w:spacing w:before="120" w:after="40"/>
+      </w:pPr>
+      <w:r>
+        <w:rPr>
+          <w:color w:val="999999"/>
+          <w:sz w:val="16"/>
+        </w:rPr>
+        <w:t xml:space="preserve">  L239  </w:t>
+      </w:r>
+      <w:r>
+        <w:rPr>
+          <w:rFonts w:ascii="Consolas" w:hAnsi="Consolas"/>
+          <w:b/>
+          <w:color w:val="1F3A5F"/>
+          <w:sz w:val="20"/>
+        </w:rPr>
+        <w:t>parser = argparse.ArgumentParser(description='Week 11 simplified continuous-action EMS environment demo')</w:t>
+      </w:r>
+    </w:p>
+    <w:p>
+      <w:pPr>
+        <w:spacing w:before="0" w:after="120"/>
+        <w:ind w:left="454"/>
+      </w:pPr>
+      <w:r>
+        <w:rPr>
+          <w:rFonts w:ascii="Microsoft YaHei" w:hAnsi="Microsoft YaHei"/>
+          <w:sz w:val="21"/>
+        </w:rPr>
+        <w:t>创建参数解析器，description 会在 --help 时显示。</w:t>
+      </w:r>
+    </w:p>
+    <w:p>
+      <w:pPr>
+        <w:spacing w:before="120" w:after="40"/>
+      </w:pPr>
+      <w:r>
+        <w:rPr>
+          <w:color w:val="999999"/>
+          <w:sz w:val="16"/>
+        </w:rPr>
+        <w:t xml:space="preserve">  L240  </w:t>
+      </w:r>
+      <w:r>
+        <w:rPr>
+          <w:rFonts w:ascii="Consolas" w:hAnsi="Consolas"/>
+          <w:b/>
+          <w:color w:val="1F3A5F"/>
+          <w:sz w:val="20"/>
+        </w:rPr>
+        <w:t>parser.add_argument('--seed', type=int, default=42, help='Random seed')</w:t>
+      </w:r>
+    </w:p>
+    <w:p>
+      <w:pPr>
+        <w:spacing w:before="0" w:after="120"/>
+        <w:ind w:left="454"/>
+      </w:pPr>
+      <w:r>
+        <w:rPr>
+          <w:rFonts w:ascii="Microsoft YaHei" w:hAnsi="Microsoft YaHei"/>
+          <w:sz w:val="21"/>
+        </w:rPr>
+        <w:t>定义 --seed 参数（默认 42）。方便复现实验。</w:t>
+      </w:r>
+    </w:p>
+    <w:p>
+      <w:pPr>
+        <w:spacing w:before="120" w:after="40"/>
+      </w:pPr>
+      <w:r>
+        <w:rPr>
+          <w:color w:val="999999"/>
+          <w:sz w:val="16"/>
+        </w:rPr>
+        <w:t xml:space="preserve">  L241  </w:t>
+      </w:r>
+      <w:r>
+        <w:rPr>
+          <w:rFonts w:ascii="Consolas" w:hAnsi="Consolas"/>
+          <w:b/>
+          <w:color w:val="1F3A5F"/>
+          <w:sz w:val="20"/>
+        </w:rPr>
+        <w:t>parser.add_argument('--skip-dqn-demo', action='store_true', help='Only run the environment smoke test')</w:t>
+      </w:r>
+    </w:p>
+    <w:p>
+      <w:pPr>
+        <w:spacing w:before="0" w:after="120"/>
+        <w:ind w:left="454"/>
+      </w:pPr>
+      <w:r>
+        <w:rPr>
+          <w:rFonts w:ascii="Microsoft YaHei" w:hAnsi="Microsoft YaHei"/>
+          <w:sz w:val="21"/>
+        </w:rPr>
+        <w:t>定义 --skip-dqn-demo 开关：加上它就跑环境测试、跳过 DQN 失败演示（快速冒烟用）。action='store_true' 表示"存在即 True"。</w:t>
+      </w:r>
+    </w:p>
+    <w:p>
+      <w:pPr>
+        <w:spacing w:before="120" w:after="40"/>
+      </w:pPr>
+      <w:r>
+        <w:rPr>
+          <w:color w:val="999999"/>
+          <w:sz w:val="16"/>
+        </w:rPr>
+        <w:t xml:space="preserve">  L242  </w:t>
+      </w:r>
+      <w:r>
+        <w:rPr>
+          <w:rFonts w:ascii="Consolas" w:hAnsi="Consolas"/>
+          <w:b/>
+          <w:color w:val="1F3A5F"/>
+          <w:sz w:val="20"/>
+        </w:rPr>
+        <w:t>args = parser.parse_args()</w:t>
+      </w:r>
+    </w:p>
+    <w:p>
+      <w:pPr>
+        <w:spacing w:before="0" w:after="120"/>
+        <w:ind w:left="454"/>
+      </w:pPr>
+      <w:r>
+        <w:rPr>
+          <w:rFonts w:ascii="Microsoft YaHei" w:hAnsi="Microsoft YaHei"/>
+          <w:sz w:val="21"/>
+        </w:rPr>
+        <w:t>解析命令行参数。</w:t>
+      </w:r>
+    </w:p>
+    <w:p>
+      <w:pPr>
+        <w:spacing w:before="120" w:after="40"/>
+      </w:pPr>
+      <w:r>
+        <w:rPr>
+          <w:color w:val="999999"/>
+          <w:sz w:val="16"/>
+        </w:rPr>
+        <w:t xml:space="preserve">  L244  </w:t>
+      </w:r>
+      <w:r>
+        <w:rPr>
+          <w:rFonts w:ascii="Consolas" w:hAnsi="Consolas"/>
+          <w:b/>
+          <w:color w:val="1F3A5F"/>
+          <w:sz w:val="20"/>
+        </w:rPr>
+        <w:t>set_seed(args.seed)</w:t>
+      </w:r>
+    </w:p>
+    <w:p>
+      <w:pPr>
+        <w:spacing w:before="0" w:after="120"/>
+        <w:ind w:left="454"/>
+      </w:pPr>
+      <w:r>
+        <w:rPr>
+          <w:rFonts w:ascii="Microsoft YaHei" w:hAnsi="Microsoft YaHei"/>
+          <w:sz w:val="21"/>
+        </w:rPr>
+        <w:t>★ 调用 week11_common 的 set_seed，统一设置 random/numpy/torch 随机种子，保证可复现。</w:t>
+      </w:r>
+    </w:p>
+    <w:p>
+      <w:pPr>
+        <w:spacing w:before="120" w:after="40"/>
+      </w:pPr>
+      <w:r>
+        <w:rPr>
+          <w:color w:val="999999"/>
+          <w:sz w:val="16"/>
+        </w:rPr>
+        <w:t xml:space="preserve">  L247  </w:t>
+      </w:r>
+      <w:r>
+        <w:rPr>
+          <w:rFonts w:ascii="Consolas" w:hAnsi="Consolas"/>
+          <w:b/>
+          <w:color w:val="1F3A5F"/>
+          <w:sz w:val="20"/>
+        </w:rPr>
+        <w:t>print("╔══════════════════════════════════════════════════════╗")</w:t>
+      </w:r>
+    </w:p>
+    <w:p>
+      <w:pPr>
+        <w:spacing w:before="0" w:after="120"/>
+        <w:ind w:left="454"/>
+      </w:pPr>
+      <w:r>
+        <w:rPr>
+          <w:rFonts w:ascii="Microsoft YaHei" w:hAnsi="Microsoft YaHei"/>
+          <w:sz w:val="21"/>
+        </w:rPr>
+        <w:t>打印框线装饰（盒形字符），让程序输出有辨识度。</w:t>
+      </w:r>
+    </w:p>
+    <w:p>
+      <w:pPr>
+        <w:spacing w:before="120" w:after="40"/>
+      </w:pPr>
+      <w:r>
+        <w:rPr>
+          <w:color w:val="999999"/>
+          <w:sz w:val="16"/>
+        </w:rPr>
+        <w:t xml:space="preserve">  L248  </w:t>
+      </w:r>
+      <w:r>
+        <w:rPr>
+          <w:rFonts w:ascii="Consolas" w:hAnsi="Consolas"/>
+          <w:b/>
+          <w:color w:val="1F3A5F"/>
+          <w:sz w:val="20"/>
+        </w:rPr>
+        <w:t>print("║  Week 11 Step 1: 连续动作环境                     ║")</w:t>
+      </w:r>
+    </w:p>
+    <w:p>
+      <w:pPr>
+        <w:spacing w:before="0" w:after="120"/>
+        <w:ind w:left="454"/>
+      </w:pPr>
+      <w:r>
+        <w:rPr>
+          <w:rFonts w:ascii="Microsoft YaHei" w:hAnsi="Microsoft YaHei"/>
+          <w:sz w:val="21"/>
+        </w:rPr>
+        <w:t>标题行。</w:t>
+      </w:r>
+    </w:p>
+    <w:p>
+      <w:pPr>
+        <w:spacing w:before="120" w:after="40"/>
+      </w:pPr>
+      <w:r>
+        <w:rPr>
+          <w:color w:val="999999"/>
+          <w:sz w:val="16"/>
+        </w:rPr>
+        <w:t xml:space="preserve">  L249  </w:t>
+      </w:r>
+      <w:r>
+        <w:rPr>
+          <w:rFonts w:ascii="Consolas" w:hAnsi="Consolas"/>
+          <w:b/>
+          <w:color w:val="1F3A5F"/>
+          <w:sz w:val="20"/>
+        </w:rPr>
+        <w:t>print("║  从离散（GridWorld 4×4）到连续（EMS 简化版）      ║")</w:t>
+      </w:r>
+    </w:p>
+    <w:p>
+      <w:pPr>
+        <w:spacing w:before="0" w:after="120"/>
+        <w:ind w:left="454"/>
+      </w:pPr>
+      <w:r>
+        <w:rPr>
+          <w:rFonts w:ascii="Microsoft YaHei" w:hAnsi="Microsoft YaHei"/>
+          <w:sz w:val="21"/>
+        </w:rPr>
+        <w:t>副标题：点明学习跨度。</w:t>
+      </w:r>
+    </w:p>
+    <w:p>
+      <w:pPr>
+        <w:spacing w:before="120" w:after="40"/>
+      </w:pPr>
+      <w:r>
+        <w:rPr>
+          <w:color w:val="999999"/>
+          <w:sz w:val="16"/>
+        </w:rPr>
+        <w:t xml:space="preserve">  L250  </w:t>
+      </w:r>
+      <w:r>
+        <w:rPr>
+          <w:rFonts w:ascii="Consolas" w:hAnsi="Consolas"/>
+          <w:b/>
+          <w:color w:val="1F3A5F"/>
+          <w:sz w:val="20"/>
+        </w:rPr>
+        <w:t>print("╚══════════════════════════════════════════════════════╝")</w:t>
+      </w:r>
+    </w:p>
+    <w:p>
+      <w:pPr>
+        <w:spacing w:before="0" w:after="120"/>
+        <w:ind w:left="454"/>
+      </w:pPr>
+      <w:r>
+        <w:rPr>
+          <w:rFonts w:ascii="Microsoft YaHei" w:hAnsi="Microsoft YaHei"/>
+          <w:sz w:val="21"/>
+        </w:rPr>
+        <w:t>盒形收尾。</w:t>
+      </w:r>
+    </w:p>
+    <w:p>
+      <w:pPr>
+        <w:spacing w:before="120" w:after="40"/>
+      </w:pPr>
+      <w:r>
+        <w:rPr>
+          <w:color w:val="999999"/>
+          <w:sz w:val="16"/>
+        </w:rPr>
+        <w:t xml:space="preserve">  L253  </w:t>
+      </w:r>
+      <w:r>
+        <w:rPr>
+          <w:rFonts w:ascii="Consolas" w:hAnsi="Consolas"/>
+          <w:b/>
+          <w:color w:val="1F3A5F"/>
+          <w:sz w:val="20"/>
+        </w:rPr>
+        <w:t>test_env()</w:t>
+      </w:r>
+    </w:p>
+    <w:p>
+      <w:pPr>
+        <w:spacing w:before="0" w:after="120"/>
+        <w:ind w:left="454"/>
+      </w:pPr>
+      <w:r>
+        <w:rPr>
+          <w:rFonts w:ascii="Microsoft YaHei" w:hAnsi="Microsoft YaHei"/>
+          <w:sz w:val="21"/>
+        </w:rPr>
+        <w:t>先跑环境冒烟测试。</w:t>
+      </w:r>
+    </w:p>
+    <w:p>
+      <w:pPr>
+        <w:spacing w:before="120" w:after="40"/>
+      </w:pPr>
+      <w:r>
+        <w:rPr>
+          <w:color w:val="999999"/>
+          <w:sz w:val="16"/>
+        </w:rPr>
+        <w:t xml:space="preserve">  L254  </w:t>
+      </w:r>
+      <w:r>
+        <w:rPr>
+          <w:rFonts w:ascii="Consolas" w:hAnsi="Consolas"/>
+          <w:b/>
+          <w:color w:val="1F3A5F"/>
+          <w:sz w:val="20"/>
+        </w:rPr>
+        <w:t>if not args.skip_dqn_demo:</w:t>
+      </w:r>
+    </w:p>
+    <w:p>
+      <w:pPr>
+        <w:spacing w:before="0" w:after="120"/>
+        <w:ind w:left="454"/>
+      </w:pPr>
+      <w:r>
+        <w:rPr>
+          <w:rFonts w:ascii="Microsoft YaHei" w:hAnsi="Microsoft YaHei"/>
+          <w:sz w:val="21"/>
+        </w:rPr>
+        <w:t>如果没加 --skip-dqn-demo。</w:t>
+      </w:r>
+    </w:p>
+    <w:p>
+      <w:pPr>
+        <w:spacing w:before="120" w:after="40"/>
+      </w:pPr>
+      <w:r>
+        <w:rPr>
+          <w:color w:val="999999"/>
+          <w:sz w:val="16"/>
+        </w:rPr>
+        <w:t xml:space="preserve">  L255  </w:t>
+      </w:r>
+      <w:r>
+        <w:rPr>
+          <w:rFonts w:ascii="Consolas" w:hAnsi="Consolas"/>
+          <w:b/>
+          <w:color w:val="1F3A5F"/>
+          <w:sz w:val="20"/>
+        </w:rPr>
+        <w:t>demo_dqn_failure()</w:t>
+      </w:r>
+    </w:p>
+    <w:p>
+      <w:pPr>
+        <w:spacing w:before="0" w:after="120"/>
+        <w:ind w:left="454"/>
+      </w:pPr>
+      <w:r>
+        <w:rPr>
+          <w:rFonts w:ascii="Microsoft YaHei" w:hAnsi="Microsoft YaHei"/>
+          <w:sz w:val="21"/>
+        </w:rPr>
+        <w:t>再跑 DQN 失败演示。默认两条都跑。</w:t>
+      </w:r>
+    </w:p>
+    <w:p>
+      <w:pPr>
+        <w:spacing w:before="120" w:after="40"/>
+      </w:pPr>
+      <w:r>
+        <w:rPr>
+          <w:color w:val="999999"/>
+          <w:sz w:val="16"/>
+        </w:rPr>
+        <w:t xml:space="preserve">  L258  </w:t>
+      </w:r>
+      <w:r>
+        <w:rPr>
+          <w:rFonts w:ascii="Consolas" w:hAnsi="Consolas"/>
+          <w:b/>
+          <w:color w:val="1F3A5F"/>
+          <w:sz w:val="20"/>
+        </w:rPr>
+        <w:t>if __name__ == '__main__':</w:t>
+      </w:r>
+    </w:p>
+    <w:p>
+      <w:pPr>
+        <w:spacing w:before="0" w:after="120"/>
+        <w:ind w:left="454"/>
+      </w:pPr>
+      <w:r>
+        <w:rPr>
+          <w:rFonts w:ascii="Microsoft YaHei" w:hAnsi="Microsoft YaHei"/>
+          <w:sz w:val="21"/>
+        </w:rPr>
+        <w:t>★ Python 入口惯用法：只有直接执行本文件（而非被 import）时，才执行 main()。被 import 时只加载类定义，不自动跑演示。</w:t>
+      </w:r>
+    </w:p>
+    <w:p>
+      <w:pPr>
+        <w:spacing w:before="120" w:after="40"/>
+      </w:pPr>
+      <w:r>
+        <w:rPr>
+          <w:color w:val="999999"/>
+          <w:sz w:val="16"/>
+        </w:rPr>
+        <w:t xml:space="preserve">  L259  </w:t>
+      </w:r>
+      <w:r>
+        <w:rPr>
+          <w:rFonts w:ascii="Consolas" w:hAnsi="Consolas"/>
+          <w:b/>
+          <w:color w:val="1F3A5F"/>
+          <w:sz w:val="20"/>
+        </w:rPr>
+        <w:t>main()</w:t>
+      </w:r>
+    </w:p>
+    <w:p>
+      <w:pPr>
+        <w:spacing w:before="0" w:after="120"/>
+        <w:ind w:left="454"/>
+      </w:pPr>
+      <w:r>
+        <w:rPr>
+          <w:rFonts w:ascii="Microsoft YaHei" w:hAnsi="Microsoft YaHei"/>
+          <w:sz w:val="21"/>
+        </w:rPr>
+        <w:t>调用主函数，启动程序。</w:t>
+      </w:r>
+    </w:p>
+    <w:p>
+      <w:r>
+        <w:br w:type="page"/>
+      </w:r>
+    </w:p>
+    <w:p>
+      <w:pPr>
+        <w:pStyle w:val="Heading1"/>
+      </w:pPr>
+      <w:r>
+        <w:rPr>
+          <w:color w:val="1F3A5F"/>
+        </w:rPr>
+        <w:t>七、机制专题</w:t>
+      </w:r>
+    </w:p>
+    <w:p>
+      <w:pPr>
+        <w:pStyle w:val="Heading2"/>
+      </w:pPr>
+      <w:r>
+        <w:rPr>
+          <w:color w:val="1F3A5F"/>
+        </w:rPr>
+        <w:t>7.1 一个 step 的完整数值走查</w:t>
+      </w:r>
+    </w:p>
+    <w:p>
+      <w:pPr>
+        <w:spacing w:after="60"/>
+      </w:pPr>
+      <w:r>
+        <w:rPr>
+          <w:rFonts w:ascii="Microsoft YaHei" w:hAnsi="Microsoft YaHei"/>
+          <w:b w:val="0"/>
+          <w:sz w:val="22"/>
+        </w:rPr>
+        <w:t>假设当前 SOC=0.55，steps=30，动作 action=0.7，逐步推演：</w:t>
+      </w:r>
+    </w:p>
+    <w:p>
+      <w:pPr>
+        <w:spacing w:before="0" w:after="20"/>
+        <w:ind w:left="567"/>
+      </w:pPr>
+      <w:r>
+        <w:rPr>
+          <w:rFonts w:ascii="Consolas" w:hAnsi="Consolas"/>
+          <w:color w:val="27AE60"/>
+          <w:sz w:val="18"/>
+        </w:rPr>
+        <w:t>1. 反归一化:    p_fc = clip(0.7,0,1)×30 = 21.0 kW</w:t>
+      </w:r>
+    </w:p>
+    <w:p>
+      <w:pPr>
+        <w:spacing w:before="0" w:after="20"/>
+        <w:ind w:left="567"/>
+      </w:pPr>
+      <w:r>
+        <w:rPr>
+          <w:rFonts w:ascii="Consolas" w:hAnsi="Consolas"/>
+          <w:color w:val="27AE60"/>
+          <w:sz w:val="18"/>
+        </w:rPr>
+        <w:t>2. 负载更新:     sin(30×0.1)=sin(3)≈0.141</w:t>
+      </w:r>
+    </w:p>
+    <w:p>
+      <w:pPr>
+        <w:spacing w:before="0" w:after="20"/>
+        <w:ind w:left="567"/>
+      </w:pPr>
+      <w:r>
+        <w:rPr>
+          <w:rFonts w:ascii="Consolas" w:hAnsi="Consolas"/>
+          <w:color w:val="27AE60"/>
+          <w:sz w:val="18"/>
+        </w:rPr>
+        <w:t xml:space="preserve">                p_load = 0.3 + 0.4×(0.5+0.5×0.141) = 0.3+0.4×0.5706 ≈ 0.528 kW</w:t>
+      </w:r>
+    </w:p>
+    <w:p>
+      <w:pPr>
+        <w:spacing w:before="0" w:after="20"/>
+        <w:ind w:left="567"/>
+      </w:pPr>
+      <w:r>
+        <w:rPr>
+          <w:rFonts w:ascii="Consolas" w:hAnsi="Consolas"/>
+          <w:color w:val="27AE60"/>
+          <w:sz w:val="18"/>
+        </w:rPr>
+        <w:t>3. 功率差:       power_diff = 21.0 - 0.528 ≈ 20.47 kW</w:t>
+      </w:r>
+    </w:p>
+    <w:p>
+      <w:pPr>
+        <w:spacing w:before="0" w:after="20"/>
+        <w:ind w:left="567"/>
+      </w:pPr>
+      <w:r>
+        <w:rPr>
+          <w:rFonts w:ascii="Consolas" w:hAnsi="Consolas"/>
+          <w:color w:val="27AE60"/>
+          <w:sz w:val="18"/>
+        </w:rPr>
+        <w:t>4. SOC 变化:     soc_change = 20.47 / 50 ≈ 0.409   ← 很大！因为满载充电</w:t>
+      </w:r>
+    </w:p>
+    <w:p>
+      <w:pPr>
+        <w:spacing w:before="0" w:after="20"/>
+        <w:ind w:left="567"/>
+      </w:pPr>
+      <w:r>
+        <w:rPr>
+          <w:rFonts w:ascii="Consolas" w:hAnsi="Consolas"/>
+          <w:color w:val="27AE60"/>
+          <w:sz w:val="18"/>
+        </w:rPr>
+        <w:t>5. 新 SOC:       soc = clip(0.55+0.409, 0.2, 0.9) = 0.9  ← 直接顶到上界</w:t>
+      </w:r>
+    </w:p>
+    <w:p>
+      <w:pPr>
+        <w:spacing w:before="0" w:after="20"/>
+        <w:ind w:left="567"/>
+      </w:pPr>
+      <w:r>
+        <w:rPr>
+          <w:rFonts w:ascii="Consolas" w:hAnsi="Consolas"/>
+          <w:color w:val="27AE60"/>
+          <w:sz w:val="18"/>
+        </w:rPr>
+        <w:t>6. 奖励:         fuel_cost = -0.01×21 = -0.21</w:t>
+      </w:r>
+    </w:p>
+    <w:p>
+      <w:pPr>
+        <w:spacing w:before="0" w:after="20"/>
+        <w:ind w:left="567"/>
+      </w:pPr>
+      <w:r>
+        <w:rPr>
+          <w:rFonts w:ascii="Consolas" w:hAnsi="Consolas"/>
+          <w:color w:val="27AE60"/>
+          <w:sz w:val="18"/>
+        </w:rPr>
+        <w:t xml:space="preserve">                soc_penalty = -0.5×(0.9-0.6)² = -0.5×0.09 = -0.045</w:t>
+      </w:r>
+    </w:p>
+    <w:p>
+      <w:pPr>
+        <w:spacing w:before="0" w:after="20"/>
+        <w:ind w:left="567"/>
+      </w:pPr>
+      <w:r>
+        <w:rPr>
+          <w:rFonts w:ascii="Consolas" w:hAnsi="Consolas"/>
+          <w:color w:val="27AE60"/>
+          <w:sz w:val="18"/>
+        </w:rPr>
+        <w:t xml:space="preserve">                soc_bound_penalty = -1.0  (SOC≥0.9 触界)</w:t>
+      </w:r>
+    </w:p>
+    <w:p>
+      <w:pPr>
+        <w:spacing w:before="0" w:after="20"/>
+        <w:ind w:left="567"/>
+      </w:pPr>
+      <w:r>
+        <w:rPr>
+          <w:rFonts w:ascii="Consolas" w:hAnsi="Consolas"/>
+          <w:color w:val="27AE60"/>
+          <w:sz w:val="18"/>
+        </w:rPr>
+        <w:t xml:space="preserve">                reward = -0.21 - 0.045 - 1.0 = -1.255</w:t>
+      </w:r>
+    </w:p>
+    <w:p>
+      <w:pPr>
+        <w:spacing w:before="0" w:after="20"/>
+        <w:ind w:left="567"/>
+      </w:pPr>
+      <w:r>
+        <w:rPr>
+          <w:rFonts w:ascii="Consolas" w:hAnsi="Consolas"/>
+          <w:color w:val="27AE60"/>
+          <w:sz w:val="18"/>
+        </w:rPr>
+        <w:t>7. 终止:         SOC=0.9 → done = True   ← 这一局提前结束</w:t>
+      </w:r>
+    </w:p>
+    <w:p>
+      <w:pPr>
+        <w:spacing w:before="120" w:after="120"/>
+        <w:ind w:left="283" w:right="283"/>
+      </w:pPr>
+      <w:r>
+        <w:rPr>
+          <w:rFonts w:ascii="Microsoft YaHei" w:hAnsi="Microsoft YaHei"/>
+          <w:b/>
+          <w:color w:val="E67E22"/>
+          <w:sz w:val="22"/>
+        </w:rPr>
+        <w:t>💡 这个例子揭示了环境的设计张力：动作直接取 0.7（21kW）远超负载 0.53kW，导致 SOC 一步冲顶。智能体必须学会"跟随负载"——P_fc 大致等于 P_load，SOC 才平稳，奖励才高。这正是 PPO 环境里加入 tracking_bonus 的伏笔。</w:t>
+      </w:r>
+    </w:p>
+    <w:p>
+      <w:pPr>
+        <w:pStyle w:val="Heading2"/>
+      </w:pPr>
+      <w:r>
+        <w:rPr>
+          <w:color w:val="1F3A5F"/>
+        </w:rPr>
+        <w:t>7.2 奖励三项的权衡博弈</w:t>
+      </w:r>
+    </w:p>
+    <w:tbl>
+      <w:tblPr>
+        <w:tblStyle w:val="TableGrid"/>
+        <w:tblW w:type="auto" w:w="0"/>
+        <w:tblLook w:firstColumn="1" w:firstRow="1" w:lastColumn="0" w:lastRow="0" w:noHBand="0" w:noVBand="1" w:val="04A0"/>
+      </w:tblPr>
+      <w:tblGrid>
+        <w:gridCol w:w="2160"/>
+        <w:gridCol w:w="2160"/>
+        <w:gridCol w:w="2160"/>
+        <w:gridCol w:w="2160"/>
+      </w:tblGrid>
+      <w:tr>
+        <w:tc>
+          <w:tcPr>
+            <w:tcW w:type="dxa" w:w="2160"/>
+          </w:tcPr>
+          <w:p>
+            <w:r>
+              <w:rPr>
+                <w:rFonts w:ascii="Microsoft YaHei" w:hAnsi="Microsoft YaHei"/>
+                <w:b/>
+                <w:sz w:val="19"/>
+              </w:rPr>
+              <w:t>项目</w:t>
+            </w:r>
+          </w:p>
+        </w:tc>
+        <w:tc>
+          <w:tcPr>
+            <w:tcW w:type="dxa" w:w="2160"/>
+          </w:tcPr>
+          <w:p>
+            <w:r>
+              <w:rPr>
+                <w:rFonts w:ascii="Microsoft YaHei" w:hAnsi="Microsoft YaHei"/>
+                <w:b/>
+                <w:sz w:val="19"/>
+              </w:rPr>
+              <w:t>公式</w:t>
+            </w:r>
+          </w:p>
+        </w:tc>
+        <w:tc>
+          <w:tcPr>
+            <w:tcW w:type="dxa" w:w="2160"/>
+          </w:tcPr>
+          <w:p>
+            <w:r>
+              <w:rPr>
+                <w:rFonts w:ascii="Microsoft YaHei" w:hAnsi="Microsoft YaHei"/>
+                <w:b/>
+                <w:sz w:val="19"/>
+              </w:rPr>
+              <w:t>量级</w:t>
+            </w:r>
+          </w:p>
+        </w:tc>
+        <w:tc>
+          <w:tcPr>
+            <w:tcW w:type="dxa" w:w="2160"/>
+          </w:tcPr>
+          <w:p>
+            <w:r>
+              <w:rPr>
+                <w:rFonts w:ascii="Microsoft YaHei" w:hAnsi="Microsoft YaHei"/>
+                <w:b/>
+                <w:sz w:val="19"/>
+              </w:rPr>
+              <w:t>主导倾向</w:t>
+            </w:r>
+          </w:p>
+        </w:tc>
+      </w:tr>
+      <w:tr>
+        <w:tc>
+          <w:tcPr>
+            <w:tcW w:type="dxa" w:w="2160"/>
+          </w:tcPr>
+          <w:p>
+            <w:r>
+              <w:rPr>
+                <w:rFonts w:ascii="Microsoft YaHei" w:hAnsi="Microsoft YaHei"/>
+                <w:sz w:val="19"/>
+              </w:rPr>
+              <w:t>燃料成本</w:t>
+            </w:r>
+          </w:p>
+        </w:tc>
+        <w:tc>
+          <w:tcPr>
+            <w:tcW w:type="dxa" w:w="2160"/>
+          </w:tcPr>
+          <w:p>
+            <w:r>
+              <w:rPr>
+                <w:rFonts w:ascii="Microsoft YaHei" w:hAnsi="Microsoft YaHei"/>
+                <w:sz w:val="19"/>
+              </w:rPr>
+              <w:t>-0.01 × P_fc</w:t>
+            </w:r>
+          </w:p>
+        </w:tc>
+        <w:tc>
+          <w:tcPr>
+            <w:tcW w:type="dxa" w:w="2160"/>
+          </w:tcPr>
+          <w:p>
+            <w:r>
+              <w:rPr>
+                <w:rFonts w:ascii="Microsoft YaHei" w:hAnsi="Microsoft YaHei"/>
+                <w:sz w:val="19"/>
+              </w:rPr>
+              <w:t>-0.3 ~ 0</w:t>
+            </w:r>
+          </w:p>
+        </w:tc>
+        <w:tc>
+          <w:tcPr>
+            <w:tcW w:type="dxa" w:w="2160"/>
+          </w:tcPr>
+          <w:p>
+            <w:r>
+              <w:rPr>
+                <w:rFonts w:ascii="Microsoft YaHei" w:hAnsi="Microsoft YaHei"/>
+                <w:sz w:val="19"/>
+              </w:rPr>
+              <w:t>让 P_fc 越小越好（省油）</w:t>
+            </w:r>
+          </w:p>
+        </w:tc>
+      </w:tr>
+      <w:tr>
+        <w:tc>
+          <w:tcPr>
+            <w:tcW w:type="dxa" w:w="2160"/>
+          </w:tcPr>
+          <w:p>
+            <w:r>
+              <w:rPr>
+                <w:rFonts w:ascii="Microsoft YaHei" w:hAnsi="Microsoft YaHei"/>
+                <w:sz w:val="19"/>
+              </w:rPr>
+              <w:t>SOC 偏离</w:t>
+            </w:r>
+          </w:p>
+        </w:tc>
+        <w:tc>
+          <w:tcPr>
+            <w:tcW w:type="dxa" w:w="2160"/>
+          </w:tcPr>
+          <w:p>
+            <w:r>
+              <w:rPr>
+                <w:rFonts w:ascii="Microsoft YaHei" w:hAnsi="Microsoft YaHei"/>
+                <w:sz w:val="19"/>
+              </w:rPr>
+              <w:t>-0.5 × (SOC-0.6)²</w:t>
+            </w:r>
+          </w:p>
+        </w:tc>
+        <w:tc>
+          <w:tcPr>
+            <w:tcW w:type="dxa" w:w="2160"/>
+          </w:tcPr>
+          <w:p>
+            <w:r>
+              <w:rPr>
+                <w:rFonts w:ascii="Microsoft YaHei" w:hAnsi="Microsoft YaHei"/>
+                <w:sz w:val="19"/>
+              </w:rPr>
+              <w:t>-0.08 ~ 0</w:t>
+            </w:r>
+          </w:p>
+        </w:tc>
+        <w:tc>
+          <w:tcPr>
+            <w:tcW w:type="dxa" w:w="2160"/>
+          </w:tcPr>
+          <w:p>
+            <w:r>
+              <w:rPr>
+                <w:rFonts w:ascii="Microsoft YaHei" w:hAnsi="Microsoft YaHei"/>
+                <w:sz w:val="19"/>
+              </w:rPr>
+              <w:t>让 SOC 贴近 0.6</w:t>
+            </w:r>
+          </w:p>
+        </w:tc>
+      </w:tr>
+      <w:tr>
+        <w:tc>
+          <w:tcPr>
+            <w:tcW w:type="dxa" w:w="2160"/>
+          </w:tcPr>
+          <w:p>
+            <w:r>
+              <w:rPr>
+                <w:rFonts w:ascii="Microsoft YaHei" w:hAnsi="Microsoft YaHei"/>
+                <w:sz w:val="19"/>
+              </w:rPr>
+              <w:t>越界惩罚</w:t>
+            </w:r>
+          </w:p>
+        </w:tc>
+        <w:tc>
+          <w:tcPr>
+            <w:tcW w:type="dxa" w:w="2160"/>
+          </w:tcPr>
+          <w:p>
+            <w:r>
+              <w:rPr>
+                <w:rFonts w:ascii="Microsoft YaHei" w:hAnsi="Microsoft YaHei"/>
+                <w:sz w:val="19"/>
+              </w:rPr>
+              <w:t>触界时 -1.0</w:t>
+            </w:r>
+          </w:p>
+        </w:tc>
+        <w:tc>
+          <w:tcPr>
+            <w:tcW w:type="dxa" w:w="2160"/>
+          </w:tcPr>
+          <w:p>
+            <w:r>
+              <w:rPr>
+                <w:rFonts w:ascii="Microsoft YaHei" w:hAnsi="Microsoft YaHei"/>
+                <w:sz w:val="19"/>
+              </w:rPr>
+              <w:t>0 或 -1</w:t>
+            </w:r>
+          </w:p>
+        </w:tc>
+        <w:tc>
+          <w:tcPr>
+            <w:tcW w:type="dxa" w:w="2160"/>
+          </w:tcPr>
+          <w:p>
+            <w:r>
+              <w:rPr>
+                <w:rFonts w:ascii="Microsoft YaHei" w:hAnsi="Microsoft YaHei"/>
+                <w:sz w:val="19"/>
+              </w:rPr>
+              <w:t>绝不让 SOC 出 [0.2,0.9]</w:t>
+            </w:r>
+          </w:p>
+        </w:tc>
+      </w:tr>
+    </w:tbl>
+    <w:p>
+      <w:pPr>
+        <w:spacing w:after="60"/>
+      </w:pPr>
+      <w:r>
+        <w:rPr>
+          <w:rFonts w:ascii="Microsoft YaHei" w:hAnsi="Microsoft YaHei"/>
+          <w:b w:val="0"/>
+          <w:sz w:val="22"/>
+        </w:rPr>
+        <w:t>三者角力：如果只省油（P_fc≈0），SOC 会一路掉到 0.2 以下触发 -1.0 重罚；如果只保电量（P_fc≈30），燃料成本 -0.3 且 SOC 冲到 0.9 又触发重罚。最优解就是 P_fc ≈ P_load，SOC 微幅波动。RL 的任务就是从这个连续空间中搜出这个平衡点。</w:t>
+      </w:r>
+    </w:p>
+    <w:p>
+      <w:r>
+        <w:br w:type="page"/>
+      </w:r>
+    </w:p>
+    <w:p>
+      <w:pPr>
+        <w:pStyle w:val="Heading1"/>
+      </w:pPr>
+      <w:r>
+        <w:rPr>
+          <w:color w:val="1F3A5F"/>
+        </w:rPr>
+        <w:t>八、面试要点</w:t>
+      </w:r>
+    </w:p>
+    <w:p>
+      <w:pPr>
+        <w:pStyle w:val="ListBullet"/>
+        <w:ind w:left="850"/>
+      </w:pPr>
+      <w:r>
+        <w:t>「为什么 EMS 的功率分配是连续控制问题？」→ 燃料电池功率可以在 0-30kW 任意取值，不是 4 个档位；强行离散化会损失精度并导致维度灾难（离散档数指数增长）。</w:t>
+      </w:r>
+    </w:p>
+    <w:p>
+      <w:pPr>
+        <w:pStyle w:val="ListBullet"/>
+        <w:ind w:left="850"/>
+      </w:pPr>
+      <w:r>
+        <w:t>「DQN 为什么不能直接处理连续动作？」→ 两个数学环节：决策 a=argmax Q(s,a) 和更新 target=r+γ·max Q(s',a')，都需要遍历动作空间；连续空间有无穷多个点，无法遍历。这是结构性问题，调参无法解决。</w:t>
+      </w:r>
+    </w:p>
+    <w:p>
+      <w:pPr>
+        <w:pStyle w:val="ListBullet"/>
+        <w:ind w:left="850"/>
+      </w:pPr>
+      <w:r>
+        <w:t>「连续动作该怎么解决？」→ 策略梯度方法：直接输出动作分布参数 [μ,σ]，从正态分布采样得动作，绕开 argmax。</w:t>
+      </w:r>
+    </w:p>
+    <w:p>
+      <w:pPr>
+        <w:pStyle w:val="ListBullet"/>
+        <w:ind w:left="850"/>
+      </w:pPr>
+      <w:r>
+        <w:t>「奖励函数怎么设计的？」→ 三项：燃料成本（经济性）、SOC 偏离惩罚（电量保持）、SOC 越界惩罚（安全性硬约束）。</w:t>
+      </w:r>
+    </w:p>
+    <w:p>
+      <w:pPr>
+        <w:pStyle w:val="ListBullet"/>
+        <w:ind w:left="850"/>
+      </w:pPr>
+      <w:r>
+        <w:t>「环境接口？」→ Gym 风格：reset() 返回初始状态，step(action) 返回 (state, reward, done, info)。</w:t>
+      </w:r>
+    </w:p>
+    <w:p>
+      <w:pPr>
+        <w:pStyle w:val="Heading1"/>
+      </w:pPr>
+      <w:r>
+        <w:rPr>
+          <w:color w:val="1F3A5F"/>
+        </w:rPr>
+        <w:t>九、常见疑问 FAQ</w:t>
+      </w:r>
+    </w:p>
+    <w:p>
+      <w:pPr>
+        <w:pStyle w:val="ListBullet"/>
+        <w:ind w:left="850"/>
+      </w:pPr>
+      <w:r>
+        <w:t>Q：为什么 P_fc 归一化到 [0,1] 而不是直接用 kW？→ 神经网络对固定范围输入更稳定，且方便换不同功率等级的燃料电池（改乘数即可），解耦了"策略"和"物理量纲"。</w:t>
+      </w:r>
+    </w:p>
+    <w:p>
+      <w:pPr>
+        <w:pStyle w:val="ListBullet"/>
+        <w:ind w:left="850"/>
+      </w:pPr>
+      <w:r>
+        <w:t>Q：SOC 更新为什么没乘 dt？→ 代码把每步时间隐含为 1 分钟（dt=1），功率差×1分钟≈能量增量，直接除以容量即得 SOC 变化，是教学环境的简化。真实系统需严格积分。</w:t>
+      </w:r>
+    </w:p>
+    <w:p>
+      <w:pPr>
+        <w:pStyle w:val="ListBullet"/>
+        <w:ind w:left="850"/>
+      </w:pPr>
+      <w:r>
+        <w:t>Q：DQN_Continuous 输出的 sigmoid 值算什么？→ 什么都不算——它既不是 Q 值（没法 argmax），也不是策略采样（没有分布概念），只是"监督式硬映射"，这正是演示要揭示的荒谬。</w:t>
+      </w:r>
+    </w:p>
+    <w:p>
+      <w:pPr>
+        <w:pStyle w:val="ListBullet"/>
+        <w:ind w:left="850"/>
+      </w:pPr>
+      <w:r>
+        <w:t>Q：200 步一局是什么量级？→ 每步 1 分钟，200 步≈3.3 小时。对应一次短途航行/行驶的负荷时长。</w:t>
+      </w:r>
+    </w:p>
+    <w:p>
+      <w:pPr>
+        <w:pStyle w:val="ListBullet"/>
+        <w:ind w:left="850"/>
+      </w:pPr>
+      <w:r>
+        <w:t>Q：正弦负载曲线合理吗？→ 只是教学简化。真实负载是实测序列，但正弦能模拟周期性起伏（如加速/巡航交替），足以演示"负载在变"这一核心矛盾。</w:t>
       </w:r>
     </w:p>
     <w:sectPr>
